--- a/Tyler/.Net_Blazor/Tyler_Roberts.docx
+++ b/Tyler/.Net_Blazor/Tyler_Roberts.docx
@@ -44,7 +44,7 @@
           <w:sz w:val="19"/>
           <w:szCs w:val="19"/>
         </w:rPr>
-        <w:t>tylerroberts.dev@oudook.com | linkedin.com/in/tyler-roberts-3b839b3a9/ | Florida, United States | +1 (321) 376-7095</w:t>
+        <w:t>tylerrdev@outlook.com | linkedin.com/in/tyler-roberts-76a8193b2/ | Florida, United States | +1 (321) 376-7095</w:t>
       </w:r>
     </w:p>
     <w:p>

--- a/Tyler/.Net_Blazor/Tyler_Roberts.docx
+++ b/Tyler/.Net_Blazor/Tyler_Roberts.docx
@@ -32,6 +32,41 @@
         </w:rPr>
         <w:t>Senior Software Engineer</w:t>
       </w:r>
+      <w:r>
+        <w:rPr>
+          <w:rFonts w:ascii="Arial" w:eastAsia="Arial" w:hAnsi="Arial" w:cs="Arial"/>
+          <w:b/>
+          <w:bCs/>
+          <w:color w:val="6F8F6B"/>
+          <w:sz w:val="22"/>
+          <w:szCs w:val="22"/>
+        </w:rPr>
+        <w:t xml:space="preserve"> C# (.NET) </w:t>
+      </w:r>
+      <w:proofErr w:type="spellStart"/>
+      <w:r>
+        <w:rPr>
+          <w:rFonts w:ascii="Arial" w:eastAsia="Arial" w:hAnsi="Arial" w:cs="Arial"/>
+          <w:b/>
+          <w:bCs/>
+          <w:color w:val="6F8F6B"/>
+          <w:sz w:val="22"/>
+          <w:szCs w:val="22"/>
+        </w:rPr>
+        <w:t>Blazor</w:t>
+      </w:r>
+      <w:proofErr w:type="spellEnd"/>
+      <w:r>
+        <w:rPr>
+          <w:rFonts w:ascii="Arial" w:eastAsia="Arial" w:hAnsi="Arial" w:cs="Arial"/>
+          <w:b/>
+          <w:bCs/>
+          <w:color w:val="6F8F6B"/>
+          <w:sz w:val="22"/>
+          <w:szCs w:val="22"/>
+        </w:rPr>
+        <w:t xml:space="preserve"> </w:t>
+      </w:r>
     </w:p>
     <w:p>
       <w:pPr>
@@ -44,7 +79,34 @@
           <w:sz w:val="19"/>
           <w:szCs w:val="19"/>
         </w:rPr>
-        <w:t>tylerrdev@outlook.com | linkedin.com/in/tyler-roberts-76a8193b2/ | Florida, United States | +1 (321) 376-7095</w:t>
+        <w:t>tylerrobertsdev@outlook.com</w:t>
+      </w:r>
+      <w:r>
+        <w:rPr>
+          <w:rFonts w:ascii="Arial" w:eastAsia="Arial" w:hAnsi="Arial" w:cs="Arial"/>
+          <w:color w:val="4B5563"/>
+          <w:sz w:val="19"/>
+          <w:szCs w:val="19"/>
+        </w:rPr>
+        <w:t xml:space="preserve"> | </w:t>
+      </w:r>
+      <w:r>
+        <w:rPr>
+          <w:rFonts w:ascii="Arial" w:eastAsia="Arial" w:hAnsi="Arial" w:cs="Arial"/>
+          <w:color w:val="4B5563"/>
+          <w:sz w:val="19"/>
+          <w:szCs w:val="19"/>
+        </w:rPr>
+        <w:t>linkedin.com/in/tyler-roberts-1454473b4</w:t>
+      </w:r>
+      <w:r>
+        <w:rPr>
+          <w:rFonts w:ascii="Arial" w:eastAsia="Arial" w:hAnsi="Arial" w:cs="Arial"/>
+          <w:color w:val="4B5563"/>
+          <w:sz w:val="19"/>
+          <w:szCs w:val="19"/>
+        </w:rPr>
+        <w:t xml:space="preserve"> | Florida, United States | +1 (321) 376-7095</w:t>
       </w:r>
     </w:p>
     <w:p>
@@ -73,182 +135,255 @@
         <w:jc w:val="both"/>
         <w:rPr>
           <w:rFonts w:ascii="Arial" w:hAnsi="Arial" w:cs="Arial"/>
-        </w:rPr>
-      </w:pPr>
-      <w:r>
-        <w:rPr>
-          <w:rFonts w:ascii="Arial" w:hAnsi="Arial" w:cs="Arial"/>
-        </w:rPr>
-        <w:t xml:space="preserve">Senior software engineer with </w:t>
-      </w:r>
-      <w:r>
-        <w:rPr>
-          <w:rStyle w:val="Strong"/>
-          <w:rFonts w:ascii="Arial" w:hAnsi="Arial" w:cs="Arial"/>
-        </w:rPr>
-        <w:t>9+ years</w:t>
-      </w:r>
-      <w:r>
-        <w:rPr>
-          <w:rFonts w:ascii="Arial" w:hAnsi="Arial" w:cs="Arial"/>
-        </w:rPr>
-        <w:t xml:space="preserve"> building and owning </w:t>
-      </w:r>
-      <w:r>
-        <w:rPr>
-          <w:rStyle w:val="Strong"/>
-          <w:rFonts w:ascii="Arial" w:hAnsi="Arial" w:cs="Arial"/>
-        </w:rPr>
-        <w:t>cloud-native</w:t>
-      </w:r>
-      <w:r>
-        <w:rPr>
-          <w:rFonts w:ascii="Arial" w:hAnsi="Arial" w:cs="Arial"/>
-        </w:rPr>
-        <w:t xml:space="preserve"> SaaS platforms and internal products, specializing in </w:t>
-      </w:r>
-      <w:r>
-        <w:rPr>
-          <w:rStyle w:val="Strong"/>
-          <w:rFonts w:ascii="Arial" w:hAnsi="Arial" w:cs="Arial"/>
+          <w:sz w:val="22"/>
+        </w:rPr>
+      </w:pPr>
+      <w:r>
+        <w:rPr>
+          <w:sz w:val="22"/>
+        </w:rPr>
+        <w:t xml:space="preserve">Senior Software Engineer with </w:t>
+      </w:r>
+      <w:r>
+        <w:rPr>
+          <w:rStyle w:val="Strong"/>
+          <w:sz w:val="22"/>
+        </w:rPr>
+        <w:t>10+ years</w:t>
+      </w:r>
+      <w:r>
+        <w:rPr>
+          <w:sz w:val="22"/>
+        </w:rPr>
+        <w:t xml:space="preserve"> building enterprise web platforms, internal operations tools, and customer-facing </w:t>
+      </w:r>
+      <w:proofErr w:type="spellStart"/>
+      <w:r>
+        <w:rPr>
+          <w:sz w:val="22"/>
+        </w:rPr>
+        <w:t>SaaS</w:t>
+      </w:r>
+      <w:proofErr w:type="spellEnd"/>
+      <w:r>
+        <w:rPr>
+          <w:sz w:val="22"/>
+        </w:rPr>
+        <w:t xml:space="preserve"> products using </w:t>
+      </w:r>
+      <w:r>
+        <w:rPr>
+          <w:rStyle w:val="Strong"/>
+          <w:sz w:val="22"/>
         </w:rPr>
         <w:t>C#</w:t>
       </w:r>
       <w:r>
         <w:rPr>
-          <w:rFonts w:ascii="Arial" w:hAnsi="Arial" w:cs="Arial"/>
+          <w:sz w:val="22"/>
         </w:rPr>
         <w:t xml:space="preserve">, </w:t>
       </w:r>
       <w:r>
         <w:rPr>
           <w:rStyle w:val="Strong"/>
-          <w:rFonts w:ascii="Arial" w:hAnsi="Arial" w:cs="Arial"/>
-        </w:rPr>
-        <w:t>ASP.NET Core</w:t>
-      </w:r>
-      <w:r>
-        <w:rPr>
-          <w:rFonts w:ascii="Arial" w:hAnsi="Arial" w:cs="Arial"/>
-        </w:rPr>
-        <w:t xml:space="preserve">, and modern web UI (including </w:t>
-      </w:r>
-      <w:r>
-        <w:rPr>
-          <w:rStyle w:val="Strong"/>
-          <w:rFonts w:ascii="Arial" w:hAnsi="Arial" w:cs="Arial"/>
+          <w:sz w:val="22"/>
+        </w:rPr>
+        <w:t>ASP.NET</w:t>
+      </w:r>
+      <w:r>
+        <w:rPr>
+          <w:sz w:val="22"/>
+        </w:rPr>
+        <w:t xml:space="preserve">, </w:t>
+      </w:r>
+      <w:r>
+        <w:rPr>
+          <w:rStyle w:val="Strong"/>
+          <w:sz w:val="22"/>
+        </w:rPr>
+        <w:t>.NET 6–8</w:t>
+      </w:r>
+      <w:r>
+        <w:rPr>
+          <w:sz w:val="22"/>
+        </w:rPr>
+        <w:t xml:space="preserve">, and </w:t>
+      </w:r>
+      <w:proofErr w:type="spellStart"/>
+      <w:r>
+        <w:rPr>
+          <w:rStyle w:val="Strong"/>
+          <w:sz w:val="22"/>
         </w:rPr>
         <w:t>Blazor</w:t>
       </w:r>
-      <w:r>
-        <w:rPr>
-          <w:rFonts w:ascii="Arial" w:hAnsi="Arial" w:cs="Arial"/>
+      <w:proofErr w:type="spellEnd"/>
+      <w:r>
+        <w:rPr>
+          <w:sz w:val="22"/>
+        </w:rPr>
+        <w:t xml:space="preserve"> across cloud-hosted environments. Strong background delivering modern UI modernization programs in the </w:t>
+      </w:r>
+      <w:r>
+        <w:rPr>
+          <w:rStyle w:val="Strong"/>
+          <w:sz w:val="22"/>
+        </w:rPr>
+        <w:t>software, digital services, and business platform industry</w:t>
+      </w:r>
+      <w:r>
+        <w:rPr>
+          <w:sz w:val="22"/>
+        </w:rPr>
+        <w:t xml:space="preserve">, including migration of older </w:t>
+      </w:r>
+      <w:r>
+        <w:rPr>
+          <w:rStyle w:val="Strong"/>
+          <w:sz w:val="22"/>
+        </w:rPr>
+        <w:t>ASP.NET MVC / .NET Framework</w:t>
+      </w:r>
+      <w:r>
+        <w:rPr>
+          <w:sz w:val="22"/>
+        </w:rPr>
+        <w:t xml:space="preserve"> applications into maintainable </w:t>
+      </w:r>
+      <w:proofErr w:type="spellStart"/>
+      <w:r>
+        <w:rPr>
+          <w:rStyle w:val="Strong"/>
+          <w:sz w:val="22"/>
+        </w:rPr>
+        <w:t>Blazor</w:t>
+      </w:r>
+      <w:proofErr w:type="spellEnd"/>
+      <w:r>
+        <w:rPr>
+          <w:rStyle w:val="Strong"/>
+          <w:sz w:val="22"/>
+        </w:rPr>
+        <w:t xml:space="preserve"> Server</w:t>
+      </w:r>
+      <w:r>
+        <w:rPr>
+          <w:sz w:val="22"/>
         </w:rPr>
         <w:t xml:space="preserve"> and </w:t>
       </w:r>
-      <w:r>
-        <w:rPr>
-          <w:rStyle w:val="Strong"/>
-          <w:rFonts w:ascii="Arial" w:hAnsi="Arial" w:cs="Arial"/>
-        </w:rPr>
-        <w:t>React/TypeScript</w:t>
-      </w:r>
-      <w:r>
-        <w:rPr>
-          <w:rFonts w:ascii="Arial" w:hAnsi="Arial" w:cs="Arial"/>
-        </w:rPr>
-        <w:t xml:space="preserve">) in distributed environments. Strong track record delivering </w:t>
-      </w:r>
-      <w:r>
-        <w:rPr>
-          <w:rStyle w:val="Strong"/>
-          <w:rFonts w:ascii="Arial" w:hAnsi="Arial" w:cs="Arial"/>
-        </w:rPr>
-        <w:t>production-grade APIs</w:t>
-      </w:r>
-      <w:r>
-        <w:rPr>
-          <w:rFonts w:ascii="Arial" w:hAnsi="Arial" w:cs="Arial"/>
-        </w:rPr>
-        <w:t xml:space="preserve">, scalable </w:t>
-      </w:r>
-      <w:r>
-        <w:rPr>
-          <w:rStyle w:val="Strong"/>
-          <w:rFonts w:ascii="Arial" w:hAnsi="Arial" w:cs="Arial"/>
-        </w:rPr>
-        <w:t>services</w:t>
-      </w:r>
-      <w:r>
-        <w:rPr>
-          <w:rFonts w:ascii="Arial" w:hAnsi="Arial" w:cs="Arial"/>
-        </w:rPr>
-        <w:t xml:space="preserve">, and reliable </w:t>
-      </w:r>
-      <w:r>
-        <w:rPr>
-          <w:rStyle w:val="Strong"/>
-          <w:rFonts w:ascii="Arial" w:hAnsi="Arial" w:cs="Arial"/>
-        </w:rPr>
-        <w:t>integrations</w:t>
-      </w:r>
-      <w:r>
-        <w:rPr>
-          <w:rFonts w:ascii="Arial" w:hAnsi="Arial" w:cs="Arial"/>
-        </w:rPr>
-        <w:t xml:space="preserve">, with a focus on </w:t>
-      </w:r>
-      <w:r>
-        <w:rPr>
-          <w:rStyle w:val="Strong"/>
-          <w:rFonts w:ascii="Arial" w:hAnsi="Arial" w:cs="Arial"/>
-        </w:rPr>
-        <w:t>performance</w:t>
-      </w:r>
-      <w:r>
-        <w:rPr>
-          <w:rFonts w:ascii="Arial" w:hAnsi="Arial" w:cs="Arial"/>
+      <w:proofErr w:type="spellStart"/>
+      <w:r>
+        <w:rPr>
+          <w:rStyle w:val="Strong"/>
+          <w:sz w:val="22"/>
+        </w:rPr>
+        <w:t>Blazor</w:t>
+      </w:r>
+      <w:proofErr w:type="spellEnd"/>
+      <w:r>
+        <w:rPr>
+          <w:rStyle w:val="Strong"/>
+          <w:sz w:val="22"/>
+        </w:rPr>
+        <w:t xml:space="preserve"> </w:t>
+      </w:r>
+      <w:proofErr w:type="spellStart"/>
+      <w:r>
+        <w:rPr>
+          <w:rStyle w:val="Strong"/>
+          <w:sz w:val="22"/>
+        </w:rPr>
+        <w:t>WebAssembly</w:t>
+      </w:r>
+      <w:proofErr w:type="spellEnd"/>
+      <w:r>
+        <w:rPr>
+          <w:sz w:val="22"/>
+        </w:rPr>
+        <w:t xml:space="preserve"> solutions with shared component libraries, stronger state handling, and improved deployment consistency. Experienced in secure API design, performance tuning, incident-driven bug fixing, and full lifecycle </w:t>
+      </w:r>
+      <w:proofErr w:type="gramStart"/>
+      <w:r>
+        <w:rPr>
+          <w:sz w:val="22"/>
+        </w:rPr>
+        <w:t>delivery using</w:t>
+      </w:r>
+      <w:proofErr w:type="gramEnd"/>
+      <w:r>
+        <w:rPr>
+          <w:sz w:val="22"/>
+        </w:rPr>
+        <w:t xml:space="preserve"> </w:t>
+      </w:r>
+      <w:r>
+        <w:rPr>
+          <w:rStyle w:val="Strong"/>
+          <w:sz w:val="22"/>
+        </w:rPr>
+        <w:t>SQL Server</w:t>
+      </w:r>
+      <w:r>
+        <w:rPr>
+          <w:sz w:val="22"/>
         </w:rPr>
         <w:t xml:space="preserve">, </w:t>
       </w:r>
       <w:r>
         <w:rPr>
           <w:rStyle w:val="Strong"/>
-          <w:rFonts w:ascii="Arial" w:hAnsi="Arial" w:cs="Arial"/>
-        </w:rPr>
-        <w:t>security</w:t>
-      </w:r>
-      <w:r>
-        <w:rPr>
-          <w:rFonts w:ascii="Arial" w:hAnsi="Arial" w:cs="Arial"/>
-        </w:rPr>
-        <w:t xml:space="preserve">, and </w:t>
-      </w:r>
-      <w:r>
-        <w:rPr>
-          <w:rStyle w:val="Strong"/>
-          <w:rFonts w:ascii="Arial" w:hAnsi="Arial" w:cs="Arial"/>
-        </w:rPr>
-        <w:t>observability</w:t>
-      </w:r>
-      <w:r>
-        <w:rPr>
-          <w:rFonts w:ascii="Arial" w:hAnsi="Arial" w:cs="Arial"/>
-        </w:rPr>
-        <w:t xml:space="preserve"> through structured logging, metrics, and tracing. Comfortable owning systems end-to-end—design, implementation, testing, CI/CD, and operational readiness—while collaborating with product and stakeholders to turn ambiguous requirements into </w:t>
-      </w:r>
-      <w:r>
-        <w:rPr>
-          <w:rStyle w:val="Strong"/>
-          <w:rFonts w:ascii="Arial" w:hAnsi="Arial" w:cs="Arial"/>
-        </w:rPr>
-        <w:t>maintainable</w:t>
-      </w:r>
-      <w:r>
-        <w:rPr>
-          <w:rFonts w:ascii="Arial" w:hAnsi="Arial" w:cs="Arial"/>
-        </w:rPr>
-        <w:t>, measurable outcomes.</w:t>
+          <w:sz w:val="22"/>
+        </w:rPr>
+        <w:t>Entity Framework Core</w:t>
+      </w:r>
+      <w:r>
+        <w:rPr>
+          <w:sz w:val="22"/>
+        </w:rPr>
+        <w:t xml:space="preserve">, </w:t>
+      </w:r>
+      <w:r>
+        <w:rPr>
+          <w:rStyle w:val="Strong"/>
+          <w:sz w:val="22"/>
+        </w:rPr>
+        <w:t>Azure</w:t>
+      </w:r>
+      <w:r>
+        <w:rPr>
+          <w:sz w:val="22"/>
+        </w:rPr>
+        <w:t xml:space="preserve">, </w:t>
+      </w:r>
+      <w:r>
+        <w:rPr>
+          <w:rStyle w:val="Strong"/>
+          <w:sz w:val="22"/>
+        </w:rPr>
+        <w:t>AWS</w:t>
+      </w:r>
+      <w:r>
+        <w:rPr>
+          <w:sz w:val="22"/>
+        </w:rPr>
+        <w:t xml:space="preserve">, </w:t>
+      </w:r>
+      <w:proofErr w:type="spellStart"/>
+      <w:r>
+        <w:rPr>
+          <w:rStyle w:val="Strong"/>
+          <w:sz w:val="22"/>
+        </w:rPr>
+        <w:t>Docker</w:t>
+      </w:r>
+      <w:proofErr w:type="spellEnd"/>
+      <w:r>
+        <w:rPr>
+          <w:sz w:val="22"/>
+        </w:rPr>
+        <w:t>, and CI/CD, with a practical focus on stability, maintainability, and measurable business outcomes.</w:t>
       </w:r>
     </w:p>
     <w:p>
@@ -274,103 +409,157 @@
         <w:pStyle w:val="NormalWeb"/>
         <w:numPr>
           <w:ilvl w:val="0"/>
-          <w:numId w:val="2"/>
+          <w:numId w:val="16"/>
         </w:numPr>
         <w:jc w:val="both"/>
         <w:rPr>
-          <w:rFonts w:ascii="Arial" w:hAnsi="Arial" w:cs="Arial"/>
-          <w:sz w:val="20"/>
-        </w:rPr>
-      </w:pPr>
-      <w:r>
-        <w:rPr>
-          <w:rStyle w:val="Strong"/>
-          <w:rFonts w:ascii="Arial" w:hAnsi="Arial" w:cs="Arial"/>
-          <w:sz w:val="20"/>
+          <w:sz w:val="22"/>
+        </w:rPr>
+      </w:pPr>
+      <w:r>
+        <w:rPr>
+          <w:rStyle w:val="Strong"/>
+          <w:sz w:val="22"/>
         </w:rPr>
         <w:t>Frontend</w:t>
       </w:r>
       <w:r>
         <w:rPr>
-          <w:rFonts w:ascii="Arial" w:hAnsi="Arial" w:cs="Arial"/>
-          <w:sz w:val="20"/>
+          <w:sz w:val="22"/>
         </w:rPr>
         <w:t xml:space="preserve"> — </w:t>
       </w:r>
-      <w:r>
-        <w:rPr>
-          <w:rStyle w:val="Strong"/>
-          <w:rFonts w:ascii="Arial" w:hAnsi="Arial" w:cs="Arial"/>
-          <w:sz w:val="20"/>
+      <w:proofErr w:type="spellStart"/>
+      <w:r>
+        <w:rPr>
+          <w:rStyle w:val="Strong"/>
+          <w:sz w:val="22"/>
         </w:rPr>
         <w:t>Blazor</w:t>
       </w:r>
-      <w:r>
-        <w:rPr>
-          <w:rFonts w:ascii="Arial" w:hAnsi="Arial" w:cs="Arial"/>
-          <w:sz w:val="20"/>
-        </w:rPr>
-        <w:t xml:space="preserve"> (Razor Components, component architecture), </w:t>
-      </w:r>
-      <w:r>
-        <w:rPr>
-          <w:rStyle w:val="Strong"/>
-          <w:rFonts w:ascii="Arial" w:hAnsi="Arial" w:cs="Arial"/>
-          <w:sz w:val="20"/>
-        </w:rPr>
-        <w:t>React</w:t>
-      </w:r>
-      <w:r>
-        <w:rPr>
-          <w:rFonts w:ascii="Arial" w:hAnsi="Arial" w:cs="Arial"/>
-          <w:sz w:val="20"/>
+      <w:proofErr w:type="spellEnd"/>
+      <w:r>
+        <w:rPr>
+          <w:rStyle w:val="Strong"/>
+          <w:sz w:val="22"/>
+        </w:rPr>
+        <w:t xml:space="preserve"> Server</w:t>
+      </w:r>
+      <w:r>
+        <w:rPr>
+          <w:sz w:val="22"/>
         </w:rPr>
         <w:t xml:space="preserve">, </w:t>
       </w:r>
-      <w:r>
-        <w:rPr>
-          <w:rStyle w:val="Strong"/>
-          <w:rFonts w:ascii="Arial" w:hAnsi="Arial" w:cs="Arial"/>
-          <w:sz w:val="20"/>
-        </w:rPr>
-        <w:t>Next.js</w:t>
-      </w:r>
-      <w:r>
-        <w:rPr>
-          <w:rFonts w:ascii="Arial" w:hAnsi="Arial" w:cs="Arial"/>
-          <w:sz w:val="20"/>
+      <w:proofErr w:type="spellStart"/>
+      <w:r>
+        <w:rPr>
+          <w:rStyle w:val="Strong"/>
+          <w:sz w:val="22"/>
+        </w:rPr>
+        <w:t>Blazor</w:t>
+      </w:r>
+      <w:proofErr w:type="spellEnd"/>
+      <w:r>
+        <w:rPr>
+          <w:rStyle w:val="Strong"/>
+          <w:sz w:val="22"/>
+        </w:rPr>
+        <w:t xml:space="preserve"> </w:t>
+      </w:r>
+      <w:proofErr w:type="spellStart"/>
+      <w:r>
+        <w:rPr>
+          <w:rStyle w:val="Strong"/>
+          <w:sz w:val="22"/>
+        </w:rPr>
+        <w:t>WebAssembly</w:t>
+      </w:r>
+      <w:proofErr w:type="spellEnd"/>
+      <w:r>
+        <w:rPr>
+          <w:sz w:val="22"/>
         </w:rPr>
         <w:t xml:space="preserve">, </w:t>
       </w:r>
       <w:r>
         <w:rPr>
           <w:rStyle w:val="Strong"/>
-          <w:rFonts w:ascii="Arial" w:hAnsi="Arial" w:cs="Arial"/>
-          <w:sz w:val="20"/>
+          <w:sz w:val="22"/>
+        </w:rPr>
+        <w:t>Razor Components</w:t>
+      </w:r>
+      <w:r>
+        <w:rPr>
+          <w:sz w:val="22"/>
+        </w:rPr>
+        <w:t xml:space="preserve">, </w:t>
+      </w:r>
+      <w:r>
+        <w:rPr>
+          <w:rStyle w:val="Strong"/>
+          <w:sz w:val="22"/>
+        </w:rPr>
+        <w:t>C#</w:t>
+      </w:r>
+      <w:r>
+        <w:rPr>
+          <w:sz w:val="22"/>
+        </w:rPr>
+        <w:t xml:space="preserve">, </w:t>
+      </w:r>
+      <w:r>
+        <w:rPr>
+          <w:rStyle w:val="Strong"/>
+          <w:sz w:val="22"/>
+        </w:rPr>
+        <w:t>HTML5</w:t>
+      </w:r>
+      <w:r>
+        <w:rPr>
+          <w:sz w:val="22"/>
+        </w:rPr>
+        <w:t xml:space="preserve">, </w:t>
+      </w:r>
+      <w:r>
+        <w:rPr>
+          <w:rStyle w:val="Strong"/>
+          <w:sz w:val="22"/>
+        </w:rPr>
+        <w:t>CSS3</w:t>
+      </w:r>
+      <w:r>
+        <w:rPr>
+          <w:sz w:val="22"/>
+        </w:rPr>
+        <w:t xml:space="preserve">, </w:t>
+      </w:r>
+      <w:r>
+        <w:rPr>
+          <w:rStyle w:val="Strong"/>
+          <w:sz w:val="22"/>
+        </w:rPr>
+        <w:t>Bootstrap</w:t>
+      </w:r>
+      <w:r>
+        <w:rPr>
+          <w:sz w:val="22"/>
+        </w:rPr>
+        <w:t xml:space="preserve">, JavaScript, </w:t>
+      </w:r>
+      <w:proofErr w:type="spellStart"/>
+      <w:r>
+        <w:rPr>
+          <w:sz w:val="22"/>
         </w:rPr>
         <w:t>TypeScript</w:t>
       </w:r>
-      <w:r>
-        <w:rPr>
-          <w:rFonts w:ascii="Arial" w:hAnsi="Arial" w:cs="Arial"/>
-          <w:sz w:val="20"/>
-        </w:rPr>
-        <w:t xml:space="preserve">, </w:t>
-      </w:r>
-      <w:r>
-        <w:rPr>
-          <w:rStyle w:val="Strong"/>
-          <w:rFonts w:ascii="Arial" w:hAnsi="Arial" w:cs="Arial"/>
-          <w:sz w:val="20"/>
-        </w:rPr>
-        <w:t>JavaScript</w:t>
-      </w:r>
-      <w:r>
-        <w:rPr>
-          <w:rFonts w:ascii="Arial" w:hAnsi="Arial" w:cs="Arial"/>
-          <w:sz w:val="20"/>
-        </w:rPr>
-        <w:t>, HTML, CSS, Tailwind CSS, responsive UI design, accessibility fundamentals, state management patterns</w:t>
+      <w:proofErr w:type="spellEnd"/>
+      <w:r>
+        <w:rPr>
+          <w:sz w:val="22"/>
+        </w:rPr>
+        <w:t>, responsive UI architecture, reusable component design, accessibility, client-side validation, state management, performance tuning</w:t>
       </w:r>
     </w:p>
     <w:p>
@@ -378,88 +567,131 @@
         <w:pStyle w:val="NormalWeb"/>
         <w:numPr>
           <w:ilvl w:val="0"/>
-          <w:numId w:val="2"/>
+          <w:numId w:val="16"/>
         </w:numPr>
         <w:jc w:val="both"/>
         <w:rPr>
-          <w:rFonts w:ascii="Arial" w:hAnsi="Arial" w:cs="Arial"/>
-          <w:sz w:val="20"/>
-        </w:rPr>
-      </w:pPr>
-      <w:r>
-        <w:rPr>
-          <w:rStyle w:val="Strong"/>
-          <w:rFonts w:ascii="Arial" w:hAnsi="Arial" w:cs="Arial"/>
-          <w:sz w:val="20"/>
+          <w:sz w:val="22"/>
+        </w:rPr>
+      </w:pPr>
+      <w:r>
+        <w:rPr>
+          <w:rStyle w:val="Strong"/>
+          <w:sz w:val="22"/>
         </w:rPr>
         <w:t>Backend &amp; APIs</w:t>
       </w:r>
       <w:r>
         <w:rPr>
-          <w:rFonts w:ascii="Arial" w:hAnsi="Arial" w:cs="Arial"/>
-          <w:sz w:val="20"/>
+          <w:sz w:val="22"/>
         </w:rPr>
         <w:t xml:space="preserve"> — </w:t>
       </w:r>
       <w:r>
         <w:rPr>
           <w:rStyle w:val="Strong"/>
-          <w:rFonts w:ascii="Arial" w:hAnsi="Arial" w:cs="Arial"/>
-          <w:sz w:val="20"/>
-        </w:rPr>
-        <w:t>C#</w:t>
-      </w:r>
-      <w:r>
-        <w:rPr>
-          <w:rFonts w:ascii="Arial" w:hAnsi="Arial" w:cs="Arial"/>
-          <w:sz w:val="20"/>
+          <w:sz w:val="22"/>
+        </w:rPr>
+        <w:t>.NET Framework 4.6–4.8</w:t>
+      </w:r>
+      <w:r>
+        <w:rPr>
+          <w:sz w:val="22"/>
         </w:rPr>
         <w:t xml:space="preserve">, </w:t>
       </w:r>
       <w:r>
         <w:rPr>
           <w:rStyle w:val="Strong"/>
-          <w:rFonts w:ascii="Arial" w:hAnsi="Arial" w:cs="Arial"/>
-          <w:sz w:val="20"/>
-        </w:rPr>
-        <w:t>.NET</w:t>
-      </w:r>
-      <w:r>
-        <w:rPr>
-          <w:rFonts w:ascii="Arial" w:hAnsi="Arial" w:cs="Arial"/>
-          <w:sz w:val="20"/>
+          <w:sz w:val="22"/>
+        </w:rPr>
+        <w:t>.NET Core 2.1–3.1</w:t>
+      </w:r>
+      <w:r>
+        <w:rPr>
+          <w:sz w:val="22"/>
         </w:rPr>
         <w:t xml:space="preserve">, </w:t>
       </w:r>
       <w:r>
         <w:rPr>
           <w:rStyle w:val="Strong"/>
-          <w:rFonts w:ascii="Arial" w:hAnsi="Arial" w:cs="Arial"/>
-          <w:sz w:val="20"/>
+          <w:sz w:val="22"/>
+        </w:rPr>
+        <w:t>.NET 6–8</w:t>
+      </w:r>
+      <w:r>
+        <w:rPr>
+          <w:sz w:val="22"/>
+        </w:rPr>
+        <w:t xml:space="preserve">, </w:t>
+      </w:r>
+      <w:r>
+        <w:rPr>
+          <w:rStyle w:val="Strong"/>
+          <w:sz w:val="22"/>
+        </w:rPr>
+        <w:t>ASP.NET MVC</w:t>
+      </w:r>
+      <w:r>
+        <w:rPr>
+          <w:sz w:val="22"/>
+        </w:rPr>
+        <w:t xml:space="preserve">, </w:t>
+      </w:r>
+      <w:r>
+        <w:rPr>
+          <w:rStyle w:val="Strong"/>
+          <w:sz w:val="22"/>
         </w:rPr>
         <w:t>ASP.NET Core</w:t>
       </w:r>
       <w:r>
         <w:rPr>
-          <w:rFonts w:ascii="Arial" w:hAnsi="Arial" w:cs="Arial"/>
-          <w:sz w:val="20"/>
-        </w:rPr>
-        <w:t>, minimal APIs, REST APIs, Entity Framework Core, dependency injection, middleware, background services (</w:t>
-      </w:r>
-      <w:r>
-        <w:rPr>
-          <w:rStyle w:val="Strong"/>
-          <w:rFonts w:ascii="Arial" w:hAnsi="Arial" w:cs="Arial"/>
-          <w:sz w:val="20"/>
-        </w:rPr>
-        <w:t>IHostedService</w:t>
-      </w:r>
-      <w:r>
-        <w:rPr>
-          <w:rFonts w:ascii="Arial" w:hAnsi="Arial" w:cs="Arial"/>
-          <w:sz w:val="20"/>
-        </w:rPr>
-        <w:t>), SignalR, OpenAPI/Swagger, gRPC fundamentals, idempotency &amp; safe retries, API versioning, webhook consumers/producers</w:t>
+          <w:sz w:val="22"/>
+        </w:rPr>
+        <w:t xml:space="preserve">, </w:t>
+      </w:r>
+      <w:r>
+        <w:rPr>
+          <w:rStyle w:val="Strong"/>
+          <w:sz w:val="22"/>
+        </w:rPr>
+        <w:t>Web API</w:t>
+      </w:r>
+      <w:r>
+        <w:rPr>
+          <w:sz w:val="22"/>
+        </w:rPr>
+        <w:t xml:space="preserve">, REST APIs, </w:t>
+      </w:r>
+      <w:proofErr w:type="spellStart"/>
+      <w:r>
+        <w:rPr>
+          <w:sz w:val="22"/>
+        </w:rPr>
+        <w:t>microservices</w:t>
+      </w:r>
+      <w:proofErr w:type="spellEnd"/>
+      <w:r>
+        <w:rPr>
+          <w:sz w:val="22"/>
+        </w:rPr>
+        <w:t xml:space="preserve">, background jobs, </w:t>
+      </w:r>
+      <w:proofErr w:type="spellStart"/>
+      <w:r>
+        <w:rPr>
+          <w:sz w:val="22"/>
+        </w:rPr>
+        <w:t>SignalR</w:t>
+      </w:r>
+      <w:proofErr w:type="spellEnd"/>
+      <w:r>
+        <w:rPr>
+          <w:sz w:val="22"/>
+        </w:rPr>
+        <w:t>, authentication, authorization, API versioning, caching, file processing, integration services</w:t>
       </w:r>
     </w:p>
     <w:p>
@@ -467,223 +699,65 @@
         <w:pStyle w:val="NormalWeb"/>
         <w:numPr>
           <w:ilvl w:val="0"/>
-          <w:numId w:val="2"/>
+          <w:numId w:val="16"/>
         </w:numPr>
         <w:jc w:val="both"/>
         <w:rPr>
-          <w:rFonts w:ascii="Arial" w:hAnsi="Arial" w:cs="Arial"/>
-          <w:sz w:val="20"/>
-        </w:rPr>
-      </w:pPr>
-      <w:r>
-        <w:rPr>
-          <w:rStyle w:val="Strong"/>
-          <w:rFonts w:ascii="Arial" w:hAnsi="Arial" w:cs="Arial"/>
-          <w:sz w:val="20"/>
-        </w:rPr>
-        <w:t>Data, Messaging &amp; Search</w:t>
-      </w:r>
-      <w:r>
-        <w:rPr>
-          <w:rFonts w:ascii="Arial" w:hAnsi="Arial" w:cs="Arial"/>
-          <w:sz w:val="20"/>
-        </w:rPr>
-        <w:t xml:space="preserve"> — Relational: </w:t>
-      </w:r>
-      <w:r>
-        <w:rPr>
-          <w:rStyle w:val="Strong"/>
-          <w:rFonts w:ascii="Arial" w:hAnsi="Arial" w:cs="Arial"/>
-          <w:sz w:val="20"/>
+          <w:sz w:val="22"/>
+        </w:rPr>
+      </w:pPr>
+      <w:r>
+        <w:rPr>
+          <w:rStyle w:val="Strong"/>
+          <w:sz w:val="22"/>
+        </w:rPr>
+        <w:t>Data</w:t>
+      </w:r>
+      <w:r>
+        <w:rPr>
+          <w:sz w:val="22"/>
+        </w:rPr>
+        <w:t xml:space="preserve"> — </w:t>
+      </w:r>
+      <w:r>
+        <w:rPr>
+          <w:rStyle w:val="Strong"/>
+          <w:sz w:val="22"/>
+        </w:rPr>
+        <w:t>SQL Server</w:t>
+      </w:r>
+      <w:r>
+        <w:rPr>
+          <w:sz w:val="22"/>
+        </w:rPr>
+        <w:t xml:space="preserve">, </w:t>
+      </w:r>
+      <w:proofErr w:type="spellStart"/>
+      <w:r>
+        <w:rPr>
+          <w:sz w:val="22"/>
         </w:rPr>
         <w:t>PostgreSQL</w:t>
       </w:r>
-      <w:r>
-        <w:rPr>
-          <w:rFonts w:ascii="Arial" w:hAnsi="Arial" w:cs="Arial"/>
-          <w:sz w:val="20"/>
-        </w:rPr>
-        <w:t xml:space="preserve">, </w:t>
-      </w:r>
-      <w:r>
-        <w:rPr>
-          <w:rStyle w:val="Strong"/>
-          <w:rFonts w:ascii="Arial" w:hAnsi="Arial" w:cs="Arial"/>
-          <w:sz w:val="20"/>
-        </w:rPr>
-        <w:t>MySQL</w:t>
-      </w:r>
-      <w:r>
-        <w:rPr>
-          <w:rFonts w:ascii="Arial" w:hAnsi="Arial" w:cs="Arial"/>
-          <w:sz w:val="20"/>
-        </w:rPr>
-        <w:t xml:space="preserve">, </w:t>
-      </w:r>
-      <w:r>
-        <w:rPr>
-          <w:rStyle w:val="Strong"/>
-          <w:rFonts w:ascii="Arial" w:hAnsi="Arial" w:cs="Arial"/>
-          <w:sz w:val="20"/>
-        </w:rPr>
-        <w:t>SQL Server</w:t>
-      </w:r>
-      <w:r>
-        <w:rPr>
-          <w:rFonts w:ascii="Arial" w:hAnsi="Arial" w:cs="Arial"/>
-          <w:sz w:val="20"/>
-        </w:rPr>
-        <w:t xml:space="preserve"> | NoSQL: </w:t>
-      </w:r>
-      <w:r>
-        <w:rPr>
-          <w:rStyle w:val="Strong"/>
-          <w:rFonts w:ascii="Arial" w:hAnsi="Arial" w:cs="Arial"/>
-          <w:sz w:val="20"/>
-        </w:rPr>
-        <w:t>Redis</w:t>
-      </w:r>
-      <w:r>
-        <w:rPr>
-          <w:rFonts w:ascii="Arial" w:hAnsi="Arial" w:cs="Arial"/>
-          <w:sz w:val="20"/>
-        </w:rPr>
-        <w:t xml:space="preserve">, </w:t>
-      </w:r>
-      <w:r>
-        <w:rPr>
-          <w:rStyle w:val="Strong"/>
-          <w:rFonts w:ascii="Arial" w:hAnsi="Arial" w:cs="Arial"/>
-          <w:sz w:val="20"/>
-        </w:rPr>
-        <w:t>MongoDB</w:t>
-      </w:r>
-      <w:r>
-        <w:rPr>
-          <w:rFonts w:ascii="Arial" w:hAnsi="Arial" w:cs="Arial"/>
-          <w:sz w:val="20"/>
-        </w:rPr>
-        <w:t xml:space="preserve">, </w:t>
-      </w:r>
-      <w:r>
-        <w:rPr>
-          <w:rStyle w:val="Strong"/>
-          <w:rFonts w:ascii="Arial" w:hAnsi="Arial" w:cs="Arial"/>
-          <w:sz w:val="20"/>
-        </w:rPr>
-        <w:t>DynamoDB</w:t>
-      </w:r>
-      <w:r>
-        <w:rPr>
-          <w:rFonts w:ascii="Arial" w:hAnsi="Arial" w:cs="Arial"/>
-          <w:sz w:val="20"/>
-        </w:rPr>
-        <w:t xml:space="preserve"> | Queues/streams: </w:t>
-      </w:r>
-      <w:r>
-        <w:rPr>
-          <w:rStyle w:val="Strong"/>
-          <w:rFonts w:ascii="Arial" w:hAnsi="Arial" w:cs="Arial"/>
-          <w:sz w:val="20"/>
-        </w:rPr>
-        <w:t>AWS SQS/SNS</w:t>
-      </w:r>
-      <w:r>
-        <w:rPr>
-          <w:rFonts w:ascii="Arial" w:hAnsi="Arial" w:cs="Arial"/>
-          <w:sz w:val="20"/>
-        </w:rPr>
-        <w:t xml:space="preserve">, </w:t>
-      </w:r>
-      <w:r>
-        <w:rPr>
-          <w:rStyle w:val="Strong"/>
-          <w:rFonts w:ascii="Arial" w:hAnsi="Arial" w:cs="Arial"/>
-          <w:sz w:val="20"/>
-        </w:rPr>
-        <w:t>Kafka</w:t>
-      </w:r>
-      <w:r>
-        <w:rPr>
-          <w:rFonts w:ascii="Arial" w:hAnsi="Arial" w:cs="Arial"/>
-          <w:sz w:val="20"/>
-        </w:rPr>
-        <w:t xml:space="preserve">, </w:t>
-      </w:r>
-      <w:r>
-        <w:rPr>
-          <w:rStyle w:val="Strong"/>
-          <w:rFonts w:ascii="Arial" w:hAnsi="Arial" w:cs="Arial"/>
-          <w:sz w:val="20"/>
-        </w:rPr>
-        <w:t>RabbitMQ</w:t>
-      </w:r>
-      <w:r>
-        <w:rPr>
-          <w:rFonts w:ascii="Arial" w:hAnsi="Arial" w:cs="Arial"/>
-          <w:sz w:val="20"/>
-        </w:rPr>
-        <w:t xml:space="preserve"> | Search: </w:t>
-      </w:r>
-      <w:r>
-        <w:rPr>
-          <w:rStyle w:val="Strong"/>
-          <w:rFonts w:ascii="Arial" w:hAnsi="Arial" w:cs="Arial"/>
-          <w:sz w:val="20"/>
-        </w:rPr>
-        <w:t>Elasticsearch</w:t>
-      </w:r>
-      <w:r>
-        <w:rPr>
-          <w:rFonts w:ascii="Arial" w:hAnsi="Arial" w:cs="Arial"/>
-          <w:sz w:val="20"/>
-        </w:rPr>
-        <w:t xml:space="preserve">, </w:t>
-      </w:r>
-      <w:r>
-        <w:rPr>
-          <w:rStyle w:val="Strong"/>
-          <w:rFonts w:ascii="Arial" w:hAnsi="Arial" w:cs="Arial"/>
-          <w:sz w:val="20"/>
-        </w:rPr>
-        <w:t>OpenSearch</w:t>
-      </w:r>
-      <w:r>
-        <w:rPr>
-          <w:rFonts w:ascii="Arial" w:hAnsi="Arial" w:cs="Arial"/>
-          <w:sz w:val="20"/>
-        </w:rPr>
-        <w:t xml:space="preserve"> | Analytics: </w:t>
-      </w:r>
-      <w:r>
-        <w:rPr>
-          <w:rStyle w:val="Strong"/>
-          <w:rFonts w:ascii="Arial" w:hAnsi="Arial" w:cs="Arial"/>
-          <w:sz w:val="20"/>
-        </w:rPr>
-        <w:t>Redshift</w:t>
-      </w:r>
-      <w:r>
-        <w:rPr>
-          <w:rFonts w:ascii="Arial" w:hAnsi="Arial" w:cs="Arial"/>
-          <w:sz w:val="20"/>
-        </w:rPr>
-        <w:t xml:space="preserve">, </w:t>
-      </w:r>
-      <w:r>
-        <w:rPr>
-          <w:rStyle w:val="Strong"/>
-          <w:rFonts w:ascii="Arial" w:hAnsi="Arial" w:cs="Arial"/>
-          <w:sz w:val="20"/>
-        </w:rPr>
-        <w:t>BigQuery</w:t>
-      </w:r>
-      <w:r>
-        <w:rPr>
-          <w:rFonts w:ascii="Arial" w:hAnsi="Arial" w:cs="Arial"/>
-          <w:sz w:val="20"/>
-        </w:rPr>
-        <w:t xml:space="preserve"> (exposure via event/analytics pipelines)</w:t>
+      <w:proofErr w:type="spellEnd"/>
+      <w:r>
+        <w:rPr>
+          <w:sz w:val="22"/>
+        </w:rPr>
+        <w:t xml:space="preserve">, MySQL, Entity Framework, </w:t>
+      </w:r>
+      <w:r>
+        <w:rPr>
+          <w:rStyle w:val="Strong"/>
+          <w:sz w:val="22"/>
+        </w:rPr>
+        <w:t>Entity Framework Core</w:t>
+      </w:r>
+      <w:r>
+        <w:rPr>
+          <w:sz w:val="22"/>
+        </w:rPr>
+        <w:t>, Dapper, stored procedures, indexing, query tuning, reporting data models, transactional systems</w:t>
       </w:r>
     </w:p>
     <w:p>
@@ -691,448 +765,102 @@
         <w:pStyle w:val="NormalWeb"/>
         <w:numPr>
           <w:ilvl w:val="0"/>
-          <w:numId w:val="2"/>
+          <w:numId w:val="16"/>
         </w:numPr>
         <w:jc w:val="both"/>
         <w:rPr>
-          <w:rFonts w:ascii="Arial" w:hAnsi="Arial" w:cs="Arial"/>
-          <w:sz w:val="20"/>
-        </w:rPr>
-      </w:pPr>
-      <w:r>
-        <w:rPr>
-          <w:rStyle w:val="Strong"/>
-          <w:rFonts w:ascii="Arial" w:hAnsi="Arial" w:cs="Arial"/>
-          <w:sz w:val="20"/>
-        </w:rPr>
-        <w:t>Cloud &amp; DevOps</w:t>
-      </w:r>
-      <w:r>
-        <w:rPr>
-          <w:rFonts w:ascii="Arial" w:hAnsi="Arial" w:cs="Arial"/>
-          <w:sz w:val="20"/>
-        </w:rPr>
-        <w:t xml:space="preserve"> — AWS (primary): </w:t>
-      </w:r>
-      <w:r>
-        <w:rPr>
-          <w:rStyle w:val="Strong"/>
-          <w:rFonts w:ascii="Arial" w:hAnsi="Arial" w:cs="Arial"/>
-          <w:sz w:val="20"/>
-        </w:rPr>
-        <w:t>EKS</w:t>
-      </w:r>
-      <w:r>
-        <w:rPr>
-          <w:rFonts w:ascii="Arial" w:hAnsi="Arial" w:cs="Arial"/>
-          <w:sz w:val="20"/>
+          <w:sz w:val="22"/>
+        </w:rPr>
+      </w:pPr>
+      <w:r>
+        <w:rPr>
+          <w:rStyle w:val="Strong"/>
+          <w:sz w:val="22"/>
+        </w:rPr>
+        <w:t xml:space="preserve">Cloud &amp; </w:t>
+      </w:r>
+      <w:proofErr w:type="spellStart"/>
+      <w:r>
+        <w:rPr>
+          <w:rStyle w:val="Strong"/>
+          <w:sz w:val="22"/>
+        </w:rPr>
+        <w:t>DevOps</w:t>
+      </w:r>
+      <w:proofErr w:type="spellEnd"/>
+      <w:r>
+        <w:rPr>
+          <w:sz w:val="22"/>
+        </w:rPr>
+        <w:t xml:space="preserve"> — </w:t>
+      </w:r>
+      <w:r>
+        <w:rPr>
+          <w:rStyle w:val="Strong"/>
+          <w:sz w:val="22"/>
+        </w:rPr>
+        <w:t>Azure App Service</w:t>
+      </w:r>
+      <w:r>
+        <w:rPr>
+          <w:sz w:val="22"/>
         </w:rPr>
         <w:t xml:space="preserve">, </w:t>
       </w:r>
       <w:r>
         <w:rPr>
           <w:rStyle w:val="Strong"/>
-          <w:rFonts w:ascii="Arial" w:hAnsi="Arial" w:cs="Arial"/>
-          <w:sz w:val="20"/>
-        </w:rPr>
-        <w:t>ECS</w:t>
-      </w:r>
-      <w:r>
-        <w:rPr>
-          <w:rFonts w:ascii="Arial" w:hAnsi="Arial" w:cs="Arial"/>
-          <w:sz w:val="20"/>
-        </w:rPr>
-        <w:t xml:space="preserve">, </w:t>
-      </w:r>
-      <w:r>
-        <w:rPr>
-          <w:rStyle w:val="Strong"/>
-          <w:rFonts w:ascii="Arial" w:hAnsi="Arial" w:cs="Arial"/>
-          <w:sz w:val="20"/>
-        </w:rPr>
-        <w:t>EC2</w:t>
-      </w:r>
-      <w:r>
-        <w:rPr>
-          <w:rFonts w:ascii="Arial" w:hAnsi="Arial" w:cs="Arial"/>
-          <w:sz w:val="20"/>
-        </w:rPr>
-        <w:t xml:space="preserve">, </w:t>
-      </w:r>
-      <w:r>
-        <w:rPr>
-          <w:rStyle w:val="Strong"/>
-          <w:rFonts w:ascii="Arial" w:hAnsi="Arial" w:cs="Arial"/>
-          <w:sz w:val="20"/>
-        </w:rPr>
-        <w:t>Lambda</w:t>
-      </w:r>
-      <w:r>
-        <w:rPr>
-          <w:rFonts w:ascii="Arial" w:hAnsi="Arial" w:cs="Arial"/>
-          <w:sz w:val="20"/>
-        </w:rPr>
-        <w:t xml:space="preserve">, </w:t>
-      </w:r>
-      <w:r>
-        <w:rPr>
-          <w:rStyle w:val="Strong"/>
-          <w:rFonts w:ascii="Arial" w:hAnsi="Arial" w:cs="Arial"/>
-          <w:sz w:val="20"/>
-        </w:rPr>
-        <w:t>API Gateway</w:t>
-      </w:r>
-      <w:r>
-        <w:rPr>
-          <w:rFonts w:ascii="Arial" w:hAnsi="Arial" w:cs="Arial"/>
-          <w:sz w:val="20"/>
-        </w:rPr>
-        <w:t xml:space="preserve">, </w:t>
-      </w:r>
-      <w:r>
-        <w:rPr>
-          <w:rStyle w:val="Strong"/>
-          <w:rFonts w:ascii="Arial" w:hAnsi="Arial" w:cs="Arial"/>
-          <w:sz w:val="20"/>
-        </w:rPr>
-        <w:t>S3</w:t>
-      </w:r>
-      <w:r>
-        <w:rPr>
-          <w:rFonts w:ascii="Arial" w:hAnsi="Arial" w:cs="Arial"/>
-          <w:sz w:val="20"/>
-        </w:rPr>
-        <w:t xml:space="preserve">, </w:t>
-      </w:r>
-      <w:r>
-        <w:rPr>
-          <w:rStyle w:val="Strong"/>
-          <w:rFonts w:ascii="Arial" w:hAnsi="Arial" w:cs="Arial"/>
-          <w:sz w:val="20"/>
-        </w:rPr>
-        <w:t>CloudFront</w:t>
-      </w:r>
-      <w:r>
-        <w:rPr>
-          <w:rFonts w:ascii="Arial" w:hAnsi="Arial" w:cs="Arial"/>
-          <w:sz w:val="20"/>
-        </w:rPr>
-        <w:t xml:space="preserve">, </w:t>
-      </w:r>
-      <w:r>
-        <w:rPr>
-          <w:rStyle w:val="Strong"/>
-          <w:rFonts w:ascii="Arial" w:hAnsi="Arial" w:cs="Arial"/>
-          <w:sz w:val="20"/>
-        </w:rPr>
-        <w:t>RDS</w:t>
-      </w:r>
-      <w:r>
-        <w:rPr>
-          <w:rFonts w:ascii="Arial" w:hAnsi="Arial" w:cs="Arial"/>
-          <w:sz w:val="20"/>
-        </w:rPr>
-        <w:t xml:space="preserve">, </w:t>
-      </w:r>
-      <w:r>
-        <w:rPr>
-          <w:rStyle w:val="Strong"/>
-          <w:rFonts w:ascii="Arial" w:hAnsi="Arial" w:cs="Arial"/>
-          <w:sz w:val="20"/>
-        </w:rPr>
-        <w:t>DynamoDB</w:t>
-      </w:r>
-      <w:r>
-        <w:rPr>
-          <w:rFonts w:ascii="Arial" w:hAnsi="Arial" w:cs="Arial"/>
-          <w:sz w:val="20"/>
-        </w:rPr>
-        <w:t xml:space="preserve">, </w:t>
-      </w:r>
-      <w:r>
-        <w:rPr>
-          <w:rStyle w:val="Strong"/>
-          <w:rFonts w:ascii="Arial" w:hAnsi="Arial" w:cs="Arial"/>
-          <w:sz w:val="20"/>
-        </w:rPr>
-        <w:t>ElastiCache</w:t>
-      </w:r>
-      <w:r>
-        <w:rPr>
-          <w:rFonts w:ascii="Arial" w:hAnsi="Arial" w:cs="Arial"/>
-          <w:sz w:val="20"/>
-        </w:rPr>
-        <w:t xml:space="preserve">, </w:t>
-      </w:r>
-      <w:r>
-        <w:rPr>
-          <w:rStyle w:val="Strong"/>
-          <w:rFonts w:ascii="Arial" w:hAnsi="Arial" w:cs="Arial"/>
-          <w:sz w:val="20"/>
-        </w:rPr>
-        <w:t>EventBridge</w:t>
-      </w:r>
-      <w:r>
-        <w:rPr>
-          <w:rFonts w:ascii="Arial" w:hAnsi="Arial" w:cs="Arial"/>
-          <w:sz w:val="20"/>
-        </w:rPr>
-        <w:t xml:space="preserve">, </w:t>
-      </w:r>
-      <w:r>
-        <w:rPr>
-          <w:rStyle w:val="Strong"/>
-          <w:rFonts w:ascii="Arial" w:hAnsi="Arial" w:cs="Arial"/>
-          <w:sz w:val="20"/>
-        </w:rPr>
-        <w:t>Step Functions</w:t>
-      </w:r>
-      <w:r>
-        <w:rPr>
-          <w:rFonts w:ascii="Arial" w:hAnsi="Arial" w:cs="Arial"/>
-          <w:sz w:val="20"/>
-        </w:rPr>
-        <w:t xml:space="preserve">, </w:t>
-      </w:r>
-      <w:r>
-        <w:rPr>
-          <w:rStyle w:val="Strong"/>
-          <w:rFonts w:ascii="Arial" w:hAnsi="Arial" w:cs="Arial"/>
-          <w:sz w:val="20"/>
-        </w:rPr>
-        <w:t>IAM</w:t>
-      </w:r>
-      <w:r>
-        <w:rPr>
-          <w:rFonts w:ascii="Arial" w:hAnsi="Arial" w:cs="Arial"/>
-          <w:sz w:val="20"/>
-        </w:rPr>
-        <w:t xml:space="preserve"> | Azure: </w:t>
-      </w:r>
-      <w:r>
-        <w:rPr>
-          <w:rStyle w:val="Strong"/>
-          <w:rFonts w:ascii="Arial" w:hAnsi="Arial" w:cs="Arial"/>
-          <w:sz w:val="20"/>
-        </w:rPr>
-        <w:t>AKS</w:t>
-      </w:r>
-      <w:r>
-        <w:rPr>
-          <w:rFonts w:ascii="Arial" w:hAnsi="Arial" w:cs="Arial"/>
-          <w:sz w:val="20"/>
-        </w:rPr>
-        <w:t xml:space="preserve">, App Service, Azure SQL, </w:t>
-      </w:r>
-      <w:r>
-        <w:rPr>
-          <w:rStyle w:val="Strong"/>
-          <w:rFonts w:ascii="Arial" w:hAnsi="Arial" w:cs="Arial"/>
-          <w:sz w:val="20"/>
-        </w:rPr>
-        <w:t>Service Bus</w:t>
-      </w:r>
-      <w:r>
-        <w:rPr>
-          <w:rFonts w:ascii="Arial" w:hAnsi="Arial" w:cs="Arial"/>
-          <w:sz w:val="20"/>
-        </w:rPr>
-        <w:t xml:space="preserve">, </w:t>
-      </w:r>
-      <w:r>
-        <w:rPr>
-          <w:rStyle w:val="Strong"/>
-          <w:rFonts w:ascii="Arial" w:hAnsi="Arial" w:cs="Arial"/>
-          <w:sz w:val="20"/>
-        </w:rPr>
-        <w:t>Key Vault</w:t>
-      </w:r>
-      <w:r>
-        <w:rPr>
-          <w:rFonts w:ascii="Arial" w:hAnsi="Arial" w:cs="Arial"/>
-          <w:sz w:val="20"/>
-        </w:rPr>
-        <w:t xml:space="preserve">, </w:t>
-      </w:r>
-      <w:r>
-        <w:rPr>
-          <w:rStyle w:val="Strong"/>
-          <w:rFonts w:ascii="Arial" w:hAnsi="Arial" w:cs="Arial"/>
-          <w:sz w:val="20"/>
-        </w:rPr>
-        <w:t>Application Insights</w:t>
-      </w:r>
-      <w:r>
-        <w:rPr>
-          <w:rFonts w:ascii="Arial" w:hAnsi="Arial" w:cs="Arial"/>
-          <w:sz w:val="20"/>
-        </w:rPr>
-        <w:t xml:space="preserve"> | GCP: </w:t>
-      </w:r>
-      <w:r>
-        <w:rPr>
-          <w:rStyle w:val="Strong"/>
-          <w:rFonts w:ascii="Arial" w:hAnsi="Arial" w:cs="Arial"/>
-          <w:sz w:val="20"/>
-        </w:rPr>
-        <w:t>GKE</w:t>
-      </w:r>
-      <w:r>
-        <w:rPr>
-          <w:rFonts w:ascii="Arial" w:hAnsi="Arial" w:cs="Arial"/>
-          <w:sz w:val="20"/>
-        </w:rPr>
-        <w:t xml:space="preserve">, Cloud Run, </w:t>
-      </w:r>
-      <w:r>
-        <w:rPr>
-          <w:rStyle w:val="Strong"/>
-          <w:rFonts w:ascii="Arial" w:hAnsi="Arial" w:cs="Arial"/>
-          <w:sz w:val="20"/>
-        </w:rPr>
-        <w:t>Pub/Sub</w:t>
-      </w:r>
-      <w:r>
-        <w:rPr>
-          <w:rFonts w:ascii="Arial" w:hAnsi="Arial" w:cs="Arial"/>
-          <w:sz w:val="20"/>
-        </w:rPr>
-        <w:t xml:space="preserve">, Cloud Storage, </w:t>
-      </w:r>
-      <w:r>
-        <w:rPr>
-          <w:rStyle w:val="Strong"/>
-          <w:rFonts w:ascii="Arial" w:hAnsi="Arial" w:cs="Arial"/>
-          <w:sz w:val="20"/>
-        </w:rPr>
-        <w:t>BigQuery</w:t>
-      </w:r>
-      <w:r>
-        <w:rPr>
-          <w:rFonts w:ascii="Arial" w:hAnsi="Arial" w:cs="Arial"/>
-          <w:sz w:val="20"/>
-        </w:rPr>
-        <w:t xml:space="preserve"> | </w:t>
-      </w:r>
-      <w:r>
-        <w:rPr>
-          <w:rStyle w:val="Strong"/>
-          <w:rFonts w:ascii="Arial" w:hAnsi="Arial" w:cs="Arial"/>
-          <w:sz w:val="20"/>
+          <w:sz w:val="22"/>
+        </w:rPr>
+        <w:t>Azure Functions</w:t>
+      </w:r>
+      <w:r>
+        <w:rPr>
+          <w:sz w:val="22"/>
+        </w:rPr>
+        <w:t xml:space="preserve">, Azure </w:t>
+      </w:r>
+      <w:proofErr w:type="spellStart"/>
+      <w:r>
+        <w:rPr>
+          <w:sz w:val="22"/>
+        </w:rPr>
+        <w:t>DevOps</w:t>
+      </w:r>
+      <w:proofErr w:type="spellEnd"/>
+      <w:r>
+        <w:rPr>
+          <w:sz w:val="22"/>
+        </w:rPr>
+        <w:t xml:space="preserve">, Azure Storage, Azure Service Bus, AWS EC2, AWS S3, AWS RDS, </w:t>
+      </w:r>
+      <w:proofErr w:type="spellStart"/>
+      <w:r>
+        <w:rPr>
+          <w:sz w:val="22"/>
         </w:rPr>
         <w:t>Docker</w:t>
       </w:r>
-      <w:r>
-        <w:rPr>
-          <w:rFonts w:ascii="Arial" w:hAnsi="Arial" w:cs="Arial"/>
-          <w:sz w:val="20"/>
-        </w:rPr>
-        <w:t xml:space="preserve">, </w:t>
-      </w:r>
-      <w:r>
-        <w:rPr>
-          <w:rStyle w:val="Strong"/>
-          <w:rFonts w:ascii="Arial" w:hAnsi="Arial" w:cs="Arial"/>
-          <w:sz w:val="20"/>
-        </w:rPr>
-        <w:t>Kubernetes</w:t>
-      </w:r>
-      <w:r>
-        <w:rPr>
-          <w:rFonts w:ascii="Arial" w:hAnsi="Arial" w:cs="Arial"/>
-          <w:sz w:val="20"/>
-        </w:rPr>
-        <w:t xml:space="preserve">, </w:t>
-      </w:r>
-      <w:r>
-        <w:rPr>
-          <w:rStyle w:val="Strong"/>
-          <w:rFonts w:ascii="Arial" w:hAnsi="Arial" w:cs="Arial"/>
-          <w:sz w:val="20"/>
-        </w:rPr>
-        <w:t>Helm</w:t>
-      </w:r>
-      <w:r>
-        <w:rPr>
-          <w:rFonts w:ascii="Arial" w:hAnsi="Arial" w:cs="Arial"/>
-          <w:sz w:val="20"/>
-        </w:rPr>
-        <w:t xml:space="preserve">, </w:t>
-      </w:r>
-      <w:r>
-        <w:rPr>
-          <w:rStyle w:val="Strong"/>
-          <w:rFonts w:ascii="Arial" w:hAnsi="Arial" w:cs="Arial"/>
-          <w:sz w:val="20"/>
-        </w:rPr>
-        <w:t>Argo CD</w:t>
-      </w:r>
-      <w:r>
-        <w:rPr>
-          <w:rFonts w:ascii="Arial" w:hAnsi="Arial" w:cs="Arial"/>
-          <w:sz w:val="20"/>
-        </w:rPr>
-        <w:t xml:space="preserve">, </w:t>
-      </w:r>
-      <w:r>
-        <w:rPr>
-          <w:rStyle w:val="Strong"/>
-          <w:rFonts w:ascii="Arial" w:hAnsi="Arial" w:cs="Arial"/>
-          <w:sz w:val="20"/>
-        </w:rPr>
-        <w:t>GitOps</w:t>
-      </w:r>
-      <w:r>
-        <w:rPr>
-          <w:rFonts w:ascii="Arial" w:hAnsi="Arial" w:cs="Arial"/>
-          <w:sz w:val="20"/>
-        </w:rPr>
-        <w:t xml:space="preserve">, </w:t>
-      </w:r>
-      <w:r>
-        <w:rPr>
-          <w:rStyle w:val="Strong"/>
-          <w:rFonts w:ascii="Arial" w:hAnsi="Arial" w:cs="Arial"/>
-          <w:sz w:val="20"/>
-        </w:rPr>
-        <w:t>Terraform</w:t>
-      </w:r>
-      <w:r>
-        <w:rPr>
-          <w:rFonts w:ascii="Arial" w:hAnsi="Arial" w:cs="Arial"/>
-          <w:sz w:val="20"/>
-        </w:rPr>
-        <w:t xml:space="preserve">, </w:t>
-      </w:r>
-      <w:r>
-        <w:rPr>
-          <w:rStyle w:val="Strong"/>
-          <w:rFonts w:ascii="Arial" w:hAnsi="Arial" w:cs="Arial"/>
-          <w:sz w:val="20"/>
-        </w:rPr>
-        <w:t>CloudFormation</w:t>
-      </w:r>
-      <w:r>
-        <w:rPr>
-          <w:rFonts w:ascii="Arial" w:hAnsi="Arial" w:cs="Arial"/>
-          <w:sz w:val="20"/>
-        </w:rPr>
-        <w:t xml:space="preserve"> | CI/CD: </w:t>
-      </w:r>
-      <w:r>
-        <w:rPr>
-          <w:rStyle w:val="Strong"/>
-          <w:rFonts w:ascii="Arial" w:hAnsi="Arial" w:cs="Arial"/>
-          <w:sz w:val="20"/>
-        </w:rPr>
-        <w:t>GitHub Actions</w:t>
-      </w:r>
-      <w:r>
-        <w:rPr>
-          <w:rFonts w:ascii="Arial" w:hAnsi="Arial" w:cs="Arial"/>
-          <w:sz w:val="20"/>
-        </w:rPr>
-        <w:t>, GitLab CI, Jenkins, Azure DevOps, CircleCI</w:t>
+      <w:proofErr w:type="spellEnd"/>
+      <w:r>
+        <w:rPr>
+          <w:sz w:val="22"/>
+        </w:rPr>
+        <w:t xml:space="preserve">, CI/CD pipelines, IIS, </w:t>
+      </w:r>
+      <w:proofErr w:type="spellStart"/>
+      <w:r>
+        <w:rPr>
+          <w:sz w:val="22"/>
+        </w:rPr>
+        <w:t>GitHub</w:t>
+      </w:r>
+      <w:proofErr w:type="spellEnd"/>
+      <w:r>
+        <w:rPr>
+          <w:sz w:val="22"/>
+        </w:rPr>
+        <w:t xml:space="preserve"> Actions, release automation, environment configuration</w:t>
       </w:r>
     </w:p>
     <w:p>
@@ -1140,238 +868,124 @@
         <w:pStyle w:val="NormalWeb"/>
         <w:numPr>
           <w:ilvl w:val="0"/>
-          <w:numId w:val="2"/>
+          <w:numId w:val="16"/>
         </w:numPr>
         <w:jc w:val="both"/>
         <w:rPr>
-          <w:rFonts w:ascii="Arial" w:hAnsi="Arial" w:cs="Arial"/>
-          <w:sz w:val="20"/>
-        </w:rPr>
-      </w:pPr>
-      <w:r>
-        <w:rPr>
-          <w:rStyle w:val="Strong"/>
-          <w:rFonts w:ascii="Arial" w:hAnsi="Arial" w:cs="Arial"/>
-          <w:sz w:val="20"/>
-        </w:rPr>
-        <w:t>Observability, Quality &amp; Security</w:t>
-      </w:r>
-      <w:r>
-        <w:rPr>
-          <w:rFonts w:ascii="Arial" w:hAnsi="Arial" w:cs="Arial"/>
-          <w:sz w:val="20"/>
+          <w:sz w:val="22"/>
+        </w:rPr>
+      </w:pPr>
+      <w:proofErr w:type="spellStart"/>
+      <w:r>
+        <w:rPr>
+          <w:rStyle w:val="Strong"/>
+          <w:sz w:val="22"/>
+        </w:rPr>
+        <w:t>Observability</w:t>
+      </w:r>
+      <w:proofErr w:type="spellEnd"/>
+      <w:r>
+        <w:rPr>
+          <w:rStyle w:val="Strong"/>
+          <w:sz w:val="22"/>
+        </w:rPr>
+        <w:t>, Quality &amp; Security</w:t>
+      </w:r>
+      <w:r>
+        <w:rPr>
+          <w:sz w:val="22"/>
         </w:rPr>
         <w:t xml:space="preserve"> — </w:t>
       </w:r>
-      <w:r>
-        <w:rPr>
-          <w:rStyle w:val="Strong"/>
-          <w:rFonts w:ascii="Arial" w:hAnsi="Arial" w:cs="Arial"/>
-          <w:sz w:val="20"/>
-        </w:rPr>
-        <w:t>OpenTelemetry</w:t>
-      </w:r>
-      <w:r>
-        <w:rPr>
-          <w:rFonts w:ascii="Arial" w:hAnsi="Arial" w:cs="Arial"/>
-          <w:sz w:val="20"/>
+      <w:proofErr w:type="spellStart"/>
+      <w:r>
+        <w:rPr>
+          <w:sz w:val="22"/>
+        </w:rPr>
+        <w:t>xUnit</w:t>
+      </w:r>
+      <w:proofErr w:type="spellEnd"/>
+      <w:r>
+        <w:rPr>
+          <w:sz w:val="22"/>
         </w:rPr>
         <w:t xml:space="preserve">, </w:t>
       </w:r>
-      <w:r>
-        <w:rPr>
-          <w:rStyle w:val="Strong"/>
-          <w:rFonts w:ascii="Arial" w:hAnsi="Arial" w:cs="Arial"/>
-          <w:sz w:val="20"/>
-        </w:rPr>
-        <w:t>Datadog</w:t>
-      </w:r>
-      <w:r>
-        <w:rPr>
-          <w:rFonts w:ascii="Arial" w:hAnsi="Arial" w:cs="Arial"/>
-          <w:sz w:val="20"/>
+      <w:proofErr w:type="spellStart"/>
+      <w:r>
+        <w:rPr>
+          <w:sz w:val="22"/>
+        </w:rPr>
+        <w:t>NUnit</w:t>
+      </w:r>
+      <w:proofErr w:type="spellEnd"/>
+      <w:r>
+        <w:rPr>
+          <w:sz w:val="22"/>
         </w:rPr>
         <w:t xml:space="preserve">, </w:t>
       </w:r>
-      <w:r>
-        <w:rPr>
-          <w:rStyle w:val="Strong"/>
-          <w:rFonts w:ascii="Arial" w:hAnsi="Arial" w:cs="Arial"/>
-          <w:sz w:val="20"/>
-        </w:rPr>
-        <w:t>Prometheus</w:t>
-      </w:r>
-      <w:r>
-        <w:rPr>
-          <w:rFonts w:ascii="Arial" w:hAnsi="Arial" w:cs="Arial"/>
-          <w:sz w:val="20"/>
+      <w:proofErr w:type="spellStart"/>
+      <w:r>
+        <w:rPr>
+          <w:sz w:val="22"/>
+        </w:rPr>
+        <w:t>bUnit</w:t>
+      </w:r>
+      <w:proofErr w:type="spellEnd"/>
+      <w:r>
+        <w:rPr>
+          <w:sz w:val="22"/>
+        </w:rPr>
+        <w:t xml:space="preserve">, integration testing, logging, distributed tracing, performance diagnostics, role-based access control, </w:t>
+      </w:r>
+      <w:r>
+        <w:rPr>
+          <w:rStyle w:val="Strong"/>
+          <w:sz w:val="22"/>
+        </w:rPr>
+        <w:t>OAuth2</w:t>
+      </w:r>
+      <w:r>
+        <w:rPr>
+          <w:sz w:val="22"/>
         </w:rPr>
         <w:t xml:space="preserve">, </w:t>
       </w:r>
-      <w:r>
-        <w:rPr>
-          <w:rStyle w:val="Strong"/>
-          <w:rFonts w:ascii="Arial" w:hAnsi="Arial" w:cs="Arial"/>
-          <w:sz w:val="20"/>
-        </w:rPr>
-        <w:t>Grafana</w:t>
-      </w:r>
-      <w:r>
-        <w:rPr>
-          <w:rFonts w:ascii="Arial" w:hAnsi="Arial" w:cs="Arial"/>
-          <w:sz w:val="20"/>
+      <w:proofErr w:type="spellStart"/>
+      <w:r>
+        <w:rPr>
+          <w:rStyle w:val="Strong"/>
+          <w:sz w:val="22"/>
+        </w:rPr>
+        <w:t>OpenID</w:t>
+      </w:r>
+      <w:proofErr w:type="spellEnd"/>
+      <w:r>
+        <w:rPr>
+          <w:rStyle w:val="Strong"/>
+          <w:sz w:val="22"/>
+        </w:rPr>
+        <w:t xml:space="preserve"> Connect</w:t>
+      </w:r>
+      <w:r>
+        <w:rPr>
+          <w:sz w:val="22"/>
         </w:rPr>
         <w:t xml:space="preserve">, </w:t>
       </w:r>
       <w:r>
         <w:rPr>
           <w:rStyle w:val="Strong"/>
-          <w:rFonts w:ascii="Arial" w:hAnsi="Arial" w:cs="Arial"/>
-          <w:sz w:val="20"/>
-        </w:rPr>
-        <w:t>ELK/EFK</w:t>
-      </w:r>
-      <w:r>
-        <w:rPr>
-          <w:rFonts w:ascii="Arial" w:hAnsi="Arial" w:cs="Arial"/>
-          <w:sz w:val="20"/>
-        </w:rPr>
-        <w:t xml:space="preserve">, </w:t>
-      </w:r>
-      <w:r>
-        <w:rPr>
-          <w:rStyle w:val="Strong"/>
-          <w:rFonts w:ascii="Arial" w:hAnsi="Arial" w:cs="Arial"/>
-          <w:sz w:val="20"/>
-        </w:rPr>
-        <w:t>CloudWatch</w:t>
-      </w:r>
-      <w:r>
-        <w:rPr>
-          <w:rFonts w:ascii="Arial" w:hAnsi="Arial" w:cs="Arial"/>
-          <w:sz w:val="20"/>
-        </w:rPr>
-        <w:t xml:space="preserve">, structured logging | Testing: </w:t>
-      </w:r>
-      <w:r>
-        <w:rPr>
-          <w:rStyle w:val="Strong"/>
-          <w:rFonts w:ascii="Arial" w:hAnsi="Arial" w:cs="Arial"/>
-          <w:sz w:val="20"/>
-        </w:rPr>
-        <w:t>Jest</w:t>
-      </w:r>
-      <w:r>
-        <w:rPr>
-          <w:rFonts w:ascii="Arial" w:hAnsi="Arial" w:cs="Arial"/>
-          <w:sz w:val="20"/>
-        </w:rPr>
-        <w:t xml:space="preserve">, Mocha, Chai, React Testing Library, </w:t>
-      </w:r>
-      <w:r>
-        <w:rPr>
-          <w:rStyle w:val="Strong"/>
-          <w:rFonts w:ascii="Arial" w:hAnsi="Arial" w:cs="Arial"/>
-          <w:sz w:val="20"/>
-        </w:rPr>
-        <w:t>Cypress</w:t>
-      </w:r>
-      <w:r>
-        <w:rPr>
-          <w:rFonts w:ascii="Arial" w:hAnsi="Arial" w:cs="Arial"/>
-          <w:sz w:val="20"/>
-        </w:rPr>
-        <w:t xml:space="preserve">, </w:t>
-      </w:r>
-      <w:r>
-        <w:rPr>
-          <w:rStyle w:val="Strong"/>
-          <w:rFonts w:ascii="Arial" w:hAnsi="Arial" w:cs="Arial"/>
-          <w:sz w:val="20"/>
-        </w:rPr>
-        <w:t>Playwright</w:t>
-      </w:r>
-      <w:r>
-        <w:rPr>
-          <w:rFonts w:ascii="Arial" w:hAnsi="Arial" w:cs="Arial"/>
-          <w:sz w:val="20"/>
-        </w:rPr>
-        <w:t xml:space="preserve">, API contract tests (Pact-style) | Security: </w:t>
-      </w:r>
-      <w:r>
-        <w:rPr>
-          <w:rStyle w:val="Strong"/>
-          <w:rFonts w:ascii="Arial" w:hAnsi="Arial" w:cs="Arial"/>
-          <w:sz w:val="20"/>
-        </w:rPr>
-        <w:t>OAuth2</w:t>
-      </w:r>
-      <w:r>
-        <w:rPr>
-          <w:rFonts w:ascii="Arial" w:hAnsi="Arial" w:cs="Arial"/>
-          <w:sz w:val="20"/>
-        </w:rPr>
-        <w:t xml:space="preserve">, </w:t>
-      </w:r>
-      <w:r>
-        <w:rPr>
-          <w:rStyle w:val="Strong"/>
-          <w:rFonts w:ascii="Arial" w:hAnsi="Arial" w:cs="Arial"/>
-          <w:sz w:val="20"/>
-        </w:rPr>
-        <w:t>OpenID Connect</w:t>
-      </w:r>
-      <w:r>
-        <w:rPr>
-          <w:rFonts w:ascii="Arial" w:hAnsi="Arial" w:cs="Arial"/>
-          <w:sz w:val="20"/>
-        </w:rPr>
-        <w:t xml:space="preserve">, </w:t>
-      </w:r>
-      <w:r>
-        <w:rPr>
-          <w:rStyle w:val="Strong"/>
-          <w:rFonts w:ascii="Arial" w:hAnsi="Arial" w:cs="Arial"/>
-          <w:sz w:val="20"/>
+          <w:sz w:val="22"/>
         </w:rPr>
         <w:t>JWT</w:t>
       </w:r>
       <w:r>
         <w:rPr>
-          <w:rFonts w:ascii="Arial" w:hAnsi="Arial" w:cs="Arial"/>
-          <w:sz w:val="20"/>
-        </w:rPr>
-        <w:t xml:space="preserve">, Okta, Auth0, </w:t>
-      </w:r>
-      <w:r>
-        <w:rPr>
-          <w:rStyle w:val="Strong"/>
-          <w:rFonts w:ascii="Arial" w:hAnsi="Arial" w:cs="Arial"/>
-          <w:sz w:val="20"/>
-        </w:rPr>
-        <w:t>AWS Cognito</w:t>
-      </w:r>
-      <w:r>
-        <w:rPr>
-          <w:rFonts w:ascii="Arial" w:hAnsi="Arial" w:cs="Arial"/>
-          <w:sz w:val="20"/>
-        </w:rPr>
-        <w:t xml:space="preserve">, rate limiting, </w:t>
-      </w:r>
-      <w:r>
-        <w:rPr>
-          <w:rStyle w:val="Strong"/>
-          <w:rFonts w:ascii="Arial" w:hAnsi="Arial" w:cs="Arial"/>
-          <w:sz w:val="20"/>
-        </w:rPr>
-        <w:t>RBAC/ABAC</w:t>
-      </w:r>
-      <w:r>
-        <w:rPr>
-          <w:rFonts w:ascii="Arial" w:hAnsi="Arial" w:cs="Arial"/>
-          <w:sz w:val="20"/>
-        </w:rPr>
-        <w:t>, audit logging</w:t>
+          <w:sz w:val="22"/>
+        </w:rPr>
+        <w:t>, secure coding, exception handling, audit logging</w:t>
       </w:r>
     </w:p>
     <w:p>
@@ -1415,7 +1029,31 @@
           <w:sz w:val="21"/>
           <w:szCs w:val="21"/>
         </w:rPr>
-        <w:t>Web Venturez LLC</w:t>
+        <w:t xml:space="preserve">Web </w:t>
+      </w:r>
+      <w:proofErr w:type="spellStart"/>
+      <w:r>
+        <w:rPr>
+          <w:rFonts w:ascii="Arial" w:eastAsia="Arial" w:hAnsi="Arial" w:cs="Arial"/>
+          <w:b/>
+          <w:bCs/>
+          <w:color w:val="6F8F6B"/>
+          <w:sz w:val="21"/>
+          <w:szCs w:val="21"/>
+        </w:rPr>
+        <w:t>Venturez</w:t>
+      </w:r>
+      <w:proofErr w:type="spellEnd"/>
+      <w:r>
+        <w:rPr>
+          <w:rFonts w:ascii="Arial" w:eastAsia="Arial" w:hAnsi="Arial" w:cs="Arial"/>
+          <w:b/>
+          <w:bCs/>
+          <w:color w:val="6F8F6B"/>
+          <w:sz w:val="21"/>
+          <w:szCs w:val="21"/>
+        </w:rPr>
+        <w:t xml:space="preserve"> LLC</w:t>
       </w:r>
     </w:p>
     <w:p>
@@ -1438,46 +1076,93 @@
         </w:numPr>
         <w:jc w:val="both"/>
         <w:rPr>
-          <w:rFonts w:ascii="Arial" w:hAnsi="Arial" w:cs="Arial"/>
-          <w:sz w:val="20"/>
-        </w:rPr>
-      </w:pPr>
-      <w:r>
-        <w:rPr>
-          <w:rFonts w:ascii="Arial" w:hAnsi="Arial" w:cs="Arial"/>
-          <w:sz w:val="20"/>
-        </w:rPr>
-        <w:t xml:space="preserve">Led delivery of a </w:t>
-      </w:r>
-      <w:r>
-        <w:rPr>
-          <w:rStyle w:val="Strong"/>
-          <w:rFonts w:ascii="Arial" w:hAnsi="Arial" w:cs="Arial"/>
-          <w:sz w:val="20"/>
+          <w:sz w:val="22"/>
+        </w:rPr>
+      </w:pPr>
+      <w:r>
+        <w:rPr>
+          <w:sz w:val="22"/>
+        </w:rPr>
+        <w:t xml:space="preserve">Led modernization of multi-module business platforms by rebuilding legacy </w:t>
+      </w:r>
+      <w:r>
+        <w:rPr>
+          <w:rStyle w:val="Strong"/>
+          <w:sz w:val="22"/>
+        </w:rPr>
+        <w:t>ASP.NET MVC</w:t>
+      </w:r>
+      <w:r>
+        <w:rPr>
+          <w:sz w:val="22"/>
+        </w:rPr>
+        <w:t xml:space="preserve"> screens into </w:t>
+      </w:r>
+      <w:proofErr w:type="spellStart"/>
+      <w:r>
+        <w:rPr>
+          <w:rStyle w:val="Strong"/>
+          <w:sz w:val="22"/>
         </w:rPr>
         <w:t>Blazor</w:t>
       </w:r>
-      <w:r>
-        <w:rPr>
-          <w:rFonts w:ascii="Arial" w:hAnsi="Arial" w:cs="Arial"/>
-          <w:sz w:val="20"/>
-        </w:rPr>
-        <w:t xml:space="preserve"> operations portal, building reusable </w:t>
-      </w:r>
-      <w:r>
-        <w:rPr>
-          <w:rStyle w:val="Strong"/>
-          <w:rFonts w:ascii="Arial" w:hAnsi="Arial" w:cs="Arial"/>
-          <w:sz w:val="20"/>
-        </w:rPr>
-        <w:t>Razor Components</w:t>
-      </w:r>
-      <w:r>
-        <w:rPr>
-          <w:rFonts w:ascii="Arial" w:hAnsi="Arial" w:cs="Arial"/>
-          <w:sz w:val="20"/>
-        </w:rPr>
-        <w:t>, consistent state patterns, and secure UX workflows that replaced fragile spreadsheet-driven processes.</w:t>
+      <w:proofErr w:type="spellEnd"/>
+      <w:r>
+        <w:rPr>
+          <w:rStyle w:val="Strong"/>
+          <w:sz w:val="22"/>
+        </w:rPr>
+        <w:t xml:space="preserve"> Server</w:t>
+      </w:r>
+      <w:r>
+        <w:rPr>
+          <w:sz w:val="22"/>
+        </w:rPr>
+        <w:t xml:space="preserve"> and </w:t>
+      </w:r>
+      <w:proofErr w:type="spellStart"/>
+      <w:r>
+        <w:rPr>
+          <w:rStyle w:val="Strong"/>
+          <w:sz w:val="22"/>
+        </w:rPr>
+        <w:t>Blazor</w:t>
+      </w:r>
+      <w:proofErr w:type="spellEnd"/>
+      <w:r>
+        <w:rPr>
+          <w:rStyle w:val="Strong"/>
+          <w:sz w:val="22"/>
+        </w:rPr>
+        <w:t xml:space="preserve"> </w:t>
+      </w:r>
+      <w:proofErr w:type="spellStart"/>
+      <w:r>
+        <w:rPr>
+          <w:rStyle w:val="Strong"/>
+          <w:sz w:val="22"/>
+        </w:rPr>
+        <w:t>WebAssembly</w:t>
+      </w:r>
+      <w:proofErr w:type="spellEnd"/>
+      <w:r>
+        <w:rPr>
+          <w:sz w:val="22"/>
+        </w:rPr>
+        <w:t xml:space="preserve"> applications on </w:t>
+      </w:r>
+      <w:r>
+        <w:rPr>
+          <w:rStyle w:val="Strong"/>
+          <w:sz w:val="22"/>
+        </w:rPr>
+        <w:t>.NET 6–8</w:t>
+      </w:r>
+      <w:r>
+        <w:rPr>
+          <w:sz w:val="22"/>
+        </w:rPr>
+        <w:t>, which reduced front-end duplication and improved release consistency across internal and customer-facing workflows.</w:t>
       </w:r>
     </w:p>
     <w:p>
@@ -1489,61 +1174,27 @@
         </w:numPr>
         <w:jc w:val="both"/>
         <w:rPr>
-          <w:rFonts w:ascii="Arial" w:hAnsi="Arial" w:cs="Arial"/>
-          <w:sz w:val="20"/>
-        </w:rPr>
-      </w:pPr>
-      <w:r>
-        <w:rPr>
-          <w:rFonts w:ascii="Arial" w:hAnsi="Arial" w:cs="Arial"/>
-          <w:sz w:val="20"/>
-        </w:rPr>
-        <w:t xml:space="preserve">Built </w:t>
-      </w:r>
-      <w:r>
-        <w:rPr>
-          <w:rStyle w:val="Strong"/>
-          <w:rFonts w:ascii="Arial" w:hAnsi="Arial" w:cs="Arial"/>
-          <w:sz w:val="20"/>
-        </w:rPr>
-        <w:t>ASP.NET Core</w:t>
-      </w:r>
-      <w:r>
-        <w:rPr>
-          <w:rFonts w:ascii="Arial" w:hAnsi="Arial" w:cs="Arial"/>
-          <w:sz w:val="20"/>
-        </w:rPr>
-        <w:t xml:space="preserve"> services and </w:t>
-      </w:r>
-      <w:r>
-        <w:rPr>
-          <w:rStyle w:val="Strong"/>
-          <w:rFonts w:ascii="Arial" w:hAnsi="Arial" w:cs="Arial"/>
-          <w:sz w:val="20"/>
-        </w:rPr>
-        <w:t>REST APIs</w:t>
-      </w:r>
-      <w:r>
-        <w:rPr>
-          <w:rFonts w:ascii="Arial" w:hAnsi="Arial" w:cs="Arial"/>
-          <w:sz w:val="20"/>
-        </w:rPr>
-        <w:t xml:space="preserve"> with clean layering, consistent validation, </w:t>
-      </w:r>
-      <w:r>
-        <w:rPr>
-          <w:rStyle w:val="Strong"/>
-          <w:rFonts w:ascii="Arial" w:hAnsi="Arial" w:cs="Arial"/>
-          <w:sz w:val="20"/>
-        </w:rPr>
-        <w:t>OpenAPI/Swagger</w:t>
-      </w:r>
-      <w:r>
-        <w:rPr>
-          <w:rFonts w:ascii="Arial" w:hAnsi="Arial" w:cs="Arial"/>
-          <w:sz w:val="20"/>
-        </w:rPr>
-        <w:t xml:space="preserve"> contracts, and predictable error models to reduce client regressions.</w:t>
+          <w:sz w:val="22"/>
+        </w:rPr>
+      </w:pPr>
+      <w:r>
+        <w:rPr>
+          <w:sz w:val="22"/>
+        </w:rPr>
+        <w:t xml:space="preserve">Designed reusable </w:t>
+      </w:r>
+      <w:r>
+        <w:rPr>
+          <w:rStyle w:val="Strong"/>
+          <w:sz w:val="22"/>
+        </w:rPr>
+        <w:t>Razor component</w:t>
+      </w:r>
+      <w:r>
+        <w:rPr>
+          <w:sz w:val="22"/>
+        </w:rPr>
+        <w:t xml:space="preserve"> libraries for grids, filters, forms, modal workflows, and permission-aware navigation, which accelerated feature delivery for new product modules and gave teams a more maintainable UI foundation.</w:t>
       </w:r>
     </w:p>
     <w:p>
@@ -1555,61 +1206,67 @@
         </w:numPr>
         <w:jc w:val="both"/>
         <w:rPr>
-          <w:rFonts w:ascii="Arial" w:hAnsi="Arial" w:cs="Arial"/>
-          <w:sz w:val="20"/>
-        </w:rPr>
-      </w:pPr>
-      <w:r>
-        <w:rPr>
-          <w:rFonts w:ascii="Arial" w:hAnsi="Arial" w:cs="Arial"/>
-          <w:sz w:val="20"/>
-        </w:rPr>
-        <w:t xml:space="preserve">Implemented </w:t>
-      </w:r>
-      <w:r>
-        <w:rPr>
-          <w:rStyle w:val="Strong"/>
-          <w:rFonts w:ascii="Arial" w:hAnsi="Arial" w:cs="Arial"/>
-          <w:sz w:val="20"/>
+          <w:sz w:val="22"/>
+        </w:rPr>
+      </w:pPr>
+      <w:r>
+        <w:rPr>
+          <w:sz w:val="22"/>
+        </w:rPr>
+        <w:t xml:space="preserve">Built secure backend services with </w:t>
+      </w:r>
+      <w:r>
+        <w:rPr>
+          <w:rStyle w:val="Strong"/>
+          <w:sz w:val="22"/>
+        </w:rPr>
+        <w:t>ASP.NET Core Web API</w:t>
+      </w:r>
+      <w:r>
+        <w:rPr>
+          <w:sz w:val="22"/>
+        </w:rPr>
+        <w:t xml:space="preserve">, </w:t>
+      </w:r>
+      <w:r>
+        <w:rPr>
+          <w:rStyle w:val="Strong"/>
+          <w:sz w:val="22"/>
         </w:rPr>
         <w:t>Entity Framework Core</w:t>
       </w:r>
       <w:r>
         <w:rPr>
-          <w:rFonts w:ascii="Arial" w:hAnsi="Arial" w:cs="Arial"/>
-          <w:sz w:val="20"/>
-        </w:rPr>
-        <w:t xml:space="preserve"> persistence and tuning practices across </w:t>
-      </w:r>
-      <w:r>
-        <w:rPr>
-          <w:rStyle w:val="Strong"/>
-          <w:rFonts w:ascii="Arial" w:hAnsi="Arial" w:cs="Arial"/>
-          <w:sz w:val="20"/>
-        </w:rPr>
-        <w:t>PostgreSQL</w:t>
-      </w:r>
-      <w:r>
-        <w:rPr>
-          <w:rFonts w:ascii="Arial" w:hAnsi="Arial" w:cs="Arial"/>
-          <w:sz w:val="20"/>
-        </w:rPr>
-        <w:t xml:space="preserve"> and </w:t>
-      </w:r>
-      <w:r>
-        <w:rPr>
-          <w:rStyle w:val="Strong"/>
-          <w:rFonts w:ascii="Arial" w:hAnsi="Arial" w:cs="Arial"/>
-          <w:sz w:val="20"/>
+          <w:sz w:val="22"/>
+        </w:rPr>
+        <w:t xml:space="preserve">, and </w:t>
+      </w:r>
+      <w:r>
+        <w:rPr>
+          <w:rStyle w:val="Strong"/>
+          <w:sz w:val="22"/>
         </w:rPr>
         <w:t>SQL Server</w:t>
       </w:r>
       <w:r>
         <w:rPr>
-          <w:rFonts w:ascii="Arial" w:hAnsi="Arial" w:cs="Arial"/>
-          <w:sz w:val="20"/>
-        </w:rPr>
-        <w:t>, applying indexing strategies and query reshaping to stabilize high-concurrency workflows.</w:t>
+          <w:sz w:val="22"/>
+        </w:rPr>
+        <w:t xml:space="preserve">, enabling </w:t>
+      </w:r>
+      <w:proofErr w:type="spellStart"/>
+      <w:r>
+        <w:rPr>
+          <w:sz w:val="22"/>
+        </w:rPr>
+        <w:t>Blazor</w:t>
+      </w:r>
+      <w:proofErr w:type="spellEnd"/>
+      <w:r>
+        <w:rPr>
+          <w:sz w:val="22"/>
+        </w:rPr>
+        <w:t xml:space="preserve"> clients to consume versioned endpoints with predictable contracts and cleaner separation between presentation and business logic.</w:t>
       </w:r>
     </w:p>
     <w:p>
@@ -1621,31 +1278,41 @@
         </w:numPr>
         <w:jc w:val="both"/>
         <w:rPr>
-          <w:rFonts w:ascii="Arial" w:hAnsi="Arial" w:cs="Arial"/>
-          <w:sz w:val="20"/>
-        </w:rPr>
-      </w:pPr>
-      <w:r>
-        <w:rPr>
-          <w:rFonts w:ascii="Arial" w:hAnsi="Arial" w:cs="Arial"/>
-          <w:sz w:val="20"/>
-        </w:rPr>
-        <w:t xml:space="preserve">Designed background execution using </w:t>
-      </w:r>
-      <w:r>
-        <w:rPr>
-          <w:rStyle w:val="Strong"/>
-          <w:rFonts w:ascii="Arial" w:hAnsi="Arial" w:cs="Arial"/>
-          <w:sz w:val="20"/>
-        </w:rPr>
-        <w:t>IHostedService</w:t>
-      </w:r>
-      <w:r>
-        <w:rPr>
-          <w:rFonts w:ascii="Arial" w:hAnsi="Arial" w:cs="Arial"/>
-          <w:sz w:val="20"/>
-        </w:rPr>
-        <w:t xml:space="preserve"> patterns and queue-based workers, enabling reliable long-running jobs with safe retries and clear operational traceability.</w:t>
+          <w:sz w:val="22"/>
+        </w:rPr>
+      </w:pPr>
+      <w:r>
+        <w:rPr>
+          <w:sz w:val="22"/>
+        </w:rPr>
+        <w:t xml:space="preserve">Resolved a recurring state synchronization bug in long-running forms where disconnected users lost unsaved progress, then introduced scoped state containers, </w:t>
+      </w:r>
+      <w:proofErr w:type="spellStart"/>
+      <w:r>
+        <w:rPr>
+          <w:sz w:val="22"/>
+        </w:rPr>
+        <w:t>autosave</w:t>
+      </w:r>
+      <w:proofErr w:type="spellEnd"/>
+      <w:r>
+        <w:rPr>
+          <w:sz w:val="22"/>
+        </w:rPr>
+        <w:t xml:space="preserve"> checkpoints, and defensive restore logic that cut support complaints by more than </w:t>
+      </w:r>
+      <w:r>
+        <w:rPr>
+          <w:rStyle w:val="Strong"/>
+          <w:sz w:val="22"/>
+        </w:rPr>
+        <w:t>35%</w:t>
+      </w:r>
+      <w:r>
+        <w:rPr>
+          <w:sz w:val="22"/>
+        </w:rPr>
+        <w:t>.</w:t>
       </w:r>
     </w:p>
     <w:p>
@@ -1657,31 +1324,63 @@
         </w:numPr>
         <w:jc w:val="both"/>
         <w:rPr>
-          <w:rFonts w:ascii="Arial" w:hAnsi="Arial" w:cs="Arial"/>
-          <w:sz w:val="20"/>
-        </w:rPr>
-      </w:pPr>
-      <w:r>
-        <w:rPr>
-          <w:rFonts w:ascii="Arial" w:hAnsi="Arial" w:cs="Arial"/>
-          <w:sz w:val="20"/>
-        </w:rPr>
-        <w:t xml:space="preserve">Delivered real-time user feedback with </w:t>
-      </w:r>
-      <w:r>
-        <w:rPr>
-          <w:rStyle w:val="Strong"/>
-          <w:rFonts w:ascii="Arial" w:hAnsi="Arial" w:cs="Arial"/>
-          <w:sz w:val="20"/>
-        </w:rPr>
-        <w:t>SignalR</w:t>
-      </w:r>
-      <w:r>
-        <w:rPr>
-          <w:rFonts w:ascii="Arial" w:hAnsi="Arial" w:cs="Arial"/>
-          <w:sz w:val="20"/>
-        </w:rPr>
-        <w:t xml:space="preserve"> notifications for job progress and status updates, reducing polling load and improving responsiveness during peak usage.</w:t>
+          <w:sz w:val="22"/>
+        </w:rPr>
+      </w:pPr>
+      <w:r>
+        <w:rPr>
+          <w:sz w:val="22"/>
+        </w:rPr>
+        <w:t xml:space="preserve">Migrated authentication flows from older cookie-heavy MVC patterns to </w:t>
+      </w:r>
+      <w:proofErr w:type="spellStart"/>
+      <w:r>
+        <w:rPr>
+          <w:rStyle w:val="Strong"/>
+          <w:sz w:val="22"/>
+        </w:rPr>
+        <w:t>OpenID</w:t>
+      </w:r>
+      <w:proofErr w:type="spellEnd"/>
+      <w:r>
+        <w:rPr>
+          <w:rStyle w:val="Strong"/>
+          <w:sz w:val="22"/>
+        </w:rPr>
+        <w:t xml:space="preserve"> Connect</w:t>
+      </w:r>
+      <w:r>
+        <w:rPr>
+          <w:sz w:val="22"/>
+        </w:rPr>
+        <w:t xml:space="preserve"> and </w:t>
+      </w:r>
+      <w:r>
+        <w:rPr>
+          <w:rStyle w:val="Strong"/>
+          <w:sz w:val="22"/>
+        </w:rPr>
+        <w:t>JWT</w:t>
+      </w:r>
+      <w:r>
+        <w:rPr>
+          <w:sz w:val="22"/>
+        </w:rPr>
+        <w:t xml:space="preserve"> based integration, improving session handling for </w:t>
+      </w:r>
+      <w:proofErr w:type="spellStart"/>
+      <w:r>
+        <w:rPr>
+          <w:sz w:val="22"/>
+        </w:rPr>
+        <w:t>Blazor</w:t>
+      </w:r>
+      <w:proofErr w:type="spellEnd"/>
+      <w:r>
+        <w:rPr>
+          <w:sz w:val="22"/>
+        </w:rPr>
+        <w:t xml:space="preserve"> apps and simplifying role-based authorization across both UI and API layers.</w:t>
       </w:r>
     </w:p>
     <w:p>
@@ -1693,31 +1392,29 @@
         </w:numPr>
         <w:jc w:val="both"/>
         <w:rPr>
-          <w:rFonts w:ascii="Arial" w:hAnsi="Arial" w:cs="Arial"/>
-          <w:sz w:val="20"/>
-        </w:rPr>
-      </w:pPr>
-      <w:r>
-        <w:rPr>
-          <w:rFonts w:ascii="Arial" w:hAnsi="Arial" w:cs="Arial"/>
-          <w:sz w:val="20"/>
-        </w:rPr>
-        <w:t xml:space="preserve">Owned B2B integrations end-to-end using resilient HTTP clients, idempotent callbacks, and correlation IDs, aligning with strict </w:t>
-      </w:r>
-      <w:r>
-        <w:rPr>
-          <w:rStyle w:val="Strong"/>
-          <w:rFonts w:ascii="Arial" w:hAnsi="Arial" w:cs="Arial"/>
-          <w:sz w:val="20"/>
-        </w:rPr>
-        <w:t>rate limiting</w:t>
-      </w:r>
-      <w:r>
-        <w:rPr>
-          <w:rFonts w:ascii="Arial" w:hAnsi="Arial" w:cs="Arial"/>
-          <w:sz w:val="20"/>
-        </w:rPr>
-        <w:t xml:space="preserve"> and partial-failure behavior.</w:t>
+          <w:sz w:val="22"/>
+        </w:rPr>
+      </w:pPr>
+      <w:r>
+        <w:rPr>
+          <w:sz w:val="22"/>
+        </w:rPr>
+        <w:t xml:space="preserve">Implemented </w:t>
+      </w:r>
+      <w:proofErr w:type="spellStart"/>
+      <w:r>
+        <w:rPr>
+          <w:rStyle w:val="Strong"/>
+          <w:sz w:val="22"/>
+        </w:rPr>
+        <w:t>SignalR</w:t>
+      </w:r>
+      <w:proofErr w:type="spellEnd"/>
+      <w:r>
+        <w:rPr>
+          <w:sz w:val="22"/>
+        </w:rPr>
+        <w:t>-based live update features for operational dashboards so agents could see job status, approval changes, and workflow notifications in near real time without constant polling or heavy browser refresh behavior.</w:t>
       </w:r>
     </w:p>
     <w:p>
@@ -1729,76 +1426,27 @@
         </w:numPr>
         <w:jc w:val="both"/>
         <w:rPr>
-          <w:rFonts w:ascii="Arial" w:hAnsi="Arial" w:cs="Arial"/>
-          <w:sz w:val="20"/>
-        </w:rPr>
-      </w:pPr>
-      <w:r>
-        <w:rPr>
-          <w:rFonts w:ascii="Arial" w:hAnsi="Arial" w:cs="Arial"/>
-          <w:sz w:val="20"/>
-        </w:rPr>
-        <w:t xml:space="preserve">Standardized observability using </w:t>
-      </w:r>
-      <w:r>
-        <w:rPr>
-          <w:rStyle w:val="Strong"/>
-          <w:rFonts w:ascii="Arial" w:hAnsi="Arial" w:cs="Arial"/>
-          <w:sz w:val="20"/>
-        </w:rPr>
-        <w:t>OpenTelemetry</w:t>
-      </w:r>
-      <w:r>
-        <w:rPr>
-          <w:rFonts w:ascii="Arial" w:hAnsi="Arial" w:cs="Arial"/>
-          <w:sz w:val="20"/>
-        </w:rPr>
-        <w:t xml:space="preserve"> traces/metrics, structured logging, and dashboards in </w:t>
-      </w:r>
-      <w:r>
-        <w:rPr>
-          <w:rStyle w:val="Strong"/>
-          <w:rFonts w:ascii="Arial" w:hAnsi="Arial" w:cs="Arial"/>
-          <w:sz w:val="20"/>
-        </w:rPr>
-        <w:t>Datadog</w:t>
-      </w:r>
-      <w:r>
-        <w:rPr>
-          <w:rFonts w:ascii="Arial" w:hAnsi="Arial" w:cs="Arial"/>
-          <w:sz w:val="20"/>
-        </w:rPr>
-        <w:t xml:space="preserve">, </w:t>
-      </w:r>
-      <w:r>
-        <w:rPr>
-          <w:rStyle w:val="Strong"/>
-          <w:rFonts w:ascii="Arial" w:hAnsi="Arial" w:cs="Arial"/>
-          <w:sz w:val="20"/>
-        </w:rPr>
-        <w:t>Grafana</w:t>
-      </w:r>
-      <w:r>
-        <w:rPr>
-          <w:rFonts w:ascii="Arial" w:hAnsi="Arial" w:cs="Arial"/>
-          <w:sz w:val="20"/>
-        </w:rPr>
-        <w:t xml:space="preserve">, and </w:t>
-      </w:r>
-      <w:r>
-        <w:rPr>
-          <w:rStyle w:val="Strong"/>
-          <w:rFonts w:ascii="Arial" w:hAnsi="Arial" w:cs="Arial"/>
-          <w:sz w:val="20"/>
-        </w:rPr>
-        <w:t>CloudWatch</w:t>
-      </w:r>
-      <w:r>
-        <w:rPr>
-          <w:rFonts w:ascii="Arial" w:hAnsi="Arial" w:cs="Arial"/>
-          <w:sz w:val="20"/>
-        </w:rPr>
-        <w:t xml:space="preserve"> to shorten incident triage.</w:t>
+          <w:sz w:val="22"/>
+        </w:rPr>
+      </w:pPr>
+      <w:r>
+        <w:rPr>
+          <w:sz w:val="22"/>
+        </w:rPr>
+        <w:t xml:space="preserve">Investigated a high-memory rendering issue caused by oversized component trees and unnecessary re-render cycles, then refactored binding patterns and lifecycle usage to improve page responsiveness by roughly </w:t>
+      </w:r>
+      <w:r>
+        <w:rPr>
+          <w:rStyle w:val="Strong"/>
+          <w:sz w:val="22"/>
+        </w:rPr>
+        <w:t>30%</w:t>
+      </w:r>
+      <w:r>
+        <w:rPr>
+          <w:sz w:val="22"/>
+        </w:rPr>
+        <w:t xml:space="preserve"> under peak internal usage.</w:t>
       </w:r>
     </w:p>
     <w:p>
@@ -1810,31 +1458,15 @@
         </w:numPr>
         <w:jc w:val="both"/>
         <w:rPr>
-          <w:rFonts w:ascii="Arial" w:hAnsi="Arial" w:cs="Arial"/>
-          <w:sz w:val="20"/>
-        </w:rPr>
-      </w:pPr>
-      <w:r>
-        <w:rPr>
-          <w:rFonts w:ascii="Arial" w:hAnsi="Arial" w:cs="Arial"/>
-          <w:sz w:val="20"/>
-        </w:rPr>
-        <w:t xml:space="preserve">Containerized services with </w:t>
-      </w:r>
-      <w:r>
-        <w:rPr>
-          <w:rStyle w:val="Strong"/>
-          <w:rFonts w:ascii="Arial" w:hAnsi="Arial" w:cs="Arial"/>
-          <w:sz w:val="20"/>
-        </w:rPr>
-        <w:t>Docker</w:t>
-      </w:r>
-      <w:r>
-        <w:rPr>
-          <w:rFonts w:ascii="Arial" w:hAnsi="Arial" w:cs="Arial"/>
-          <w:sz w:val="20"/>
-        </w:rPr>
-        <w:t xml:space="preserve"> and established repeatable deployment runbooks, improving environment consistency and speeding local reproduction of production defects.</w:t>
+          <w:sz w:val="22"/>
+        </w:rPr>
+      </w:pPr>
+      <w:r>
+        <w:rPr>
+          <w:sz w:val="22"/>
+        </w:rPr>
+        <w:lastRenderedPageBreak/>
+        <w:t>Introduced shared validation, centralized exception handling, and structured logging across UI and API layers, which made production defects easier to trace and shortened diagnosis time during cross-team incident response.</w:t>
       </w:r>
     </w:p>
     <w:p>
@@ -1846,91 +1478,53 @@
         </w:numPr>
         <w:jc w:val="both"/>
         <w:rPr>
-          <w:rFonts w:ascii="Arial" w:hAnsi="Arial" w:cs="Arial"/>
-          <w:sz w:val="20"/>
-        </w:rPr>
-      </w:pPr>
-      <w:r>
-        <w:rPr>
-          <w:rFonts w:ascii="Arial" w:hAnsi="Arial" w:cs="Arial"/>
-          <w:sz w:val="20"/>
-        </w:rPr>
-        <w:t xml:space="preserve">Shipped cloud-native components on AWS using </w:t>
-      </w:r>
-      <w:r>
-        <w:rPr>
-          <w:rStyle w:val="Strong"/>
-          <w:rFonts w:ascii="Arial" w:hAnsi="Arial" w:cs="Arial"/>
-          <w:sz w:val="20"/>
-        </w:rPr>
-        <w:t>API Gateway</w:t>
-      </w:r>
-      <w:r>
-        <w:rPr>
-          <w:rFonts w:ascii="Arial" w:hAnsi="Arial" w:cs="Arial"/>
-          <w:sz w:val="20"/>
-        </w:rPr>
-        <w:t xml:space="preserve">, </w:t>
-      </w:r>
-      <w:r>
-        <w:rPr>
-          <w:rStyle w:val="Strong"/>
-          <w:rFonts w:ascii="Arial" w:hAnsi="Arial" w:cs="Arial"/>
-          <w:sz w:val="20"/>
-        </w:rPr>
-        <w:t>Lambda</w:t>
-      </w:r>
-      <w:r>
-        <w:rPr>
-          <w:rFonts w:ascii="Arial" w:hAnsi="Arial" w:cs="Arial"/>
-          <w:sz w:val="20"/>
-        </w:rPr>
-        <w:t xml:space="preserve">, </w:t>
-      </w:r>
-      <w:r>
-        <w:rPr>
-          <w:rStyle w:val="Strong"/>
-          <w:rFonts w:ascii="Arial" w:hAnsi="Arial" w:cs="Arial"/>
-          <w:sz w:val="20"/>
-        </w:rPr>
-        <w:t>S3</w:t>
-      </w:r>
-      <w:r>
-        <w:rPr>
-          <w:rFonts w:ascii="Arial" w:hAnsi="Arial" w:cs="Arial"/>
-          <w:sz w:val="20"/>
-        </w:rPr>
-        <w:t xml:space="preserve">, </w:t>
-      </w:r>
-      <w:r>
-        <w:rPr>
-          <w:rStyle w:val="Strong"/>
-          <w:rFonts w:ascii="Arial" w:hAnsi="Arial" w:cs="Arial"/>
-          <w:sz w:val="20"/>
-        </w:rPr>
-        <w:t>RDS</w:t>
-      </w:r>
-      <w:r>
-        <w:rPr>
-          <w:rFonts w:ascii="Arial" w:hAnsi="Arial" w:cs="Arial"/>
-          <w:sz w:val="20"/>
-        </w:rPr>
-        <w:t xml:space="preserve">, and </w:t>
-      </w:r>
-      <w:r>
-        <w:rPr>
-          <w:rStyle w:val="Strong"/>
-          <w:rFonts w:ascii="Arial" w:hAnsi="Arial" w:cs="Arial"/>
-          <w:sz w:val="20"/>
-        </w:rPr>
-        <w:t>IAM</w:t>
-      </w:r>
-      <w:r>
-        <w:rPr>
-          <w:rFonts w:ascii="Arial" w:hAnsi="Arial" w:cs="Arial"/>
-          <w:sz w:val="20"/>
-        </w:rPr>
-        <w:t>, applying least-privilege access and secure configuration management.</w:t>
+          <w:sz w:val="22"/>
+        </w:rPr>
+      </w:pPr>
+      <w:r>
+        <w:rPr>
+          <w:sz w:val="22"/>
+        </w:rPr>
+        <w:t xml:space="preserve">Delivered incremental migration from older </w:t>
+      </w:r>
+      <w:r>
+        <w:rPr>
+          <w:rStyle w:val="Strong"/>
+          <w:sz w:val="22"/>
+        </w:rPr>
+        <w:t>.NET Framework 4.8</w:t>
+      </w:r>
+      <w:r>
+        <w:rPr>
+          <w:sz w:val="22"/>
+        </w:rPr>
+        <w:t xml:space="preserve"> services into container-friendly </w:t>
+      </w:r>
+      <w:r>
+        <w:rPr>
+          <w:rStyle w:val="Strong"/>
+          <w:sz w:val="22"/>
+        </w:rPr>
+        <w:t>.NET 6</w:t>
+      </w:r>
+      <w:r>
+        <w:rPr>
+          <w:sz w:val="22"/>
+        </w:rPr>
+        <w:t xml:space="preserve"> and later </w:t>
+      </w:r>
+      <w:r>
+        <w:rPr>
+          <w:rStyle w:val="Strong"/>
+          <w:sz w:val="22"/>
+        </w:rPr>
+        <w:t>.NET 8</w:t>
+      </w:r>
+      <w:r>
+        <w:rPr>
+          <w:sz w:val="22"/>
+        </w:rPr>
+        <w:t xml:space="preserve"> workloads, preserving critical business rules while reducing deployment friction and making regression coverage more reliable.</w:t>
       </w:r>
     </w:p>
     <w:p>
@@ -1942,31 +1536,62 @@
         </w:numPr>
         <w:jc w:val="both"/>
         <w:rPr>
-          <w:rFonts w:ascii="Arial" w:hAnsi="Arial" w:cs="Arial"/>
-          <w:sz w:val="20"/>
-        </w:rPr>
-      </w:pPr>
-      <w:r>
-        <w:rPr>
-          <w:rFonts w:ascii="Arial" w:hAnsi="Arial" w:cs="Arial"/>
-          <w:sz w:val="20"/>
-        </w:rPr>
-        <w:t xml:space="preserve">Introduced caching strategies with </w:t>
-      </w:r>
-      <w:r>
-        <w:rPr>
-          <w:rStyle w:val="Strong"/>
-          <w:rFonts w:ascii="Arial" w:hAnsi="Arial" w:cs="Arial"/>
-          <w:sz w:val="20"/>
-        </w:rPr>
-        <w:t>Redis / ElastiCache</w:t>
-      </w:r>
-      <w:r>
-        <w:rPr>
-          <w:rFonts w:ascii="Arial" w:hAnsi="Arial" w:cs="Arial"/>
-          <w:sz w:val="20"/>
-        </w:rPr>
-        <w:t xml:space="preserve"> to protect databases on read-heavy endpoints, using conservative TTLs and explicit invalidation for correctness.</w:t>
+          <w:sz w:val="22"/>
+        </w:rPr>
+      </w:pPr>
+      <w:r>
+        <w:rPr>
+          <w:sz w:val="22"/>
+        </w:rPr>
+        <w:t xml:space="preserve">Integrated </w:t>
+      </w:r>
+      <w:r>
+        <w:rPr>
+          <w:rStyle w:val="Strong"/>
+          <w:sz w:val="22"/>
+        </w:rPr>
+        <w:t>Azure App Service</w:t>
+      </w:r>
+      <w:r>
+        <w:rPr>
+          <w:sz w:val="22"/>
+        </w:rPr>
+        <w:t xml:space="preserve">, </w:t>
+      </w:r>
+      <w:r>
+        <w:rPr>
+          <w:rStyle w:val="Strong"/>
+          <w:sz w:val="22"/>
+        </w:rPr>
+        <w:t>Azure Storage</w:t>
+      </w:r>
+      <w:r>
+        <w:rPr>
+          <w:sz w:val="22"/>
+        </w:rPr>
+        <w:t xml:space="preserve">, and </w:t>
+      </w:r>
+      <w:r>
+        <w:rPr>
+          <w:rStyle w:val="Strong"/>
+          <w:sz w:val="22"/>
+        </w:rPr>
+        <w:t xml:space="preserve">Azure </w:t>
+      </w:r>
+      <w:proofErr w:type="spellStart"/>
+      <w:r>
+        <w:rPr>
+          <w:rStyle w:val="Strong"/>
+          <w:sz w:val="22"/>
+        </w:rPr>
+        <w:t>DevOps</w:t>
+      </w:r>
+      <w:proofErr w:type="spellEnd"/>
+      <w:r>
+        <w:rPr>
+          <w:sz w:val="22"/>
+        </w:rPr>
+        <w:t xml:space="preserve"> pipelines for automated build, test, and deployment workflows, giving the team safer promotion paths across development, staging, and production environments.</w:t>
       </w:r>
     </w:p>
     <w:p>
@@ -1978,46 +1603,28 @@
         </w:numPr>
         <w:jc w:val="both"/>
         <w:rPr>
-          <w:rFonts w:ascii="Arial" w:hAnsi="Arial" w:cs="Arial"/>
-          <w:sz w:val="20"/>
-        </w:rPr>
-      </w:pPr>
-      <w:r>
-        <w:rPr>
-          <w:rFonts w:ascii="Arial" w:hAnsi="Arial" w:cs="Arial"/>
-          <w:sz w:val="20"/>
-        </w:rPr>
-        <w:t xml:space="preserve">Supported event-driven workflows using </w:t>
-      </w:r>
-      <w:r>
-        <w:rPr>
-          <w:rStyle w:val="Strong"/>
-          <w:rFonts w:ascii="Arial" w:hAnsi="Arial" w:cs="Arial"/>
-          <w:sz w:val="20"/>
-        </w:rPr>
-        <w:t>EventBridge</w:t>
-      </w:r>
-      <w:r>
-        <w:rPr>
-          <w:rFonts w:ascii="Arial" w:hAnsi="Arial" w:cs="Arial"/>
-          <w:sz w:val="20"/>
-        </w:rPr>
-        <w:t xml:space="preserve"> and </w:t>
-      </w:r>
-      <w:r>
-        <w:rPr>
-          <w:rStyle w:val="Strong"/>
-          <w:rFonts w:ascii="Arial" w:hAnsi="Arial" w:cs="Arial"/>
-          <w:sz w:val="20"/>
-        </w:rPr>
-        <w:t>Step Functions</w:t>
-      </w:r>
-      <w:r>
-        <w:rPr>
-          <w:rFonts w:ascii="Arial" w:hAnsi="Arial" w:cs="Arial"/>
-          <w:sz w:val="20"/>
-        </w:rPr>
-        <w:t xml:space="preserve"> for orchestration, improving reliability for multi-step business processes and reducing manual recovery.</w:t>
+          <w:sz w:val="22"/>
+        </w:rPr>
+      </w:pPr>
+      <w:r>
+        <w:rPr>
+          <w:sz w:val="22"/>
+        </w:rPr>
+        <w:t xml:space="preserve">Partnered with product and QA teams to translate ambiguous legacy behavior into explicit acceptance criteria, which prevented logic regressions during </w:t>
+      </w:r>
+      <w:proofErr w:type="spellStart"/>
+      <w:r>
+        <w:rPr>
+          <w:sz w:val="22"/>
+        </w:rPr>
+        <w:t>Blazor</w:t>
+      </w:r>
+      <w:proofErr w:type="spellEnd"/>
+      <w:r>
+        <w:rPr>
+          <w:sz w:val="22"/>
+        </w:rPr>
+        <w:t xml:space="preserve"> rewrites and improved stakeholder confidence in phased rollouts.</w:t>
       </w:r>
     </w:p>
     <w:p>
@@ -2029,230 +1636,43 @@
         </w:numPr>
         <w:jc w:val="both"/>
         <w:rPr>
-          <w:rFonts w:ascii="Arial" w:hAnsi="Arial" w:cs="Arial"/>
-          <w:sz w:val="20"/>
-        </w:rPr>
-      </w:pPr>
-      <w:r>
-        <w:rPr>
-          <w:rFonts w:ascii="Arial" w:hAnsi="Arial" w:cs="Arial"/>
-          <w:sz w:val="20"/>
-        </w:rPr>
-        <w:t xml:space="preserve">Integrated asynchronous messaging patterns with </w:t>
-      </w:r>
-      <w:r>
-        <w:rPr>
-          <w:rStyle w:val="Strong"/>
-          <w:rFonts w:ascii="Arial" w:hAnsi="Arial" w:cs="Arial"/>
-          <w:sz w:val="20"/>
-        </w:rPr>
-        <w:t>AWS SQS/SNS</w:t>
-      </w:r>
-      <w:r>
-        <w:rPr>
-          <w:rFonts w:ascii="Arial" w:hAnsi="Arial" w:cs="Arial"/>
-          <w:sz w:val="20"/>
-        </w:rPr>
-        <w:t xml:space="preserve"> and </w:t>
-      </w:r>
-      <w:r>
-        <w:rPr>
-          <w:rStyle w:val="Strong"/>
-          <w:rFonts w:ascii="Arial" w:hAnsi="Arial" w:cs="Arial"/>
-          <w:sz w:val="20"/>
-        </w:rPr>
-        <w:t>RabbitMQ</w:t>
-      </w:r>
-      <w:r>
-        <w:rPr>
-          <w:rFonts w:ascii="Arial" w:hAnsi="Arial" w:cs="Arial"/>
-          <w:sz w:val="20"/>
-        </w:rPr>
-        <w:t xml:space="preserve"> for decoupled processing, including DLQ-style handling and replay-safe consumers.</w:t>
-      </w:r>
-    </w:p>
-    <w:p>
-      <w:pPr>
-        <w:pStyle w:val="NormalWeb"/>
-        <w:numPr>
-          <w:ilvl w:val="0"/>
-          <w:numId w:val="3"/>
-        </w:numPr>
-        <w:jc w:val="both"/>
-        <w:rPr>
-          <w:rFonts w:ascii="Arial" w:hAnsi="Arial" w:cs="Arial"/>
-          <w:sz w:val="20"/>
-        </w:rPr>
-      </w:pPr>
-      <w:r>
-        <w:rPr>
-          <w:rFonts w:ascii="Arial" w:hAnsi="Arial" w:cs="Arial"/>
-          <w:sz w:val="20"/>
-        </w:rPr>
-        <w:lastRenderedPageBreak/>
-        <w:t xml:space="preserve">Improved search and retrieval experiences by integrating </w:t>
-      </w:r>
-      <w:r>
-        <w:rPr>
-          <w:rStyle w:val="Strong"/>
-          <w:rFonts w:ascii="Arial" w:hAnsi="Arial" w:cs="Arial"/>
-          <w:sz w:val="20"/>
-        </w:rPr>
-        <w:t>Elasticsearch / OpenSearch</w:t>
-      </w:r>
-      <w:r>
-        <w:rPr>
-          <w:rFonts w:ascii="Arial" w:hAnsi="Arial" w:cs="Arial"/>
-          <w:sz w:val="20"/>
-        </w:rPr>
-        <w:t xml:space="preserve"> indexing for operational records, enabling fast filtering and pagination at scale.</w:t>
-      </w:r>
-    </w:p>
-    <w:p>
-      <w:pPr>
-        <w:pStyle w:val="NormalWeb"/>
-        <w:numPr>
-          <w:ilvl w:val="0"/>
-          <w:numId w:val="3"/>
-        </w:numPr>
-        <w:jc w:val="both"/>
-        <w:rPr>
-          <w:rFonts w:ascii="Arial" w:hAnsi="Arial" w:cs="Arial"/>
-          <w:sz w:val="20"/>
-        </w:rPr>
-      </w:pPr>
-      <w:r>
-        <w:rPr>
-          <w:rFonts w:ascii="Arial" w:hAnsi="Arial" w:cs="Arial"/>
-          <w:sz w:val="20"/>
-        </w:rPr>
-        <w:t xml:space="preserve">Extended data exports and analytics pipelines with exposure to </w:t>
-      </w:r>
-      <w:r>
-        <w:rPr>
-          <w:rStyle w:val="Strong"/>
-          <w:rFonts w:ascii="Arial" w:hAnsi="Arial" w:cs="Arial"/>
-          <w:sz w:val="20"/>
-        </w:rPr>
-        <w:t>Redshift</w:t>
-      </w:r>
-      <w:r>
-        <w:rPr>
-          <w:rFonts w:ascii="Arial" w:hAnsi="Arial" w:cs="Arial"/>
-          <w:sz w:val="20"/>
-        </w:rPr>
-        <w:t xml:space="preserve"> and </w:t>
-      </w:r>
-      <w:r>
-        <w:rPr>
-          <w:rStyle w:val="Strong"/>
-          <w:rFonts w:ascii="Arial" w:hAnsi="Arial" w:cs="Arial"/>
-          <w:sz w:val="20"/>
-        </w:rPr>
-        <w:t>BigQuery</w:t>
-      </w:r>
-      <w:r>
-        <w:rPr>
-          <w:rFonts w:ascii="Arial" w:hAnsi="Arial" w:cs="Arial"/>
-          <w:sz w:val="20"/>
-        </w:rPr>
-        <w:t>, aligning event payloads for downstream reporting and audit needs.</w:t>
-      </w:r>
-    </w:p>
-    <w:p>
-      <w:pPr>
-        <w:pStyle w:val="NormalWeb"/>
-        <w:numPr>
-          <w:ilvl w:val="0"/>
-          <w:numId w:val="3"/>
-        </w:numPr>
-        <w:jc w:val="both"/>
-        <w:rPr>
-          <w:rFonts w:ascii="Arial" w:hAnsi="Arial" w:cs="Arial"/>
-          <w:sz w:val="20"/>
-        </w:rPr>
-      </w:pPr>
-      <w:r>
-        <w:rPr>
-          <w:rFonts w:ascii="Arial" w:hAnsi="Arial" w:cs="Arial"/>
-          <w:sz w:val="20"/>
-        </w:rPr>
-        <w:t xml:space="preserve">Hardened security across UI and APIs with </w:t>
-      </w:r>
-      <w:r>
-        <w:rPr>
-          <w:rStyle w:val="Strong"/>
-          <w:rFonts w:ascii="Arial" w:hAnsi="Arial" w:cs="Arial"/>
-          <w:sz w:val="20"/>
-        </w:rPr>
-        <w:t>OAuth2/OIDC</w:t>
-      </w:r>
-      <w:r>
-        <w:rPr>
-          <w:rFonts w:ascii="Arial" w:hAnsi="Arial" w:cs="Arial"/>
-          <w:sz w:val="20"/>
-        </w:rPr>
-        <w:t xml:space="preserve">, </w:t>
-      </w:r>
-      <w:r>
-        <w:rPr>
-          <w:rStyle w:val="Strong"/>
-          <w:rFonts w:ascii="Arial" w:hAnsi="Arial" w:cs="Arial"/>
-          <w:sz w:val="20"/>
-        </w:rPr>
-        <w:t>JWT</w:t>
-      </w:r>
-      <w:r>
-        <w:rPr>
-          <w:rFonts w:ascii="Arial" w:hAnsi="Arial" w:cs="Arial"/>
-          <w:sz w:val="20"/>
-        </w:rPr>
-        <w:t xml:space="preserve">, </w:t>
-      </w:r>
-      <w:r>
-        <w:rPr>
-          <w:rStyle w:val="Strong"/>
-          <w:rFonts w:ascii="Arial" w:hAnsi="Arial" w:cs="Arial"/>
-          <w:sz w:val="20"/>
-        </w:rPr>
-        <w:t>RBAC/ABAC</w:t>
-      </w:r>
-      <w:r>
-        <w:rPr>
-          <w:rFonts w:ascii="Arial" w:hAnsi="Arial" w:cs="Arial"/>
-          <w:sz w:val="20"/>
-        </w:rPr>
-        <w:t xml:space="preserve">, </w:t>
-      </w:r>
-      <w:r>
-        <w:rPr>
-          <w:rStyle w:val="Strong"/>
-          <w:rFonts w:ascii="Arial" w:hAnsi="Arial" w:cs="Arial"/>
-          <w:sz w:val="20"/>
-        </w:rPr>
-        <w:t>audit logging</w:t>
-      </w:r>
-      <w:r>
-        <w:rPr>
-          <w:rFonts w:ascii="Arial" w:hAnsi="Arial" w:cs="Arial"/>
-          <w:sz w:val="20"/>
-        </w:rPr>
-        <w:t xml:space="preserve">, and integrations with </w:t>
-      </w:r>
-      <w:r>
-        <w:rPr>
-          <w:rStyle w:val="Strong"/>
-          <w:rFonts w:ascii="Arial" w:hAnsi="Arial" w:cs="Arial"/>
-          <w:sz w:val="20"/>
-        </w:rPr>
-        <w:t>AWS Cognito</w:t>
-      </w:r>
-      <w:r>
-        <w:rPr>
-          <w:rFonts w:ascii="Arial" w:hAnsi="Arial" w:cs="Arial"/>
-          <w:sz w:val="20"/>
-        </w:rPr>
-        <w:t>, plus enterprise IdP support (Okta/Auth0).</w:t>
+          <w:sz w:val="22"/>
+        </w:rPr>
+      </w:pPr>
+      <w:r>
+        <w:rPr>
+          <w:sz w:val="22"/>
+        </w:rPr>
+        <w:t xml:space="preserve">Mentored engineers on component composition, server versus </w:t>
+      </w:r>
+      <w:proofErr w:type="spellStart"/>
+      <w:r>
+        <w:rPr>
+          <w:sz w:val="22"/>
+        </w:rPr>
+        <w:t>WebAssembly</w:t>
+      </w:r>
+      <w:proofErr w:type="spellEnd"/>
+      <w:r>
+        <w:rPr>
+          <w:sz w:val="22"/>
+        </w:rPr>
+        <w:t xml:space="preserve"> tradeoffs, and practical debugging of rendering, dependency injection, and circuit-related issues, helping the team adopt </w:t>
+      </w:r>
+      <w:proofErr w:type="spellStart"/>
+      <w:r>
+        <w:rPr>
+          <w:rStyle w:val="Strong"/>
+          <w:sz w:val="22"/>
+        </w:rPr>
+        <w:t>Blazor</w:t>
+      </w:r>
+      <w:proofErr w:type="spellEnd"/>
+      <w:r>
+        <w:rPr>
+          <w:sz w:val="22"/>
+        </w:rPr>
+        <w:t xml:space="preserve"> as a sustainable production technology rather than a short-lived experiment.</w:t>
       </w:r>
     </w:p>
     <w:p>
@@ -2276,10 +1696,22 @@
           <w:sz w:val="23"/>
           <w:szCs w:val="23"/>
         </w:rPr>
-        <w:t>Full Stack Engineer</w:t>
-      </w:r>
-    </w:p>
-    <w:p>
+        <w:t>Software</w:t>
+      </w:r>
+      <w:r>
+        <w:rPr>
+          <w:rFonts w:ascii="Arial" w:eastAsia="Arial" w:hAnsi="Arial" w:cs="Arial"/>
+          <w:b/>
+          <w:bCs/>
+          <w:color w:val="111111"/>
+          <w:sz w:val="23"/>
+          <w:szCs w:val="23"/>
+        </w:rPr>
+        <w:t xml:space="preserve"> Engineer</w:t>
+      </w:r>
+    </w:p>
+    <w:p>
+      <w:proofErr w:type="spellStart"/>
       <w:r>
         <w:rPr>
           <w:rFonts w:ascii="Arial" w:eastAsia="Arial" w:hAnsi="Arial" w:cs="Arial"/>
@@ -2289,7 +1721,19 @@
           <w:sz w:val="21"/>
           <w:szCs w:val="21"/>
         </w:rPr>
-        <w:t>Webiz Digital</w:t>
+        <w:t>Webiz</w:t>
+      </w:r>
+      <w:proofErr w:type="spellEnd"/>
+      <w:r>
+        <w:rPr>
+          <w:rFonts w:ascii="Arial" w:eastAsia="Arial" w:hAnsi="Arial" w:cs="Arial"/>
+          <w:b/>
+          <w:bCs/>
+          <w:color w:val="6F8F6B"/>
+          <w:sz w:val="21"/>
+          <w:szCs w:val="21"/>
+        </w:rPr>
+        <w:t xml:space="preserve"> Digital</w:t>
       </w:r>
     </w:p>
     <w:p>
@@ -2312,46 +1756,68 @@
         </w:numPr>
         <w:jc w:val="both"/>
         <w:rPr>
-          <w:rFonts w:ascii="Arial" w:hAnsi="Arial" w:cs="Arial"/>
-          <w:sz w:val="20"/>
-        </w:rPr>
-      </w:pPr>
-      <w:r>
-        <w:rPr>
-          <w:rFonts w:ascii="Arial" w:hAnsi="Arial" w:cs="Arial"/>
-          <w:sz w:val="20"/>
-        </w:rPr>
-        <w:t xml:space="preserve">Delivered full-stack SaaS features by pairing </w:t>
-      </w:r>
-      <w:r>
-        <w:rPr>
-          <w:rStyle w:val="Strong"/>
-          <w:rFonts w:ascii="Arial" w:hAnsi="Arial" w:cs="Arial"/>
-          <w:sz w:val="20"/>
-        </w:rPr>
-        <w:t>ASP.NET Core</w:t>
-      </w:r>
-      <w:r>
-        <w:rPr>
-          <w:rFonts w:ascii="Arial" w:hAnsi="Arial" w:cs="Arial"/>
-          <w:sz w:val="20"/>
-        </w:rPr>
-        <w:t xml:space="preserve"> services with modern UI work in </w:t>
-      </w:r>
-      <w:r>
-        <w:rPr>
-          <w:rStyle w:val="Strong"/>
-          <w:rFonts w:ascii="Arial" w:hAnsi="Arial" w:cs="Arial"/>
-          <w:sz w:val="20"/>
-        </w:rPr>
-        <w:t>TypeScript/React</w:t>
-      </w:r>
-      <w:r>
-        <w:rPr>
-          <w:rFonts w:ascii="Arial" w:hAnsi="Arial" w:cs="Arial"/>
-          <w:sz w:val="20"/>
-        </w:rPr>
-        <w:t>, producing reliable customer-facing flows.</w:t>
+          <w:sz w:val="22"/>
+        </w:rPr>
+      </w:pPr>
+      <w:r>
+        <w:rPr>
+          <w:sz w:val="22"/>
+        </w:rPr>
+        <w:t xml:space="preserve">Built full-stack business applications using </w:t>
+      </w:r>
+      <w:r>
+        <w:rPr>
+          <w:rStyle w:val="Strong"/>
+          <w:sz w:val="22"/>
+        </w:rPr>
+        <w:t>C#</w:t>
+      </w:r>
+      <w:r>
+        <w:rPr>
+          <w:sz w:val="22"/>
+        </w:rPr>
+        <w:t xml:space="preserve">, </w:t>
+      </w:r>
+      <w:r>
+        <w:rPr>
+          <w:rStyle w:val="Strong"/>
+          <w:sz w:val="22"/>
+        </w:rPr>
+        <w:t>ASP.NET Core 2.1–3.1</w:t>
+      </w:r>
+      <w:r>
+        <w:rPr>
+          <w:sz w:val="22"/>
+        </w:rPr>
+        <w:t xml:space="preserve">, </w:t>
+      </w:r>
+      <w:r>
+        <w:rPr>
+          <w:rStyle w:val="Strong"/>
+          <w:sz w:val="22"/>
+        </w:rPr>
+        <w:t>SQL Server</w:t>
+      </w:r>
+      <w:r>
+        <w:rPr>
+          <w:sz w:val="22"/>
+        </w:rPr>
+        <w:t xml:space="preserve">, and early </w:t>
+      </w:r>
+      <w:proofErr w:type="spellStart"/>
+      <w:r>
+        <w:rPr>
+          <w:rStyle w:val="Strong"/>
+          <w:sz w:val="22"/>
+        </w:rPr>
+        <w:t>Blazor</w:t>
+      </w:r>
+      <w:proofErr w:type="spellEnd"/>
+      <w:r>
+        <w:rPr>
+          <w:sz w:val="22"/>
+        </w:rPr>
+        <w:t xml:space="preserve"> adoption patterns, supporting reporting portals, administrative tools, and workflow dashboards for service-oriented clients.</w:t>
       </w:r>
     </w:p>
     <w:p>
@@ -2363,31 +1829,40 @@
         </w:numPr>
         <w:jc w:val="both"/>
         <w:rPr>
-          <w:rFonts w:ascii="Arial" w:hAnsi="Arial" w:cs="Arial"/>
-          <w:sz w:val="20"/>
-        </w:rPr>
-      </w:pPr>
-      <w:r>
-        <w:rPr>
-          <w:rFonts w:ascii="Arial" w:hAnsi="Arial" w:cs="Arial"/>
-          <w:sz w:val="20"/>
-        </w:rPr>
-        <w:t xml:space="preserve">Built and evolved </w:t>
-      </w:r>
-      <w:r>
-        <w:rPr>
-          <w:rStyle w:val="Strong"/>
-          <w:rFonts w:ascii="Arial" w:hAnsi="Arial" w:cs="Arial"/>
-          <w:sz w:val="20"/>
-        </w:rPr>
-        <w:t>REST APIs</w:t>
-      </w:r>
-      <w:r>
-        <w:rPr>
-          <w:rFonts w:ascii="Arial" w:hAnsi="Arial" w:cs="Arial"/>
-          <w:sz w:val="20"/>
-        </w:rPr>
-        <w:t xml:space="preserve"> with consistent resource modeling, pagination, and validation rules, improving API clarity and reducing support escalations.</w:t>
+          <w:sz w:val="22"/>
+        </w:rPr>
+      </w:pPr>
+      <w:r>
+        <w:rPr>
+          <w:sz w:val="22"/>
+        </w:rPr>
+        <w:t xml:space="preserve">Extended established </w:t>
+      </w:r>
+      <w:r>
+        <w:rPr>
+          <w:rStyle w:val="Strong"/>
+          <w:sz w:val="22"/>
+        </w:rPr>
+        <w:t>ASP.NET MVC</w:t>
+      </w:r>
+      <w:r>
+        <w:rPr>
+          <w:sz w:val="22"/>
+        </w:rPr>
+        <w:t xml:space="preserve"> applications with modular UI redesigns, then introduced </w:t>
+      </w:r>
+      <w:r>
+        <w:rPr>
+          <w:rStyle w:val="Strong"/>
+          <w:sz w:val="22"/>
+        </w:rPr>
+        <w:t>Razor Components</w:t>
+      </w:r>
+      <w:r>
+        <w:rPr>
+          <w:sz w:val="22"/>
+        </w:rPr>
+        <w:t xml:space="preserve"> in targeted internal modules where richer interactivity was needed without heavy JavaScript framework overhead.</w:t>
       </w:r>
     </w:p>
     <w:p>
@@ -2399,46 +1874,28 @@
         </w:numPr>
         <w:jc w:val="both"/>
         <w:rPr>
-          <w:rFonts w:ascii="Arial" w:hAnsi="Arial" w:cs="Arial"/>
-          <w:sz w:val="20"/>
-        </w:rPr>
-      </w:pPr>
-      <w:r>
-        <w:rPr>
-          <w:rFonts w:ascii="Arial" w:hAnsi="Arial" w:cs="Arial"/>
-          <w:sz w:val="20"/>
-        </w:rPr>
-        <w:t xml:space="preserve">Developed data models and optimized query shapes across </w:t>
-      </w:r>
-      <w:r>
-        <w:rPr>
-          <w:rStyle w:val="Strong"/>
-          <w:rFonts w:ascii="Arial" w:hAnsi="Arial" w:cs="Arial"/>
-          <w:sz w:val="20"/>
-        </w:rPr>
-        <w:t>MySQL</w:t>
-      </w:r>
-      <w:r>
-        <w:rPr>
-          <w:rFonts w:ascii="Arial" w:hAnsi="Arial" w:cs="Arial"/>
-          <w:sz w:val="20"/>
-        </w:rPr>
-        <w:t xml:space="preserve"> and </w:t>
-      </w:r>
-      <w:r>
-        <w:rPr>
-          <w:rStyle w:val="Strong"/>
-          <w:rFonts w:ascii="Arial" w:hAnsi="Arial" w:cs="Arial"/>
-          <w:sz w:val="20"/>
-        </w:rPr>
-        <w:t>PostgreSQL</w:t>
-      </w:r>
-      <w:r>
-        <w:rPr>
-          <w:rFonts w:ascii="Arial" w:hAnsi="Arial" w:cs="Arial"/>
-          <w:sz w:val="20"/>
-        </w:rPr>
-        <w:t>, applying indexing strategies to keep dashboards responsive as datasets grew.</w:t>
+          <w:sz w:val="22"/>
+        </w:rPr>
+      </w:pPr>
+      <w:r>
+        <w:rPr>
+          <w:sz w:val="22"/>
+        </w:rPr>
+        <w:t xml:space="preserve">Developed </w:t>
+      </w:r>
+      <w:proofErr w:type="spellStart"/>
+      <w:r>
+        <w:rPr>
+          <w:sz w:val="22"/>
+        </w:rPr>
+        <w:t>RESTful</w:t>
+      </w:r>
+      <w:proofErr w:type="spellEnd"/>
+      <w:r>
+        <w:rPr>
+          <w:sz w:val="22"/>
+        </w:rPr>
+        <w:t xml:space="preserve"> service layers and integration endpoints that connected front-end workflows with payment, document, notification, and customer account systems, improving reliability of cross-platform business operations.</w:t>
       </w:r>
     </w:p>
     <w:p>
@@ -2450,31 +1907,28 @@
         </w:numPr>
         <w:jc w:val="both"/>
         <w:rPr>
-          <w:rFonts w:ascii="Arial" w:hAnsi="Arial" w:cs="Arial"/>
-          <w:sz w:val="20"/>
-        </w:rPr>
-      </w:pPr>
-      <w:r>
-        <w:rPr>
-          <w:rFonts w:ascii="Arial" w:hAnsi="Arial" w:cs="Arial"/>
-          <w:sz w:val="20"/>
-        </w:rPr>
-        <w:t xml:space="preserve">Implemented pragmatic caching patterns using </w:t>
-      </w:r>
-      <w:r>
-        <w:rPr>
-          <w:rStyle w:val="Strong"/>
-          <w:rFonts w:ascii="Arial" w:hAnsi="Arial" w:cs="Arial"/>
-          <w:sz w:val="20"/>
-        </w:rPr>
-        <w:t>Redis</w:t>
-      </w:r>
-      <w:r>
-        <w:rPr>
-          <w:rFonts w:ascii="Arial" w:hAnsi="Arial" w:cs="Arial"/>
-          <w:sz w:val="20"/>
-        </w:rPr>
-        <w:t xml:space="preserve"> to reduce redundant computation and protect transactional stores during traffic spikes.</w:t>
+          <w:sz w:val="22"/>
+        </w:rPr>
+      </w:pPr>
+      <w:r>
+        <w:rPr>
+          <w:sz w:val="22"/>
+        </w:rPr>
+        <w:t xml:space="preserve">Fixed a difficult concurrency issue in approval workflows where duplicate submissions produced conflicting records, then added </w:t>
+      </w:r>
+      <w:proofErr w:type="spellStart"/>
+      <w:r>
+        <w:rPr>
+          <w:sz w:val="22"/>
+        </w:rPr>
+        <w:t>idempotency</w:t>
+      </w:r>
+      <w:proofErr w:type="spellEnd"/>
+      <w:r>
+        <w:rPr>
+          <w:sz w:val="22"/>
+        </w:rPr>
+        <w:t xml:space="preserve"> checks, transactional safeguards, and clearer operator feedback to prevent repeat data corruption.</w:t>
       </w:r>
     </w:p>
     <w:p>
@@ -2486,16 +1940,41 @@
         </w:numPr>
         <w:jc w:val="both"/>
         <w:rPr>
-          <w:rFonts w:ascii="Arial" w:hAnsi="Arial" w:cs="Arial"/>
-          <w:sz w:val="20"/>
-        </w:rPr>
-      </w:pPr>
-      <w:r>
-        <w:rPr>
-          <w:rFonts w:ascii="Arial" w:hAnsi="Arial" w:cs="Arial"/>
-          <w:sz w:val="20"/>
-        </w:rPr>
-        <w:t>Integrated third-party APIs with safe retries, backoff, and defensive parsing, ensuring predictable behavior under provider inconsistency and throttling.</w:t>
+          <w:sz w:val="22"/>
+        </w:rPr>
+      </w:pPr>
+      <w:r>
+        <w:rPr>
+          <w:sz w:val="22"/>
+        </w:rPr>
+        <w:t xml:space="preserve">Refactored monolithic controller logic into service-oriented layers with stronger dependency injection and test coverage, making future migration into modern </w:t>
+      </w:r>
+      <w:r>
+        <w:rPr>
+          <w:rStyle w:val="Strong"/>
+          <w:sz w:val="22"/>
+        </w:rPr>
+        <w:t>.NET Core</w:t>
+      </w:r>
+      <w:r>
+        <w:rPr>
+          <w:sz w:val="22"/>
+        </w:rPr>
+        <w:t xml:space="preserve"> and </w:t>
+      </w:r>
+      <w:proofErr w:type="spellStart"/>
+      <w:r>
+        <w:rPr>
+          <w:sz w:val="22"/>
+        </w:rPr>
+        <w:t>Blazor</w:t>
+      </w:r>
+      <w:proofErr w:type="spellEnd"/>
+      <w:r>
+        <w:rPr>
+          <w:sz w:val="22"/>
+        </w:rPr>
+        <w:t>-oriented presentation patterns much easier.</w:t>
       </w:r>
     </w:p>
     <w:p>
@@ -2507,31 +1986,14 @@
         </w:numPr>
         <w:jc w:val="both"/>
         <w:rPr>
-          <w:rFonts w:ascii="Arial" w:hAnsi="Arial" w:cs="Arial"/>
-          <w:sz w:val="20"/>
-        </w:rPr>
-      </w:pPr>
-      <w:r>
-        <w:rPr>
-          <w:rFonts w:ascii="Arial" w:hAnsi="Arial" w:cs="Arial"/>
-          <w:sz w:val="20"/>
-        </w:rPr>
-        <w:t xml:space="preserve">Added automated testing layers with </w:t>
-      </w:r>
-      <w:r>
-        <w:rPr>
-          <w:rStyle w:val="Strong"/>
-          <w:rFonts w:ascii="Arial" w:hAnsi="Arial" w:cs="Arial"/>
-          <w:sz w:val="20"/>
-        </w:rPr>
-        <w:t>Jest</w:t>
-      </w:r>
-      <w:r>
-        <w:rPr>
-          <w:rFonts w:ascii="Arial" w:hAnsi="Arial" w:cs="Arial"/>
-          <w:sz w:val="20"/>
-        </w:rPr>
-        <w:t>, Mocha/Chai patterns, and contract-test fundamentals (Pact-style) for business-critical flows and API stability.</w:t>
+          <w:sz w:val="22"/>
+        </w:rPr>
+      </w:pPr>
+      <w:r>
+        <w:rPr>
+          <w:sz w:val="22"/>
+        </w:rPr>
+        <w:t>Created reusable reporting and search interfaces backed by optimized SQL queries and caching strategies, helping teams work with larger data sets while keeping page load times within acceptable operational thresholds.</w:t>
       </w:r>
     </w:p>
     <w:p>
@@ -2543,31 +2005,36 @@
         </w:numPr>
         <w:jc w:val="both"/>
         <w:rPr>
-          <w:rFonts w:ascii="Arial" w:hAnsi="Arial" w:cs="Arial"/>
-          <w:sz w:val="20"/>
-        </w:rPr>
-      </w:pPr>
-      <w:r>
-        <w:rPr>
-          <w:rFonts w:ascii="Arial" w:hAnsi="Arial" w:cs="Arial"/>
-          <w:sz w:val="20"/>
-        </w:rPr>
-        <w:t xml:space="preserve">Improved release confidence by introducing CI/CD automation via </w:t>
-      </w:r>
-      <w:r>
-        <w:rPr>
-          <w:rStyle w:val="Strong"/>
-          <w:rFonts w:ascii="Arial" w:hAnsi="Arial" w:cs="Arial"/>
-          <w:sz w:val="20"/>
-        </w:rPr>
-        <w:t>GitHub Actions</w:t>
-      </w:r>
-      <w:r>
-        <w:rPr>
-          <w:rFonts w:ascii="Arial" w:hAnsi="Arial" w:cs="Arial"/>
-          <w:sz w:val="20"/>
-        </w:rPr>
-        <w:t>, plus exposure to GitLab CI/Jenkins-style pipelines in multi-repo environments.</w:t>
+          <w:sz w:val="22"/>
+        </w:rPr>
+      </w:pPr>
+      <w:r>
+        <w:rPr>
+          <w:sz w:val="22"/>
+        </w:rPr>
+        <w:t xml:space="preserve">Improved deployment stability by moving inconsistent manual publishing steps into CI/CD pipelines using </w:t>
+      </w:r>
+      <w:r>
+        <w:rPr>
+          <w:rStyle w:val="Strong"/>
+          <w:sz w:val="22"/>
+        </w:rPr>
+        <w:t xml:space="preserve">Azure </w:t>
+      </w:r>
+      <w:proofErr w:type="spellStart"/>
+      <w:r>
+        <w:rPr>
+          <w:rStyle w:val="Strong"/>
+          <w:sz w:val="22"/>
+        </w:rPr>
+        <w:t>DevOps</w:t>
+      </w:r>
+      <w:proofErr w:type="spellEnd"/>
+      <w:r>
+        <w:rPr>
+          <w:sz w:val="22"/>
+        </w:rPr>
+        <w:t xml:space="preserve"> and scripted environment configuration, which reduced release errors and improved auditability.</w:t>
       </w:r>
     </w:p>
     <w:p>
@@ -2579,31 +2046,14 @@
         </w:numPr>
         <w:jc w:val="both"/>
         <w:rPr>
-          <w:rFonts w:ascii="Arial" w:hAnsi="Arial" w:cs="Arial"/>
-          <w:sz w:val="20"/>
-        </w:rPr>
-      </w:pPr>
-      <w:r>
-        <w:rPr>
-          <w:rFonts w:ascii="Arial" w:hAnsi="Arial" w:cs="Arial"/>
-          <w:sz w:val="20"/>
-        </w:rPr>
-        <w:t xml:space="preserve">Containerized development and staging services using </w:t>
-      </w:r>
-      <w:r>
-        <w:rPr>
-          <w:rStyle w:val="Strong"/>
-          <w:rFonts w:ascii="Arial" w:hAnsi="Arial" w:cs="Arial"/>
-          <w:sz w:val="20"/>
-        </w:rPr>
-        <w:t>Docker</w:t>
-      </w:r>
-      <w:r>
-        <w:rPr>
-          <w:rFonts w:ascii="Arial" w:hAnsi="Arial" w:cs="Arial"/>
-          <w:sz w:val="20"/>
-        </w:rPr>
-        <w:t>, improving reproducibility across teams and reducing “works on my machine” drift.</w:t>
+          <w:sz w:val="22"/>
+        </w:rPr>
+      </w:pPr>
+      <w:r>
+        <w:rPr>
+          <w:sz w:val="22"/>
+        </w:rPr>
+        <w:t>Investigated browser-side performance issues in dynamic forms and resolved them by simplifying rendering logic, reducing payload size, and tuning API response contracts, leading to visibly smoother user interaction on low-powered devices.</w:t>
       </w:r>
     </w:p>
     <w:p>
@@ -2615,31 +2065,40 @@
         </w:numPr>
         <w:jc w:val="both"/>
         <w:rPr>
-          <w:rFonts w:ascii="Arial" w:hAnsi="Arial" w:cs="Arial"/>
-          <w:sz w:val="20"/>
-        </w:rPr>
-      </w:pPr>
-      <w:r>
-        <w:rPr>
-          <w:rFonts w:ascii="Arial" w:hAnsi="Arial" w:cs="Arial"/>
-          <w:sz w:val="20"/>
-        </w:rPr>
-        <w:t xml:space="preserve">Implemented structured logging and correlation identifiers, wiring logs into </w:t>
-      </w:r>
-      <w:r>
-        <w:rPr>
-          <w:rStyle w:val="Strong"/>
-          <w:rFonts w:ascii="Arial" w:hAnsi="Arial" w:cs="Arial"/>
-          <w:sz w:val="20"/>
-        </w:rPr>
-        <w:t>ELK/EFK</w:t>
-      </w:r>
-      <w:r>
-        <w:rPr>
-          <w:rFonts w:ascii="Arial" w:hAnsi="Arial" w:cs="Arial"/>
-          <w:sz w:val="20"/>
-        </w:rPr>
-        <w:t>-style aggregation for faster root-cause analysis.</w:t>
+          <w:sz w:val="22"/>
+        </w:rPr>
+      </w:pPr>
+      <w:r>
+        <w:rPr>
+          <w:sz w:val="22"/>
+        </w:rPr>
+        <w:t xml:space="preserve">Supported migration of selected modules from </w:t>
+      </w:r>
+      <w:r>
+        <w:rPr>
+          <w:rStyle w:val="Strong"/>
+          <w:sz w:val="22"/>
+        </w:rPr>
+        <w:t>.NET Framework</w:t>
+      </w:r>
+      <w:r>
+        <w:rPr>
+          <w:sz w:val="22"/>
+        </w:rPr>
+        <w:t xml:space="preserve"> patterns into </w:t>
+      </w:r>
+      <w:r>
+        <w:rPr>
+          <w:rStyle w:val="Strong"/>
+          <w:sz w:val="22"/>
+        </w:rPr>
+        <w:t>.NET Core 3.1</w:t>
+      </w:r>
+      <w:r>
+        <w:rPr>
+          <w:sz w:val="22"/>
+        </w:rPr>
+        <w:t>, preserving business behavior while modernizing hosting, dependency management, and deployment flexibility.</w:t>
       </w:r>
     </w:p>
     <w:p>
@@ -2651,16 +2110,14 @@
         </w:numPr>
         <w:jc w:val="both"/>
         <w:rPr>
-          <w:rFonts w:ascii="Arial" w:hAnsi="Arial" w:cs="Arial"/>
-          <w:sz w:val="20"/>
-        </w:rPr>
-      </w:pPr>
-      <w:r>
-        <w:rPr>
-          <w:rFonts w:ascii="Arial" w:hAnsi="Arial" w:cs="Arial"/>
-          <w:sz w:val="20"/>
-        </w:rPr>
-        <w:t>Supported cloud deployments across AWS and Azure fundamentals, including secure configuration practices and environment separation for staged rollouts.</w:t>
+          <w:sz w:val="22"/>
+        </w:rPr>
+      </w:pPr>
+      <w:r>
+        <w:rPr>
+          <w:sz w:val="22"/>
+        </w:rPr>
+        <w:t>Implemented role-aware navigation, secure file handling, and stronger server-side validation, reducing privilege edge cases and preventing common user input failures from escalating into production incidents.</w:t>
       </w:r>
     </w:p>
     <w:p>
@@ -2672,133 +2129,14 @@
         </w:numPr>
         <w:jc w:val="both"/>
         <w:rPr>
-          <w:rFonts w:ascii="Arial" w:hAnsi="Arial" w:cs="Arial"/>
-          <w:sz w:val="20"/>
-        </w:rPr>
-      </w:pPr>
-      <w:r>
-        <w:rPr>
-          <w:rFonts w:ascii="Arial" w:hAnsi="Arial" w:cs="Arial"/>
-          <w:sz w:val="20"/>
-        </w:rPr>
-        <w:t xml:space="preserve">Built queue-driven workflows with </w:t>
-      </w:r>
-      <w:r>
-        <w:rPr>
-          <w:rStyle w:val="Strong"/>
-          <w:rFonts w:ascii="Arial" w:hAnsi="Arial" w:cs="Arial"/>
-          <w:sz w:val="20"/>
-        </w:rPr>
-        <w:t>Kafka</w:t>
-      </w:r>
-      <w:r>
-        <w:rPr>
-          <w:rFonts w:ascii="Arial" w:hAnsi="Arial" w:cs="Arial"/>
-          <w:sz w:val="20"/>
-        </w:rPr>
-        <w:t xml:space="preserve"> and </w:t>
-      </w:r>
-      <w:r>
-        <w:rPr>
-          <w:rStyle w:val="Strong"/>
-          <w:rFonts w:ascii="Arial" w:hAnsi="Arial" w:cs="Arial"/>
-          <w:sz w:val="20"/>
-        </w:rPr>
-        <w:t>RabbitMQ</w:t>
-      </w:r>
-      <w:r>
-        <w:rPr>
-          <w:rFonts w:ascii="Arial" w:hAnsi="Arial" w:cs="Arial"/>
-          <w:sz w:val="20"/>
-        </w:rPr>
-        <w:t xml:space="preserve"> patterns for async processing, including replay-safe consumers and error handling strategies.</w:t>
-      </w:r>
-    </w:p>
-    <w:p>
-      <w:pPr>
-        <w:pStyle w:val="NormalWeb"/>
-        <w:numPr>
-          <w:ilvl w:val="0"/>
-          <w:numId w:val="9"/>
-        </w:numPr>
-        <w:jc w:val="both"/>
-        <w:rPr>
-          <w:rFonts w:ascii="Arial" w:hAnsi="Arial" w:cs="Arial"/>
-          <w:sz w:val="20"/>
-        </w:rPr>
-      </w:pPr>
-      <w:r>
-        <w:rPr>
-          <w:rFonts w:ascii="Arial" w:hAnsi="Arial" w:cs="Arial"/>
-          <w:sz w:val="20"/>
-        </w:rPr>
-        <w:t xml:space="preserve">Delivered secure authentication/authorization concepts using </w:t>
-      </w:r>
-      <w:r>
-        <w:rPr>
-          <w:rStyle w:val="Strong"/>
-          <w:rFonts w:ascii="Arial" w:hAnsi="Arial" w:cs="Arial"/>
-          <w:sz w:val="20"/>
-        </w:rPr>
-        <w:t>JWT</w:t>
-      </w:r>
-      <w:r>
-        <w:rPr>
-          <w:rFonts w:ascii="Arial" w:hAnsi="Arial" w:cs="Arial"/>
-          <w:sz w:val="20"/>
-        </w:rPr>
-        <w:t xml:space="preserve">, </w:t>
-      </w:r>
-      <w:r>
-        <w:rPr>
-          <w:rStyle w:val="Strong"/>
-          <w:rFonts w:ascii="Arial" w:hAnsi="Arial" w:cs="Arial"/>
-          <w:sz w:val="20"/>
-        </w:rPr>
-        <w:t>OAuth2/OIDC</w:t>
-      </w:r>
-      <w:r>
-        <w:rPr>
-          <w:rFonts w:ascii="Arial" w:hAnsi="Arial" w:cs="Arial"/>
-          <w:sz w:val="20"/>
-        </w:rPr>
-        <w:t xml:space="preserve"> patterns, and endpoint-level </w:t>
-      </w:r>
-      <w:r>
-        <w:rPr>
-          <w:rStyle w:val="Strong"/>
-          <w:rFonts w:ascii="Arial" w:hAnsi="Arial" w:cs="Arial"/>
-          <w:sz w:val="20"/>
-        </w:rPr>
-        <w:t>rate limiting</w:t>
-      </w:r>
-      <w:r>
-        <w:rPr>
-          <w:rFonts w:ascii="Arial" w:hAnsi="Arial" w:cs="Arial"/>
-          <w:sz w:val="20"/>
-        </w:rPr>
-        <w:t xml:space="preserve"> aligned to product requirements.</w:t>
-      </w:r>
-    </w:p>
-    <w:p>
-      <w:pPr>
-        <w:pStyle w:val="NormalWeb"/>
-        <w:numPr>
-          <w:ilvl w:val="0"/>
-          <w:numId w:val="9"/>
-        </w:numPr>
-        <w:jc w:val="both"/>
-        <w:rPr>
-          <w:rFonts w:ascii="Arial" w:hAnsi="Arial" w:cs="Arial"/>
-          <w:sz w:val="20"/>
-        </w:rPr>
-      </w:pPr>
-      <w:r>
-        <w:rPr>
-          <w:rFonts w:ascii="Arial" w:hAnsi="Arial" w:cs="Arial"/>
-          <w:sz w:val="20"/>
-        </w:rPr>
-        <w:t>Collaborated with product and design to refine edge cases, improve accessibility fundamentals, and ship iterative improvements backed by usage analytics.</w:t>
+          <w:sz w:val="22"/>
+        </w:rPr>
+      </w:pPr>
+      <w:r>
+        <w:rPr>
+          <w:sz w:val="22"/>
+        </w:rPr>
+        <w:t>Collaborated closely with QA and support teams to convert recurring customer issues into prioritized engineering fixes, which improved stability and created a more disciplined feedback loop between operations and development.</w:t>
       </w:r>
     </w:p>
     <w:p>
@@ -2813,7 +2151,7 @@
       </w:r>
     </w:p>
     <w:p>
-      <w:r>
+      <w:pPr>
         <w:rPr>
           <w:rFonts w:ascii="Arial" w:eastAsia="Arial" w:hAnsi="Arial" w:cs="Arial"/>
           <w:b/>
@@ -2822,10 +2160,60 @@
           <w:sz w:val="23"/>
           <w:szCs w:val="23"/>
         </w:rPr>
+      </w:pPr>
+    </w:p>
+    <w:p>
+      <w:pPr>
+        <w:rPr>
+          <w:rFonts w:ascii="Arial" w:eastAsia="Arial" w:hAnsi="Arial" w:cs="Arial"/>
+          <w:b/>
+          <w:bCs/>
+          <w:color w:val="111111"/>
+          <w:sz w:val="23"/>
+          <w:szCs w:val="23"/>
+        </w:rPr>
+      </w:pPr>
+    </w:p>
+    <w:p>
+      <w:pPr>
+        <w:rPr>
+          <w:rFonts w:ascii="Arial" w:eastAsia="Arial" w:hAnsi="Arial" w:cs="Arial"/>
+          <w:b/>
+          <w:bCs/>
+          <w:color w:val="111111"/>
+          <w:sz w:val="23"/>
+          <w:szCs w:val="23"/>
+        </w:rPr>
+      </w:pPr>
+    </w:p>
+    <w:p>
+      <w:pPr>
+        <w:rPr>
+          <w:rFonts w:ascii="Arial" w:eastAsia="Arial" w:hAnsi="Arial" w:cs="Arial"/>
+          <w:b/>
+          <w:bCs/>
+          <w:color w:val="111111"/>
+          <w:sz w:val="23"/>
+          <w:szCs w:val="23"/>
+        </w:rPr>
+      </w:pPr>
+    </w:p>
+    <w:p>
+      <w:r>
+        <w:rPr>
+          <w:rFonts w:ascii="Arial" w:eastAsia="Arial" w:hAnsi="Arial" w:cs="Arial"/>
+          <w:b/>
+          <w:bCs/>
+          <w:color w:val="111111"/>
+          <w:sz w:val="23"/>
+          <w:szCs w:val="23"/>
+        </w:rPr>
+        <w:lastRenderedPageBreak/>
         <w:t>Software Developer</w:t>
       </w:r>
     </w:p>
     <w:p>
+      <w:proofErr w:type="gramStart"/>
       <w:r>
         <w:rPr>
           <w:rFonts w:ascii="Arial" w:eastAsia="Arial" w:hAnsi="Arial" w:cs="Arial"/>
@@ -2837,6 +2225,7 @@
         </w:rPr>
         <w:t>Centric Tech Inc.</w:t>
       </w:r>
+      <w:proofErr w:type="gramEnd"/>
     </w:p>
     <w:p>
       <w:r>
@@ -2858,46 +2247,66 @@
         </w:numPr>
         <w:jc w:val="both"/>
         <w:rPr>
-          <w:rFonts w:ascii="Arial" w:hAnsi="Arial" w:cs="Arial"/>
-          <w:sz w:val="20"/>
-        </w:rPr>
-      </w:pPr>
-      <w:r>
-        <w:rPr>
-          <w:rFonts w:ascii="Arial" w:hAnsi="Arial" w:cs="Arial"/>
-          <w:sz w:val="20"/>
-        </w:rPr>
-        <w:t xml:space="preserve">Built and maintained business web applications using </w:t>
-      </w:r>
-      <w:r>
-        <w:rPr>
-          <w:rStyle w:val="Strong"/>
-          <w:rFonts w:ascii="Arial" w:hAnsi="Arial" w:cs="Arial"/>
-          <w:sz w:val="20"/>
+          <w:sz w:val="22"/>
+        </w:rPr>
+      </w:pPr>
+      <w:r>
+        <w:rPr>
+          <w:sz w:val="22"/>
+        </w:rPr>
+        <w:t xml:space="preserve">Developed line-of-business web applications using </w:t>
+      </w:r>
+      <w:r>
+        <w:rPr>
+          <w:rStyle w:val="Strong"/>
+          <w:sz w:val="22"/>
         </w:rPr>
         <w:t>C#</w:t>
       </w:r>
       <w:r>
         <w:rPr>
-          <w:rFonts w:ascii="Arial" w:hAnsi="Arial" w:cs="Arial"/>
-          <w:sz w:val="20"/>
-        </w:rPr>
-        <w:t xml:space="preserve"> and the </w:t>
-      </w:r>
-      <w:r>
-        <w:rPr>
-          <w:rStyle w:val="Strong"/>
-          <w:rFonts w:ascii="Arial" w:hAnsi="Arial" w:cs="Arial"/>
-          <w:sz w:val="20"/>
-        </w:rPr>
-        <w:t>.NET</w:t>
-      </w:r>
-      <w:r>
-        <w:rPr>
-          <w:rFonts w:ascii="Arial" w:hAnsi="Arial" w:cs="Arial"/>
-          <w:sz w:val="20"/>
-        </w:rPr>
-        <w:t xml:space="preserve"> ecosystem, implementing server-side logic, data access, and user workflows.</w:t>
+          <w:sz w:val="22"/>
+        </w:rPr>
+        <w:t xml:space="preserve">, </w:t>
+      </w:r>
+      <w:r>
+        <w:rPr>
+          <w:rStyle w:val="Strong"/>
+          <w:sz w:val="22"/>
+        </w:rPr>
+        <w:t>ASP.NET MVC 5</w:t>
+      </w:r>
+      <w:r>
+        <w:rPr>
+          <w:sz w:val="22"/>
+        </w:rPr>
+        <w:t xml:space="preserve">, </w:t>
+      </w:r>
+      <w:r>
+        <w:rPr>
+          <w:rStyle w:val="Strong"/>
+          <w:sz w:val="22"/>
+        </w:rPr>
+        <w:t>Web API 2</w:t>
+      </w:r>
+      <w:r>
+        <w:rPr>
+          <w:sz w:val="22"/>
+        </w:rPr>
+        <w:t xml:space="preserve">, </w:t>
+      </w:r>
+      <w:r>
+        <w:rPr>
+          <w:rStyle w:val="Strong"/>
+          <w:sz w:val="22"/>
+        </w:rPr>
+        <w:t>SQL Server</w:t>
+      </w:r>
+      <w:r>
+        <w:rPr>
+          <w:sz w:val="22"/>
+        </w:rPr>
+        <w:t>, JavaScript, and Bootstrap, focusing on transactional screens, internal administration tools, and structured reporting workflows.</w:t>
       </w:r>
     </w:p>
     <w:p>
@@ -2909,16 +2318,14 @@
         </w:numPr>
         <w:jc w:val="both"/>
         <w:rPr>
-          <w:rFonts w:ascii="Arial" w:hAnsi="Arial" w:cs="Arial"/>
-          <w:sz w:val="20"/>
-        </w:rPr>
-      </w:pPr>
-      <w:r>
-        <w:rPr>
-          <w:rFonts w:ascii="Arial" w:hAnsi="Arial" w:cs="Arial"/>
-          <w:sz w:val="20"/>
-        </w:rPr>
-        <w:t>Created APIs and integration endpoints with strong input validation and defensive error handling, improving interoperability across internal tools.</w:t>
+          <w:sz w:val="22"/>
+        </w:rPr>
+      </w:pPr>
+      <w:r>
+        <w:rPr>
+          <w:sz w:val="22"/>
+        </w:rPr>
+        <w:t>Built and maintained backend business logic for account management, approval routing, and document-related processes, helping replace spreadsheet-driven operations with centralized browser-based systems.</w:t>
       </w:r>
     </w:p>
     <w:p>
@@ -2930,31 +2337,14 @@
         </w:numPr>
         <w:jc w:val="both"/>
         <w:rPr>
-          <w:rFonts w:ascii="Arial" w:hAnsi="Arial" w:cs="Arial"/>
-          <w:sz w:val="20"/>
-        </w:rPr>
-      </w:pPr>
-      <w:r>
-        <w:rPr>
-          <w:rFonts w:ascii="Arial" w:hAnsi="Arial" w:cs="Arial"/>
-          <w:sz w:val="20"/>
-        </w:rPr>
-        <w:t xml:space="preserve">Implemented database-backed features on </w:t>
-      </w:r>
-      <w:r>
-        <w:rPr>
-          <w:rStyle w:val="Strong"/>
-          <w:rFonts w:ascii="Arial" w:hAnsi="Arial" w:cs="Arial"/>
-          <w:sz w:val="20"/>
-        </w:rPr>
-        <w:t>SQL Server</w:t>
-      </w:r>
-      <w:r>
-        <w:rPr>
-          <w:rFonts w:ascii="Arial" w:hAnsi="Arial" w:cs="Arial"/>
-          <w:sz w:val="20"/>
-        </w:rPr>
-        <w:t xml:space="preserve"> with attention to transactions, concurrency, and query efficiency to protect data integrity.</w:t>
+          <w:sz w:val="22"/>
+        </w:rPr>
+      </w:pPr>
+      <w:r>
+        <w:rPr>
+          <w:sz w:val="22"/>
+        </w:rPr>
+        <w:t>Created stored procedures, optimized SQL queries, and improved indexing strategies for heavily used reports, which reduced timeout issues and improved day-to-day usability for internal teams handling large data volumes.</w:t>
       </w:r>
     </w:p>
     <w:p>
@@ -2966,16 +2356,14 @@
         </w:numPr>
         <w:jc w:val="both"/>
         <w:rPr>
-          <w:rFonts w:ascii="Arial" w:hAnsi="Arial" w:cs="Arial"/>
-          <w:sz w:val="20"/>
-        </w:rPr>
-      </w:pPr>
-      <w:r>
-        <w:rPr>
-          <w:rFonts w:ascii="Arial" w:hAnsi="Arial" w:cs="Arial"/>
-          <w:sz w:val="20"/>
-        </w:rPr>
-        <w:t>Delivered early background-processing patterns for long-running operations using service-style workers, reducing UI timeouts and improving throughput.</w:t>
+          <w:sz w:val="22"/>
+        </w:rPr>
+      </w:pPr>
+      <w:r>
+        <w:rPr>
+          <w:sz w:val="22"/>
+        </w:rPr>
+        <w:t>Resolved frequent null-reference and serialization errors in early service integrations by tightening model validation, adding safer mapping logic, and standardizing exception handling across controller and repository layers.</w:t>
       </w:r>
     </w:p>
     <w:p>
@@ -2987,16 +2375,14 @@
         </w:numPr>
         <w:jc w:val="both"/>
         <w:rPr>
-          <w:rFonts w:ascii="Arial" w:hAnsi="Arial" w:cs="Arial"/>
-          <w:sz w:val="20"/>
-        </w:rPr>
-      </w:pPr>
-      <w:r>
-        <w:rPr>
-          <w:rFonts w:ascii="Arial" w:hAnsi="Arial" w:cs="Arial"/>
-          <w:sz w:val="20"/>
-        </w:rPr>
-        <w:t>Introduced baseline observability practices with structured logs and operational dashboards, improving triage speed for production incidents.</w:t>
+          <w:sz w:val="22"/>
+        </w:rPr>
+      </w:pPr>
+      <w:r>
+        <w:rPr>
+          <w:sz w:val="22"/>
+        </w:rPr>
+        <w:t>Supported bug fixing in production IIS environments, including login issues, broken data imports, and inconsistent role checks, while documenting root causes so repeat incidents could be handled more systematically.</w:t>
       </w:r>
     </w:p>
     <w:p>
@@ -3008,31 +2394,14 @@
         </w:numPr>
         <w:jc w:val="both"/>
         <w:rPr>
-          <w:rFonts w:ascii="Arial" w:hAnsi="Arial" w:cs="Arial"/>
-          <w:sz w:val="20"/>
-        </w:rPr>
-      </w:pPr>
-      <w:r>
-        <w:rPr>
-          <w:rFonts w:ascii="Arial" w:hAnsi="Arial" w:cs="Arial"/>
-          <w:sz w:val="20"/>
-        </w:rPr>
-        <w:t xml:space="preserve">Supported early containerization and environment consistency initiatives with </w:t>
-      </w:r>
-      <w:r>
-        <w:rPr>
-          <w:rStyle w:val="Strong"/>
-          <w:rFonts w:ascii="Arial" w:hAnsi="Arial" w:cs="Arial"/>
-          <w:sz w:val="20"/>
-        </w:rPr>
-        <w:t>Docker</w:t>
-      </w:r>
-      <w:r>
-        <w:rPr>
-          <w:rFonts w:ascii="Arial" w:hAnsi="Arial" w:cs="Arial"/>
-          <w:sz w:val="20"/>
-        </w:rPr>
-        <w:t>, improving local setups and reducing deployment friction.</w:t>
+          <w:sz w:val="22"/>
+        </w:rPr>
+      </w:pPr>
+      <w:r>
+        <w:rPr>
+          <w:sz w:val="22"/>
+        </w:rPr>
+        <w:t>Enhanced older server-rendered pages with better client-side validation and clearer feedback messages, which lowered failed form submissions and reduced support escalation from non-technical users.</w:t>
       </w:r>
     </w:p>
     <w:p>
@@ -3044,31 +2413,27 @@
         </w:numPr>
         <w:jc w:val="both"/>
         <w:rPr>
-          <w:rFonts w:ascii="Arial" w:hAnsi="Arial" w:cs="Arial"/>
-          <w:sz w:val="20"/>
-        </w:rPr>
-      </w:pPr>
-      <w:r>
-        <w:rPr>
-          <w:rFonts w:ascii="Arial" w:hAnsi="Arial" w:cs="Arial"/>
-          <w:sz w:val="20"/>
-        </w:rPr>
-        <w:t xml:space="preserve">Implemented role-based access patterns and least-privilege authorization, laying groundwork for later </w:t>
-      </w:r>
-      <w:r>
-        <w:rPr>
-          <w:rStyle w:val="Strong"/>
-          <w:rFonts w:ascii="Arial" w:hAnsi="Arial" w:cs="Arial"/>
-          <w:sz w:val="20"/>
-        </w:rPr>
-        <w:t>RBAC</w:t>
-      </w:r>
-      <w:r>
-        <w:rPr>
-          <w:rFonts w:ascii="Arial" w:hAnsi="Arial" w:cs="Arial"/>
-          <w:sz w:val="20"/>
-        </w:rPr>
-        <w:t xml:space="preserve"> expansion and auditability.</w:t>
+          <w:sz w:val="22"/>
+        </w:rPr>
+      </w:pPr>
+      <w:r>
+        <w:rPr>
+          <w:sz w:val="22"/>
+        </w:rPr>
+        <w:t xml:space="preserve">Participated in phased backend cleanup that separated controller logic from data access responsibilities, laying groundwork for later modernization into </w:t>
+      </w:r>
+      <w:r>
+        <w:rPr>
+          <w:rStyle w:val="Strong"/>
+          <w:sz w:val="22"/>
+        </w:rPr>
+        <w:t>ASP.NET Core</w:t>
+      </w:r>
+      <w:r>
+        <w:rPr>
+          <w:sz w:val="22"/>
+        </w:rPr>
+        <w:t xml:space="preserve"> style application structure.</w:t>
       </w:r>
     </w:p>
     <w:p>
@@ -3080,31 +2445,14 @@
         </w:numPr>
         <w:jc w:val="both"/>
         <w:rPr>
-          <w:rFonts w:ascii="Arial" w:hAnsi="Arial" w:cs="Arial"/>
-          <w:sz w:val="20"/>
-        </w:rPr>
-      </w:pPr>
-      <w:r>
-        <w:rPr>
-          <w:rFonts w:ascii="Arial" w:hAnsi="Arial" w:cs="Arial"/>
-          <w:sz w:val="20"/>
-        </w:rPr>
-        <w:t xml:space="preserve">Built internal search/filter experiences and indexing approaches that later evolved into </w:t>
-      </w:r>
-      <w:r>
-        <w:rPr>
-          <w:rStyle w:val="Strong"/>
-          <w:rFonts w:ascii="Arial" w:hAnsi="Arial" w:cs="Arial"/>
-          <w:sz w:val="20"/>
-        </w:rPr>
-        <w:t>Elasticsearch/OpenSearch</w:t>
-      </w:r>
-      <w:r>
-        <w:rPr>
-          <w:rFonts w:ascii="Arial" w:hAnsi="Arial" w:cs="Arial"/>
-          <w:sz w:val="20"/>
-        </w:rPr>
-        <w:t>-style patterns as data volume increased.</w:t>
+          <w:sz w:val="22"/>
+        </w:rPr>
+      </w:pPr>
+      <w:r>
+        <w:rPr>
+          <w:sz w:val="22"/>
+        </w:rPr>
+        <w:t>Integrated background processing for file imports and scheduled data updates so business users no longer had to manage manual repetitive tasks during operational hours.</w:t>
       </w:r>
     </w:p>
     <w:p>
@@ -3116,46 +2464,14 @@
         </w:numPr>
         <w:jc w:val="both"/>
         <w:rPr>
-          <w:rFonts w:ascii="Arial" w:hAnsi="Arial" w:cs="Arial"/>
-          <w:sz w:val="20"/>
-        </w:rPr>
-      </w:pPr>
-      <w:r>
-        <w:rPr>
-          <w:rFonts w:ascii="Arial" w:hAnsi="Arial" w:cs="Arial"/>
-          <w:sz w:val="20"/>
-        </w:rPr>
-        <w:t>Assisted with cloud adoption fundamentals, including exposure to AWS primitives (</w:t>
-      </w:r>
-      <w:r>
-        <w:rPr>
-          <w:rStyle w:val="Strong"/>
-          <w:rFonts w:ascii="Arial" w:hAnsi="Arial" w:cs="Arial"/>
-          <w:sz w:val="20"/>
-        </w:rPr>
-        <w:t>EC2</w:t>
-      </w:r>
-      <w:r>
-        <w:rPr>
-          <w:rFonts w:ascii="Arial" w:hAnsi="Arial" w:cs="Arial"/>
-          <w:sz w:val="20"/>
-        </w:rPr>
-        <w:t xml:space="preserve">, </w:t>
-      </w:r>
-      <w:r>
-        <w:rPr>
-          <w:rStyle w:val="Strong"/>
-          <w:rFonts w:ascii="Arial" w:hAnsi="Arial" w:cs="Arial"/>
-          <w:sz w:val="20"/>
-        </w:rPr>
-        <w:t>S3</w:t>
-      </w:r>
-      <w:r>
-        <w:rPr>
-          <w:rFonts w:ascii="Arial" w:hAnsi="Arial" w:cs="Arial"/>
-          <w:sz w:val="20"/>
-        </w:rPr>
-        <w:t>) and secure credential handling practices.</w:t>
+          <w:sz w:val="22"/>
+        </w:rPr>
+      </w:pPr>
+      <w:r>
+        <w:rPr>
+          <w:sz w:val="22"/>
+        </w:rPr>
+        <w:t>Improved security posture by strengthening authentication checks, session timeout handling, and audit-oriented logging for sensitive workflow actions in internal administrative systems.</w:t>
       </w:r>
     </w:p>
     <w:p>
@@ -3167,44 +2483,28 @@
         </w:numPr>
         <w:jc w:val="both"/>
         <w:rPr>
-          <w:rFonts w:ascii="Arial" w:hAnsi="Arial" w:cs="Arial"/>
-          <w:sz w:val="20"/>
-        </w:rPr>
-      </w:pPr>
-      <w:r>
-        <w:rPr>
-          <w:rFonts w:ascii="Arial" w:hAnsi="Arial" w:cs="Arial"/>
-          <w:sz w:val="20"/>
-        </w:rPr>
-        <w:lastRenderedPageBreak/>
-        <w:t>Contributed to build and release workflows with CI automation exposure (Jenkins/Azure DevOps-style pipelines), strengthening repeatable deployments.</w:t>
-      </w:r>
-    </w:p>
-    <w:p>
-      <w:pPr>
-        <w:pStyle w:val="NormalWeb"/>
-        <w:numPr>
-          <w:ilvl w:val="0"/>
-          <w:numId w:val="5"/>
-        </w:numPr>
-        <w:jc w:val="both"/>
-        <w:rPr>
-          <w:rFonts w:ascii="Arial" w:hAnsi="Arial" w:cs="Arial"/>
-          <w:sz w:val="20"/>
-        </w:rPr>
-      </w:pPr>
-      <w:r>
-        <w:rPr>
-          <w:rFonts w:ascii="Arial" w:hAnsi="Arial" w:cs="Arial"/>
-          <w:sz w:val="20"/>
-        </w:rPr>
-        <w:t>Partnered with senior engineers to standardize coding conventions, code reviews, and testing habits that reduced regressions over successive releases.</w:t>
-      </w:r>
-    </w:p>
-    <w:p>
-      <w:pPr>
-        <w:spacing w:after="80"/>
-      </w:pPr>
+          <w:sz w:val="22"/>
+        </w:rPr>
+      </w:pPr>
+      <w:r>
+        <w:rPr>
+          <w:sz w:val="22"/>
+        </w:rPr>
+        <w:t xml:space="preserve">Worked with senior engineers to stabilize legacy modules before modernization, learning how to isolate brittle areas, address recurring defects, and preserve production behavior while preparing systems for future </w:t>
+      </w:r>
+      <w:r>
+        <w:rPr>
+          <w:rStyle w:val="Strong"/>
+          <w:sz w:val="22"/>
+        </w:rPr>
+        <w:t>.NET</w:t>
+      </w:r>
+      <w:r>
+        <w:rPr>
+          <w:sz w:val="22"/>
+        </w:rPr>
+        <w:t xml:space="preserve"> upgrades.</w:t>
+      </w:r>
     </w:p>
     <w:p>
       <w:pPr>
@@ -3288,651 +2588,62 @@
         </w:numPr>
         <w:jc w:val="both"/>
         <w:rPr>
-          <w:rFonts w:ascii="Arial" w:hAnsi="Arial" w:cs="Arial"/>
-        </w:rPr>
-      </w:pPr>
-      <w:r>
-        <w:rPr>
-          <w:rFonts w:ascii="Arial" w:hAnsi="Arial" w:cs="Arial"/>
+          <w:sz w:val="22"/>
+          <w:szCs w:val="22"/>
+        </w:rPr>
+      </w:pPr>
+      <w:r>
+        <w:rPr>
+          <w:sz w:val="22"/>
+          <w:szCs w:val="22"/>
         </w:rPr>
         <w:t xml:space="preserve">Built a strong foundation in </w:t>
       </w:r>
       <w:r>
         <w:rPr>
           <w:rStyle w:val="Strong"/>
-          <w:rFonts w:ascii="Arial" w:hAnsi="Arial" w:cs="Arial"/>
+          <w:sz w:val="22"/>
+          <w:szCs w:val="22"/>
         </w:rPr>
         <w:t>algorithms</w:t>
       </w:r>
       <w:r>
         <w:rPr>
-          <w:rFonts w:ascii="Arial" w:hAnsi="Arial" w:cs="Arial"/>
+          <w:sz w:val="22"/>
+          <w:szCs w:val="22"/>
         </w:rPr>
         <w:t xml:space="preserve">, </w:t>
       </w:r>
       <w:r>
         <w:rPr>
           <w:rStyle w:val="Strong"/>
-          <w:rFonts w:ascii="Arial" w:hAnsi="Arial" w:cs="Arial"/>
+          <w:sz w:val="22"/>
+          <w:szCs w:val="22"/>
         </w:rPr>
         <w:t>databases</w:t>
       </w:r>
       <w:r>
         <w:rPr>
-          <w:rFonts w:ascii="Arial" w:hAnsi="Arial" w:cs="Arial"/>
+          <w:sz w:val="22"/>
+          <w:szCs w:val="22"/>
         </w:rPr>
         <w:t xml:space="preserve">, and </w:t>
       </w:r>
       <w:r>
         <w:rPr>
           <w:rStyle w:val="Strong"/>
-          <w:rFonts w:ascii="Arial" w:hAnsi="Arial" w:cs="Arial"/>
+          <w:sz w:val="22"/>
+          <w:szCs w:val="22"/>
         </w:rPr>
         <w:t>software engineering</w:t>
       </w:r>
       <w:r>
         <w:rPr>
-          <w:rFonts w:ascii="Arial" w:hAnsi="Arial" w:cs="Arial"/>
+          <w:sz w:val="22"/>
+          <w:szCs w:val="22"/>
         </w:rPr>
         <w:t>, reinforced through team projects focused on production-style coding practices and maintainable system design.</w:t>
       </w:r>
-    </w:p>
-    <w:p>
-      <w:pPr>
-        <w:spacing w:after="80"/>
-      </w:pPr>
-    </w:p>
-    <w:p>
-      <w:pPr>
-        <w:pBdr>
-          <w:bottom w:val="single" w:sz="6" w:space="0" w:color="111111"/>
-        </w:pBdr>
-        <w:spacing w:before="120" w:after="80"/>
-      </w:pPr>
-      <w:r>
-        <w:rPr>
-          <w:b/>
-          <w:bCs/>
-          <w:color w:val="111111"/>
-          <w:sz w:val="24"/>
-          <w:szCs w:val="24"/>
-        </w:rPr>
-        <w:t>PROJECTS</w:t>
-      </w:r>
-    </w:p>
-    <w:p>
-      <w:pPr>
-        <w:pStyle w:val="NormalWeb"/>
-        <w:spacing w:before="0" w:beforeAutospacing="0" w:after="0" w:afterAutospacing="0"/>
-        <w:rPr>
-          <w:rFonts w:ascii="Arial" w:hAnsi="Arial" w:cs="Arial"/>
-          <w:sz w:val="20"/>
-          <w:szCs w:val="20"/>
-        </w:rPr>
-      </w:pPr>
-      <w:r>
-        <w:rPr>
-          <w:rStyle w:val="Strong"/>
-          <w:rFonts w:ascii="Arial" w:hAnsi="Arial" w:cs="Arial"/>
-          <w:sz w:val="20"/>
-          <w:szCs w:val="20"/>
-        </w:rPr>
-        <w:t>Cloud-Native Integration &amp; Observability Platform</w:t>
-      </w:r>
-    </w:p>
-    <w:p>
-      <w:pPr>
-        <w:pStyle w:val="NormalWeb"/>
-        <w:numPr>
-          <w:ilvl w:val="0"/>
-          <w:numId w:val="13"/>
-        </w:numPr>
-        <w:spacing w:before="0" w:beforeAutospacing="0" w:after="0" w:afterAutospacing="0"/>
-        <w:rPr>
-          <w:rFonts w:ascii="Arial" w:hAnsi="Arial" w:cs="Arial"/>
-          <w:sz w:val="20"/>
-          <w:szCs w:val="20"/>
-        </w:rPr>
-      </w:pPr>
-      <w:r>
-        <w:rPr>
-          <w:rFonts w:ascii="Arial" w:hAnsi="Arial" w:cs="Arial"/>
-          <w:sz w:val="20"/>
-          <w:szCs w:val="20"/>
-        </w:rPr>
-        <w:t xml:space="preserve">Built a reference architecture for </w:t>
-      </w:r>
-      <w:r>
-        <w:rPr>
-          <w:rStyle w:val="Strong"/>
-          <w:rFonts w:ascii="Arial" w:hAnsi="Arial" w:cs="Arial"/>
-          <w:sz w:val="20"/>
-          <w:szCs w:val="20"/>
-        </w:rPr>
-        <w:t>API-first</w:t>
-      </w:r>
-      <w:r>
-        <w:rPr>
-          <w:rFonts w:ascii="Arial" w:hAnsi="Arial" w:cs="Arial"/>
-          <w:sz w:val="20"/>
-          <w:szCs w:val="20"/>
-        </w:rPr>
-        <w:t xml:space="preserve"> services using </w:t>
-      </w:r>
-      <w:r>
-        <w:rPr>
-          <w:rStyle w:val="Strong"/>
-          <w:rFonts w:ascii="Arial" w:hAnsi="Arial" w:cs="Arial"/>
-          <w:sz w:val="20"/>
-          <w:szCs w:val="20"/>
-        </w:rPr>
-        <w:t>ASP.NET Core</w:t>
-      </w:r>
-      <w:r>
-        <w:rPr>
-          <w:rFonts w:ascii="Arial" w:hAnsi="Arial" w:cs="Arial"/>
-          <w:sz w:val="20"/>
-          <w:szCs w:val="20"/>
-        </w:rPr>
-        <w:t xml:space="preserve"> with standardized middleware for </w:t>
-      </w:r>
-      <w:r>
-        <w:rPr>
-          <w:rStyle w:val="Strong"/>
-          <w:rFonts w:ascii="Arial" w:hAnsi="Arial" w:cs="Arial"/>
-          <w:sz w:val="20"/>
-          <w:szCs w:val="20"/>
-        </w:rPr>
-        <w:t>correlation IDs</w:t>
-      </w:r>
-      <w:r>
-        <w:rPr>
-          <w:rFonts w:ascii="Arial" w:hAnsi="Arial" w:cs="Arial"/>
-          <w:sz w:val="20"/>
-          <w:szCs w:val="20"/>
-        </w:rPr>
-        <w:t xml:space="preserve">, structured errors, </w:t>
-      </w:r>
-      <w:r>
-        <w:rPr>
-          <w:rStyle w:val="Strong"/>
-          <w:rFonts w:ascii="Arial" w:hAnsi="Arial" w:cs="Arial"/>
-          <w:sz w:val="20"/>
-          <w:szCs w:val="20"/>
-        </w:rPr>
-        <w:t>rate limiting</w:t>
-      </w:r>
-      <w:r>
-        <w:rPr>
-          <w:rFonts w:ascii="Arial" w:hAnsi="Arial" w:cs="Arial"/>
-          <w:sz w:val="20"/>
-          <w:szCs w:val="20"/>
-        </w:rPr>
-        <w:t xml:space="preserve">, and </w:t>
-      </w:r>
-      <w:r>
-        <w:rPr>
-          <w:rStyle w:val="Strong"/>
-          <w:rFonts w:ascii="Arial" w:hAnsi="Arial" w:cs="Arial"/>
-          <w:sz w:val="20"/>
-          <w:szCs w:val="20"/>
-        </w:rPr>
-        <w:t>JWT/OIDC</w:t>
-      </w:r>
-      <w:r>
-        <w:rPr>
-          <w:rFonts w:ascii="Arial" w:hAnsi="Arial" w:cs="Arial"/>
-          <w:sz w:val="20"/>
-          <w:szCs w:val="20"/>
-        </w:rPr>
-        <w:t xml:space="preserve"> enforcement.</w:t>
-      </w:r>
-    </w:p>
-    <w:p>
-      <w:pPr>
-        <w:pStyle w:val="NormalWeb"/>
-        <w:numPr>
-          <w:ilvl w:val="0"/>
-          <w:numId w:val="13"/>
-        </w:numPr>
-        <w:spacing w:before="0" w:beforeAutospacing="0" w:after="0" w:afterAutospacing="0"/>
-        <w:rPr>
-          <w:rFonts w:ascii="Arial" w:hAnsi="Arial" w:cs="Arial"/>
-          <w:sz w:val="20"/>
-          <w:szCs w:val="20"/>
-        </w:rPr>
-      </w:pPr>
-      <w:r>
-        <w:rPr>
-          <w:rFonts w:ascii="Arial" w:hAnsi="Arial" w:cs="Arial"/>
-          <w:sz w:val="20"/>
-          <w:szCs w:val="20"/>
-        </w:rPr>
-        <w:t xml:space="preserve">Implemented an event-driven processing lane using </w:t>
-      </w:r>
-      <w:r>
-        <w:rPr>
-          <w:rStyle w:val="Strong"/>
-          <w:rFonts w:ascii="Arial" w:hAnsi="Arial" w:cs="Arial"/>
-          <w:sz w:val="20"/>
-          <w:szCs w:val="20"/>
-        </w:rPr>
-        <w:t>AWS SQS/SNS</w:t>
-      </w:r>
-      <w:r>
-        <w:rPr>
-          <w:rFonts w:ascii="Arial" w:hAnsi="Arial" w:cs="Arial"/>
-          <w:sz w:val="20"/>
-          <w:szCs w:val="20"/>
-        </w:rPr>
-        <w:t xml:space="preserve"> and </w:t>
-      </w:r>
-      <w:r>
-        <w:rPr>
-          <w:rStyle w:val="Strong"/>
-          <w:rFonts w:ascii="Arial" w:hAnsi="Arial" w:cs="Arial"/>
-          <w:sz w:val="20"/>
-          <w:szCs w:val="20"/>
-        </w:rPr>
-        <w:t>Kafka</w:t>
-      </w:r>
-      <w:r>
-        <w:rPr>
-          <w:rFonts w:ascii="Arial" w:hAnsi="Arial" w:cs="Arial"/>
-          <w:sz w:val="20"/>
-          <w:szCs w:val="20"/>
-        </w:rPr>
-        <w:t xml:space="preserve"> patterns, including idempotency keys, retries, and DLQ-style failure isolation for replay-safe operations.</w:t>
-      </w:r>
-    </w:p>
-    <w:p>
-      <w:pPr>
-        <w:pStyle w:val="NormalWeb"/>
-        <w:numPr>
-          <w:ilvl w:val="0"/>
-          <w:numId w:val="13"/>
-        </w:numPr>
-        <w:spacing w:before="0" w:beforeAutospacing="0" w:after="0" w:afterAutospacing="0"/>
-        <w:rPr>
-          <w:rFonts w:ascii="Arial" w:hAnsi="Arial" w:cs="Arial"/>
-          <w:sz w:val="20"/>
-          <w:szCs w:val="20"/>
-        </w:rPr>
-      </w:pPr>
-      <w:r>
-        <w:rPr>
-          <w:rFonts w:ascii="Arial" w:hAnsi="Arial" w:cs="Arial"/>
-          <w:sz w:val="20"/>
-          <w:szCs w:val="20"/>
-        </w:rPr>
-        <w:t xml:space="preserve">Added end-to-end observability using </w:t>
-      </w:r>
-      <w:r>
-        <w:rPr>
-          <w:rStyle w:val="Strong"/>
-          <w:rFonts w:ascii="Arial" w:hAnsi="Arial" w:cs="Arial"/>
-          <w:sz w:val="20"/>
-          <w:szCs w:val="20"/>
-        </w:rPr>
-        <w:t>OpenTelemetry</w:t>
-      </w:r>
-      <w:r>
-        <w:rPr>
-          <w:rFonts w:ascii="Arial" w:hAnsi="Arial" w:cs="Arial"/>
-          <w:sz w:val="20"/>
-          <w:szCs w:val="20"/>
-        </w:rPr>
-        <w:t xml:space="preserve"> exported to </w:t>
-      </w:r>
-      <w:r>
-        <w:rPr>
-          <w:rStyle w:val="Strong"/>
-          <w:rFonts w:ascii="Arial" w:hAnsi="Arial" w:cs="Arial"/>
-          <w:sz w:val="20"/>
-          <w:szCs w:val="20"/>
-        </w:rPr>
-        <w:t>Datadog</w:t>
-      </w:r>
-      <w:r>
-        <w:rPr>
-          <w:rFonts w:ascii="Arial" w:hAnsi="Arial" w:cs="Arial"/>
-          <w:sz w:val="20"/>
-          <w:szCs w:val="20"/>
-        </w:rPr>
-        <w:t xml:space="preserve"> and </w:t>
-      </w:r>
-      <w:r>
-        <w:rPr>
-          <w:rStyle w:val="Strong"/>
-          <w:rFonts w:ascii="Arial" w:hAnsi="Arial" w:cs="Arial"/>
-          <w:sz w:val="20"/>
-          <w:szCs w:val="20"/>
-        </w:rPr>
-        <w:t>Grafana</w:t>
-      </w:r>
-      <w:r>
-        <w:rPr>
-          <w:rFonts w:ascii="Arial" w:hAnsi="Arial" w:cs="Arial"/>
-          <w:sz w:val="20"/>
-          <w:szCs w:val="20"/>
-        </w:rPr>
-        <w:t xml:space="preserve">, plus searchable logs via </w:t>
-      </w:r>
-      <w:r>
-        <w:rPr>
-          <w:rStyle w:val="Strong"/>
-          <w:rFonts w:ascii="Arial" w:hAnsi="Arial" w:cs="Arial"/>
-          <w:sz w:val="20"/>
-          <w:szCs w:val="20"/>
-        </w:rPr>
-        <w:t>ELK/EFK</w:t>
-      </w:r>
-      <w:r>
-        <w:rPr>
-          <w:rFonts w:ascii="Arial" w:hAnsi="Arial" w:cs="Arial"/>
-          <w:sz w:val="20"/>
-          <w:szCs w:val="20"/>
-        </w:rPr>
-        <w:t xml:space="preserve"> and operational signals in </w:t>
-      </w:r>
-      <w:r>
-        <w:rPr>
-          <w:rStyle w:val="Strong"/>
-          <w:rFonts w:ascii="Arial" w:hAnsi="Arial" w:cs="Arial"/>
-          <w:sz w:val="20"/>
-          <w:szCs w:val="20"/>
-        </w:rPr>
-        <w:t>CloudWatch</w:t>
-      </w:r>
-      <w:r>
-        <w:rPr>
-          <w:rFonts w:ascii="Arial" w:hAnsi="Arial" w:cs="Arial"/>
-          <w:sz w:val="20"/>
-          <w:szCs w:val="20"/>
-        </w:rPr>
-        <w:t xml:space="preserve"> for incident response.</w:t>
-      </w:r>
-    </w:p>
-    <w:p>
-      <w:pPr>
-        <w:pStyle w:val="NormalWeb"/>
-        <w:numPr>
-          <w:ilvl w:val="0"/>
-          <w:numId w:val="13"/>
-        </w:numPr>
-        <w:spacing w:before="0" w:beforeAutospacing="0" w:after="0" w:afterAutospacing="0"/>
-        <w:rPr>
-          <w:rFonts w:ascii="Arial" w:hAnsi="Arial" w:cs="Arial"/>
-          <w:sz w:val="20"/>
-          <w:szCs w:val="20"/>
-        </w:rPr>
-      </w:pPr>
-      <w:r>
-        <w:rPr>
-          <w:rFonts w:ascii="Arial" w:hAnsi="Arial" w:cs="Arial"/>
-          <w:sz w:val="20"/>
-          <w:szCs w:val="20"/>
-        </w:rPr>
-        <w:t xml:space="preserve">Demonstrated data-layer choices across </w:t>
-      </w:r>
-      <w:r>
-        <w:rPr>
-          <w:rStyle w:val="Strong"/>
-          <w:rFonts w:ascii="Arial" w:hAnsi="Arial" w:cs="Arial"/>
-          <w:sz w:val="20"/>
-          <w:szCs w:val="20"/>
-        </w:rPr>
-        <w:t>PostgreSQL</w:t>
-      </w:r>
-      <w:r>
-        <w:rPr>
-          <w:rFonts w:ascii="Arial" w:hAnsi="Arial" w:cs="Arial"/>
-          <w:sz w:val="20"/>
-          <w:szCs w:val="20"/>
-        </w:rPr>
-        <w:t xml:space="preserve">, </w:t>
-      </w:r>
-      <w:r>
-        <w:rPr>
-          <w:rStyle w:val="Strong"/>
-          <w:rFonts w:ascii="Arial" w:hAnsi="Arial" w:cs="Arial"/>
-          <w:sz w:val="20"/>
-          <w:szCs w:val="20"/>
-        </w:rPr>
-        <w:t>DynamoDB</w:t>
-      </w:r>
-      <w:r>
-        <w:rPr>
-          <w:rFonts w:ascii="Arial" w:hAnsi="Arial" w:cs="Arial"/>
-          <w:sz w:val="20"/>
-          <w:szCs w:val="20"/>
-        </w:rPr>
-        <w:t xml:space="preserve">, and </w:t>
-      </w:r>
-      <w:r>
-        <w:rPr>
-          <w:rStyle w:val="Strong"/>
-          <w:rFonts w:ascii="Arial" w:hAnsi="Arial" w:cs="Arial"/>
-          <w:sz w:val="20"/>
-          <w:szCs w:val="20"/>
-        </w:rPr>
-        <w:t>Redis</w:t>
-      </w:r>
-      <w:r>
-        <w:rPr>
-          <w:rFonts w:ascii="Arial" w:hAnsi="Arial" w:cs="Arial"/>
-          <w:sz w:val="20"/>
-          <w:szCs w:val="20"/>
-        </w:rPr>
-        <w:t xml:space="preserve">, and enabled search capabilities using </w:t>
-      </w:r>
-      <w:r>
-        <w:rPr>
-          <w:rStyle w:val="Strong"/>
-          <w:rFonts w:ascii="Arial" w:hAnsi="Arial" w:cs="Arial"/>
-          <w:sz w:val="20"/>
-          <w:szCs w:val="20"/>
-        </w:rPr>
-        <w:t>Elasticsearch/OpenSearch</w:t>
-      </w:r>
-      <w:r>
-        <w:rPr>
-          <w:rFonts w:ascii="Arial" w:hAnsi="Arial" w:cs="Arial"/>
-          <w:sz w:val="20"/>
-          <w:szCs w:val="20"/>
-        </w:rPr>
-        <w:t xml:space="preserve"> for low-latency filtering and retrieval.</w:t>
-      </w:r>
-    </w:p>
-    <w:p>
-      <w:pPr>
-        <w:pStyle w:val="NormalWeb"/>
-        <w:spacing w:before="0" w:beforeAutospacing="0" w:after="0" w:afterAutospacing="0"/>
-        <w:rPr>
-          <w:rFonts w:ascii="Arial" w:hAnsi="Arial" w:cs="Arial"/>
-          <w:sz w:val="20"/>
-          <w:szCs w:val="20"/>
-        </w:rPr>
-      </w:pPr>
-      <w:r>
-        <w:rPr>
-          <w:rStyle w:val="Strong"/>
-          <w:rFonts w:ascii="Arial" w:hAnsi="Arial" w:cs="Arial"/>
-          <w:sz w:val="20"/>
-          <w:szCs w:val="20"/>
-        </w:rPr>
-        <w:t>Serverless File Processing &amp; Analytics Exports</w:t>
-      </w:r>
-    </w:p>
-    <w:p>
-      <w:pPr>
-        <w:pStyle w:val="NormalWeb"/>
-        <w:numPr>
-          <w:ilvl w:val="0"/>
-          <w:numId w:val="14"/>
-        </w:numPr>
-        <w:spacing w:before="0" w:beforeAutospacing="0" w:after="0" w:afterAutospacing="0"/>
-        <w:rPr>
-          <w:rFonts w:ascii="Arial" w:hAnsi="Arial" w:cs="Arial"/>
-          <w:sz w:val="20"/>
-          <w:szCs w:val="20"/>
-        </w:rPr>
-      </w:pPr>
-      <w:r>
-        <w:rPr>
-          <w:rFonts w:ascii="Arial" w:hAnsi="Arial" w:cs="Arial"/>
-          <w:sz w:val="20"/>
-          <w:szCs w:val="20"/>
-        </w:rPr>
-        <w:t xml:space="preserve">Built a serverless workflow using </w:t>
-      </w:r>
-      <w:r>
-        <w:rPr>
-          <w:rStyle w:val="Strong"/>
-          <w:rFonts w:ascii="Arial" w:hAnsi="Arial" w:cs="Arial"/>
-          <w:sz w:val="20"/>
-          <w:szCs w:val="20"/>
-        </w:rPr>
-        <w:t>API Gateway</w:t>
-      </w:r>
-      <w:r>
-        <w:rPr>
-          <w:rFonts w:ascii="Arial" w:hAnsi="Arial" w:cs="Arial"/>
-          <w:sz w:val="20"/>
-          <w:szCs w:val="20"/>
-        </w:rPr>
-        <w:t xml:space="preserve">, </w:t>
-      </w:r>
-      <w:r>
-        <w:rPr>
-          <w:rStyle w:val="Strong"/>
-          <w:rFonts w:ascii="Arial" w:hAnsi="Arial" w:cs="Arial"/>
-          <w:sz w:val="20"/>
-          <w:szCs w:val="20"/>
-        </w:rPr>
-        <w:t>Lambda</w:t>
-      </w:r>
-      <w:r>
-        <w:rPr>
-          <w:rFonts w:ascii="Arial" w:hAnsi="Arial" w:cs="Arial"/>
-          <w:sz w:val="20"/>
-          <w:szCs w:val="20"/>
-        </w:rPr>
-        <w:t xml:space="preserve">, </w:t>
-      </w:r>
-      <w:r>
-        <w:rPr>
-          <w:rStyle w:val="Strong"/>
-          <w:rFonts w:ascii="Arial" w:hAnsi="Arial" w:cs="Arial"/>
-          <w:sz w:val="20"/>
-          <w:szCs w:val="20"/>
-        </w:rPr>
-        <w:t>S3</w:t>
-      </w:r>
-      <w:r>
-        <w:rPr>
-          <w:rFonts w:ascii="Arial" w:hAnsi="Arial" w:cs="Arial"/>
-          <w:sz w:val="20"/>
-          <w:szCs w:val="20"/>
-        </w:rPr>
-        <w:t xml:space="preserve">, </w:t>
-      </w:r>
-      <w:r>
-        <w:rPr>
-          <w:rStyle w:val="Strong"/>
-          <w:rFonts w:ascii="Arial" w:hAnsi="Arial" w:cs="Arial"/>
-          <w:sz w:val="20"/>
-          <w:szCs w:val="20"/>
-        </w:rPr>
-        <w:t>EventBridge</w:t>
-      </w:r>
-      <w:r>
-        <w:rPr>
-          <w:rFonts w:ascii="Arial" w:hAnsi="Arial" w:cs="Arial"/>
-          <w:sz w:val="20"/>
-          <w:szCs w:val="20"/>
-        </w:rPr>
-        <w:t xml:space="preserve">, and </w:t>
-      </w:r>
-      <w:r>
-        <w:rPr>
-          <w:rStyle w:val="Strong"/>
-          <w:rFonts w:ascii="Arial" w:hAnsi="Arial" w:cs="Arial"/>
-          <w:sz w:val="20"/>
-          <w:szCs w:val="20"/>
-        </w:rPr>
-        <w:t>Step Functions</w:t>
-      </w:r>
-      <w:r>
-        <w:rPr>
-          <w:rFonts w:ascii="Arial" w:hAnsi="Arial" w:cs="Arial"/>
-          <w:sz w:val="20"/>
-          <w:szCs w:val="20"/>
-        </w:rPr>
-        <w:t xml:space="preserve"> to validate, process, and persist uploads with auditable outcomes.</w:t>
-      </w:r>
-    </w:p>
-    <w:p>
-      <w:pPr>
-        <w:pStyle w:val="NormalWeb"/>
-        <w:numPr>
-          <w:ilvl w:val="0"/>
-          <w:numId w:val="14"/>
-        </w:numPr>
-        <w:spacing w:before="0" w:beforeAutospacing="0" w:after="0" w:afterAutospacing="0"/>
-        <w:rPr>
-          <w:rFonts w:ascii="Arial" w:hAnsi="Arial" w:cs="Arial"/>
-          <w:sz w:val="20"/>
-          <w:szCs w:val="20"/>
-        </w:rPr>
-      </w:pPr>
-      <w:r>
-        <w:rPr>
-          <w:rFonts w:ascii="Arial" w:hAnsi="Arial" w:cs="Arial"/>
-          <w:sz w:val="20"/>
-          <w:szCs w:val="20"/>
-        </w:rPr>
-        <w:t xml:space="preserve">Produced analytics-ready event exports with exposure to </w:t>
-      </w:r>
-      <w:r>
-        <w:rPr>
-          <w:rStyle w:val="Strong"/>
-          <w:rFonts w:ascii="Arial" w:hAnsi="Arial" w:cs="Arial"/>
-          <w:sz w:val="20"/>
-          <w:szCs w:val="20"/>
-        </w:rPr>
-        <w:t>Redshift</w:t>
-      </w:r>
-      <w:r>
-        <w:rPr>
-          <w:rFonts w:ascii="Arial" w:hAnsi="Arial" w:cs="Arial"/>
-          <w:sz w:val="20"/>
-          <w:szCs w:val="20"/>
-        </w:rPr>
-        <w:t xml:space="preserve"> and </w:t>
-      </w:r>
-      <w:r>
-        <w:rPr>
-          <w:rStyle w:val="Strong"/>
-          <w:rFonts w:ascii="Arial" w:hAnsi="Arial" w:cs="Arial"/>
-          <w:sz w:val="20"/>
-          <w:szCs w:val="20"/>
-        </w:rPr>
-        <w:t>BigQuery</w:t>
-      </w:r>
-      <w:r>
-        <w:rPr>
-          <w:rFonts w:ascii="Arial" w:hAnsi="Arial" w:cs="Arial"/>
-          <w:sz w:val="20"/>
-          <w:szCs w:val="20"/>
-        </w:rPr>
-        <w:t>, focusing on schema stability, lineage, and operational safety controls.</w:t>
-      </w:r>
-    </w:p>
-    <w:p>
-      <w:pPr>
-        <w:spacing w:after="80"/>
-      </w:pPr>
     </w:p>
     <w:sectPr>
       <w:pgSz w:w="11906" w:h="16838"/>
@@ -5295,6 +4006,120 @@
     </w:lvl>
   </w:abstractNum>
   <w:abstractNum w:abstractNumId="12">
+    <w:nsid w:val="72543FE5"/>
+    <w:multiLevelType w:val="hybridMultilevel"/>
+    <w:tmpl w:val="D786D4E0"/>
+    <w:lvl w:ilvl="0" w:tplc="0409000B">
+      <w:start w:val="1"/>
+      <w:numFmt w:val="bullet"/>
+      <w:lvlText w:val=""/>
+      <w:lvlJc w:val="left"/>
+      <w:pPr>
+        <w:ind w:left="360" w:hanging="360"/>
+      </w:pPr>
+      <w:rPr>
+        <w:rFonts w:ascii="Wingdings" w:hAnsi="Wingdings" w:hint="default"/>
+        <w:sz w:val="22"/>
+      </w:rPr>
+    </w:lvl>
+    <w:lvl w:ilvl="1" w:tplc="04090003" w:tentative="1">
+      <w:start w:val="1"/>
+      <w:numFmt w:val="bullet"/>
+      <w:lvlText w:val="o"/>
+      <w:lvlJc w:val="left"/>
+      <w:pPr>
+        <w:ind w:left="1080" w:hanging="360"/>
+      </w:pPr>
+      <w:rPr>
+        <w:rFonts w:ascii="Courier New" w:hAnsi="Courier New" w:cs="Courier New" w:hint="default"/>
+      </w:rPr>
+    </w:lvl>
+    <w:lvl w:ilvl="2" w:tplc="04090005" w:tentative="1">
+      <w:start w:val="1"/>
+      <w:numFmt w:val="bullet"/>
+      <w:lvlText w:val=""/>
+      <w:lvlJc w:val="left"/>
+      <w:pPr>
+        <w:ind w:left="1800" w:hanging="360"/>
+      </w:pPr>
+      <w:rPr>
+        <w:rFonts w:ascii="Wingdings" w:hAnsi="Wingdings" w:hint="default"/>
+      </w:rPr>
+    </w:lvl>
+    <w:lvl w:ilvl="3" w:tplc="04090001" w:tentative="1">
+      <w:start w:val="1"/>
+      <w:numFmt w:val="bullet"/>
+      <w:lvlText w:val=""/>
+      <w:lvlJc w:val="left"/>
+      <w:pPr>
+        <w:ind w:left="2520" w:hanging="360"/>
+      </w:pPr>
+      <w:rPr>
+        <w:rFonts w:ascii="Symbol" w:hAnsi="Symbol" w:hint="default"/>
+      </w:rPr>
+    </w:lvl>
+    <w:lvl w:ilvl="4" w:tplc="04090003" w:tentative="1">
+      <w:start w:val="1"/>
+      <w:numFmt w:val="bullet"/>
+      <w:lvlText w:val="o"/>
+      <w:lvlJc w:val="left"/>
+      <w:pPr>
+        <w:ind w:left="3240" w:hanging="360"/>
+      </w:pPr>
+      <w:rPr>
+        <w:rFonts w:ascii="Courier New" w:hAnsi="Courier New" w:cs="Courier New" w:hint="default"/>
+      </w:rPr>
+    </w:lvl>
+    <w:lvl w:ilvl="5" w:tplc="04090005" w:tentative="1">
+      <w:start w:val="1"/>
+      <w:numFmt w:val="bullet"/>
+      <w:lvlText w:val=""/>
+      <w:lvlJc w:val="left"/>
+      <w:pPr>
+        <w:ind w:left="3960" w:hanging="360"/>
+      </w:pPr>
+      <w:rPr>
+        <w:rFonts w:ascii="Wingdings" w:hAnsi="Wingdings" w:hint="default"/>
+      </w:rPr>
+    </w:lvl>
+    <w:lvl w:ilvl="6" w:tplc="04090001" w:tentative="1">
+      <w:start w:val="1"/>
+      <w:numFmt w:val="bullet"/>
+      <w:lvlText w:val=""/>
+      <w:lvlJc w:val="left"/>
+      <w:pPr>
+        <w:ind w:left="4680" w:hanging="360"/>
+      </w:pPr>
+      <w:rPr>
+        <w:rFonts w:ascii="Symbol" w:hAnsi="Symbol" w:hint="default"/>
+      </w:rPr>
+    </w:lvl>
+    <w:lvl w:ilvl="7" w:tplc="04090003" w:tentative="1">
+      <w:start w:val="1"/>
+      <w:numFmt w:val="bullet"/>
+      <w:lvlText w:val="o"/>
+      <w:lvlJc w:val="left"/>
+      <w:pPr>
+        <w:ind w:left="5400" w:hanging="360"/>
+      </w:pPr>
+      <w:rPr>
+        <w:rFonts w:ascii="Courier New" w:hAnsi="Courier New" w:cs="Courier New" w:hint="default"/>
+      </w:rPr>
+    </w:lvl>
+    <w:lvl w:ilvl="8" w:tplc="04090005" w:tentative="1">
+      <w:start w:val="1"/>
+      <w:numFmt w:val="bullet"/>
+      <w:lvlText w:val=""/>
+      <w:lvlJc w:val="left"/>
+      <w:pPr>
+        <w:ind w:left="6120" w:hanging="360"/>
+      </w:pPr>
+      <w:rPr>
+        <w:rFonts w:ascii="Wingdings" w:hAnsi="Wingdings" w:hint="default"/>
+      </w:rPr>
+    </w:lvl>
+  </w:abstractNum>
+  <w:abstractNum w:abstractNumId="13">
     <w:nsid w:val="781936E5"/>
     <w:multiLevelType w:val="multilevel"/>
     <w:tmpl w:val="4762EBF6"/>
@@ -5443,7 +4268,121 @@
       </w:rPr>
     </w:lvl>
   </w:abstractNum>
-  <w:abstractNum w:abstractNumId="13">
+  <w:abstractNum w:abstractNumId="14">
+    <w:nsid w:val="79632B7A"/>
+    <w:multiLevelType w:val="hybridMultilevel"/>
+    <w:tmpl w:val="2CC49FD4"/>
+    <w:lvl w:ilvl="0" w:tplc="4B22CC20">
+      <w:start w:val="1"/>
+      <w:numFmt w:val="bullet"/>
+      <w:lvlText w:val="-"/>
+      <w:lvlJc w:val="left"/>
+      <w:pPr>
+        <w:ind w:left="360" w:hanging="360"/>
+      </w:pPr>
+      <w:rPr>
+        <w:rFonts w:ascii="Yu Gothic" w:eastAsia="Yu Gothic" w:hAnsi="Yu Gothic" w:hint="eastAsia"/>
+        <w:sz w:val="22"/>
+      </w:rPr>
+    </w:lvl>
+    <w:lvl w:ilvl="1" w:tplc="04090003" w:tentative="1">
+      <w:start w:val="1"/>
+      <w:numFmt w:val="bullet"/>
+      <w:lvlText w:val="o"/>
+      <w:lvlJc w:val="left"/>
+      <w:pPr>
+        <w:ind w:left="1080" w:hanging="360"/>
+      </w:pPr>
+      <w:rPr>
+        <w:rFonts w:ascii="Courier New" w:hAnsi="Courier New" w:cs="Courier New" w:hint="default"/>
+      </w:rPr>
+    </w:lvl>
+    <w:lvl w:ilvl="2" w:tplc="04090005" w:tentative="1">
+      <w:start w:val="1"/>
+      <w:numFmt w:val="bullet"/>
+      <w:lvlText w:val=""/>
+      <w:lvlJc w:val="left"/>
+      <w:pPr>
+        <w:ind w:left="1800" w:hanging="360"/>
+      </w:pPr>
+      <w:rPr>
+        <w:rFonts w:ascii="Wingdings" w:hAnsi="Wingdings" w:hint="default"/>
+      </w:rPr>
+    </w:lvl>
+    <w:lvl w:ilvl="3" w:tplc="04090001" w:tentative="1">
+      <w:start w:val="1"/>
+      <w:numFmt w:val="bullet"/>
+      <w:lvlText w:val=""/>
+      <w:lvlJc w:val="left"/>
+      <w:pPr>
+        <w:ind w:left="2520" w:hanging="360"/>
+      </w:pPr>
+      <w:rPr>
+        <w:rFonts w:ascii="Symbol" w:hAnsi="Symbol" w:hint="default"/>
+      </w:rPr>
+    </w:lvl>
+    <w:lvl w:ilvl="4" w:tplc="04090003" w:tentative="1">
+      <w:start w:val="1"/>
+      <w:numFmt w:val="bullet"/>
+      <w:lvlText w:val="o"/>
+      <w:lvlJc w:val="left"/>
+      <w:pPr>
+        <w:ind w:left="3240" w:hanging="360"/>
+      </w:pPr>
+      <w:rPr>
+        <w:rFonts w:ascii="Courier New" w:hAnsi="Courier New" w:cs="Courier New" w:hint="default"/>
+      </w:rPr>
+    </w:lvl>
+    <w:lvl w:ilvl="5" w:tplc="04090005" w:tentative="1">
+      <w:start w:val="1"/>
+      <w:numFmt w:val="bullet"/>
+      <w:lvlText w:val=""/>
+      <w:lvlJc w:val="left"/>
+      <w:pPr>
+        <w:ind w:left="3960" w:hanging="360"/>
+      </w:pPr>
+      <w:rPr>
+        <w:rFonts w:ascii="Wingdings" w:hAnsi="Wingdings" w:hint="default"/>
+      </w:rPr>
+    </w:lvl>
+    <w:lvl w:ilvl="6" w:tplc="04090001" w:tentative="1">
+      <w:start w:val="1"/>
+      <w:numFmt w:val="bullet"/>
+      <w:lvlText w:val=""/>
+      <w:lvlJc w:val="left"/>
+      <w:pPr>
+        <w:ind w:left="4680" w:hanging="360"/>
+      </w:pPr>
+      <w:rPr>
+        <w:rFonts w:ascii="Symbol" w:hAnsi="Symbol" w:hint="default"/>
+      </w:rPr>
+    </w:lvl>
+    <w:lvl w:ilvl="7" w:tplc="04090003" w:tentative="1">
+      <w:start w:val="1"/>
+      <w:numFmt w:val="bullet"/>
+      <w:lvlText w:val="o"/>
+      <w:lvlJc w:val="left"/>
+      <w:pPr>
+        <w:ind w:left="5400" w:hanging="360"/>
+      </w:pPr>
+      <w:rPr>
+        <w:rFonts w:ascii="Courier New" w:hAnsi="Courier New" w:cs="Courier New" w:hint="default"/>
+      </w:rPr>
+    </w:lvl>
+    <w:lvl w:ilvl="8" w:tplc="04090005" w:tentative="1">
+      <w:start w:val="1"/>
+      <w:numFmt w:val="bullet"/>
+      <w:lvlText w:val=""/>
+      <w:lvlJc w:val="left"/>
+      <w:pPr>
+        <w:ind w:left="6120" w:hanging="360"/>
+      </w:pPr>
+      <w:rPr>
+        <w:rFonts w:ascii="Wingdings" w:hAnsi="Wingdings" w:hint="default"/>
+      </w:rPr>
+    </w:lvl>
+  </w:abstractNum>
+  <w:abstractNum w:abstractNumId="15">
     <w:nsid w:val="7ADE67EB"/>
     <w:multiLevelType w:val="hybridMultilevel"/>
     <w:tmpl w:val="A3DE18F2"/>
@@ -5568,7 +4507,7 @@
     <w:abstractNumId w:val="9"/>
   </w:num>
   <w:num w:numId="4">
-    <w:abstractNumId w:val="13"/>
+    <w:abstractNumId w:val="15"/>
   </w:num>
   <w:num w:numId="5">
     <w:abstractNumId w:val="6"/>
@@ -5592,13 +4531,19 @@
     <w:abstractNumId w:val="0"/>
   </w:num>
   <w:num w:numId="12">
-    <w:abstractNumId w:val="12"/>
+    <w:abstractNumId w:val="13"/>
   </w:num>
   <w:num w:numId="13">
     <w:abstractNumId w:val="2"/>
   </w:num>
   <w:num w:numId="14">
     <w:abstractNumId w:val="1"/>
+  </w:num>
+  <w:num w:numId="15">
+    <w:abstractNumId w:val="14"/>
+  </w:num>
+  <w:num w:numId="16">
+    <w:abstractNumId w:val="12"/>
   </w:num>
 </w:numbering>
 </file>

--- a/Tyler/.Net_Blazor/Tyler_Roberts.docx
+++ b/Tyler/.Net_Blazor/Tyler_Roberts.docx
@@ -79,35 +79,10 @@
           <w:sz w:val="19"/>
           <w:szCs w:val="19"/>
         </w:rPr>
-        <w:t>tylerrobertsdev@outlook.com</w:t>
-      </w:r>
-      <w:r>
-        <w:rPr>
-          <w:rFonts w:ascii="Arial" w:eastAsia="Arial" w:hAnsi="Arial" w:cs="Arial"/>
-          <w:color w:val="4B5563"/>
-          <w:sz w:val="19"/>
-          <w:szCs w:val="19"/>
-        </w:rPr>
-        <w:t xml:space="preserve"> | </w:t>
-      </w:r>
-      <w:r>
-        <w:rPr>
-          <w:rFonts w:ascii="Arial" w:eastAsia="Arial" w:hAnsi="Arial" w:cs="Arial"/>
-          <w:color w:val="4B5563"/>
-          <w:sz w:val="19"/>
-          <w:szCs w:val="19"/>
-        </w:rPr>
-        <w:t>linkedin.com/in/tyler-roberts-1454473b4</w:t>
-      </w:r>
-      <w:r>
-        <w:rPr>
-          <w:rFonts w:ascii="Arial" w:eastAsia="Arial" w:hAnsi="Arial" w:cs="Arial"/>
-          <w:color w:val="4B5563"/>
-          <w:sz w:val="19"/>
-          <w:szCs w:val="19"/>
-        </w:rPr>
-        <w:t xml:space="preserve"> | Florida, United States | +1 (321) 376-7095</w:t>
-      </w:r>
+        <w:t>tyler.r.dev@outlook.com | linkedin.com/in/tyler-r-5788a13ba | Florida, United States | +1 (321) 376-7095</w:t>
+      </w:r>
+      <w:bookmarkStart w:id="0" w:name="_GoBack"/>
+      <w:bookmarkEnd w:id="0"/>
     </w:p>
     <w:p>
       <w:pPr>
@@ -116,8 +91,6 @@
         </w:pBdr>
         <w:spacing w:before="120" w:after="80"/>
       </w:pPr>
-      <w:bookmarkStart w:id="0" w:name="_GoBack"/>
-      <w:bookmarkEnd w:id="0"/>
       <w:r>
         <w:rPr>
           <w:b/>
@@ -155,28 +128,161 @@
         <w:rPr>
           <w:sz w:val="22"/>
         </w:rPr>
-        <w:t xml:space="preserve"> building enterprise web platforms, internal operations tools, and customer-facing </w:t>
+        <w:t xml:space="preserve"> building enterprise web platforms, internal operations tools, and customer-facing SaaS products using </w:t>
+      </w:r>
+      <w:r>
+        <w:rPr>
+          <w:rStyle w:val="Strong"/>
+          <w:sz w:val="22"/>
+        </w:rPr>
+        <w:t>C#</w:t>
+      </w:r>
+      <w:r>
+        <w:rPr>
+          <w:sz w:val="22"/>
+        </w:rPr>
+        <w:t xml:space="preserve">, </w:t>
+      </w:r>
+      <w:r>
+        <w:rPr>
+          <w:rStyle w:val="Strong"/>
+          <w:sz w:val="22"/>
+        </w:rPr>
+        <w:t>ASP.NET</w:t>
+      </w:r>
+      <w:r>
+        <w:rPr>
+          <w:sz w:val="22"/>
+        </w:rPr>
+        <w:t xml:space="preserve">, </w:t>
+      </w:r>
+      <w:r>
+        <w:rPr>
+          <w:rStyle w:val="Strong"/>
+          <w:sz w:val="22"/>
+        </w:rPr>
+        <w:t>.NET 6–8</w:t>
+      </w:r>
+      <w:r>
+        <w:rPr>
+          <w:sz w:val="22"/>
+        </w:rPr>
+        <w:t xml:space="preserve">, and </w:t>
       </w:r>
       <w:proofErr w:type="spellStart"/>
       <w:r>
         <w:rPr>
-          <w:sz w:val="22"/>
-        </w:rPr>
-        <w:t>SaaS</w:t>
+          <w:rStyle w:val="Strong"/>
+          <w:sz w:val="22"/>
+        </w:rPr>
+        <w:t>Blazor</w:t>
       </w:r>
       <w:proofErr w:type="spellEnd"/>
       <w:r>
         <w:rPr>
           <w:sz w:val="22"/>
         </w:rPr>
-        <w:t xml:space="preserve"> products using </w:t>
-      </w:r>
-      <w:r>
-        <w:rPr>
-          <w:rStyle w:val="Strong"/>
-          <w:sz w:val="22"/>
-        </w:rPr>
-        <w:t>C#</w:t>
+        <w:t xml:space="preserve"> across cloud-hosted environments. Strong background delivering modern UI modernization programs in the </w:t>
+      </w:r>
+      <w:r>
+        <w:rPr>
+          <w:rStyle w:val="Strong"/>
+          <w:sz w:val="22"/>
+        </w:rPr>
+        <w:t>software, digital services, and business platform industry</w:t>
+      </w:r>
+      <w:r>
+        <w:rPr>
+          <w:sz w:val="22"/>
+        </w:rPr>
+        <w:t xml:space="preserve">, including migration of older </w:t>
+      </w:r>
+      <w:r>
+        <w:rPr>
+          <w:rStyle w:val="Strong"/>
+          <w:sz w:val="22"/>
+        </w:rPr>
+        <w:t>ASP.NET MVC / .NET Framework</w:t>
+      </w:r>
+      <w:r>
+        <w:rPr>
+          <w:sz w:val="22"/>
+        </w:rPr>
+        <w:t xml:space="preserve"> applications into maintainable </w:t>
+      </w:r>
+      <w:proofErr w:type="spellStart"/>
+      <w:r>
+        <w:rPr>
+          <w:rStyle w:val="Strong"/>
+          <w:sz w:val="22"/>
+        </w:rPr>
+        <w:t>Blazor</w:t>
+      </w:r>
+      <w:proofErr w:type="spellEnd"/>
+      <w:r>
+        <w:rPr>
+          <w:rStyle w:val="Strong"/>
+          <w:sz w:val="22"/>
+        </w:rPr>
+        <w:t xml:space="preserve"> Server</w:t>
+      </w:r>
+      <w:r>
+        <w:rPr>
+          <w:sz w:val="22"/>
+        </w:rPr>
+        <w:t xml:space="preserve"> and </w:t>
+      </w:r>
+      <w:proofErr w:type="spellStart"/>
+      <w:r>
+        <w:rPr>
+          <w:rStyle w:val="Strong"/>
+          <w:sz w:val="22"/>
+        </w:rPr>
+        <w:t>Blazor</w:t>
+      </w:r>
+      <w:proofErr w:type="spellEnd"/>
+      <w:r>
+        <w:rPr>
+          <w:rStyle w:val="Strong"/>
+          <w:sz w:val="22"/>
+        </w:rPr>
+        <w:t xml:space="preserve"> </w:t>
+      </w:r>
+      <w:proofErr w:type="spellStart"/>
+      <w:r>
+        <w:rPr>
+          <w:rStyle w:val="Strong"/>
+          <w:sz w:val="22"/>
+        </w:rPr>
+        <w:t>WebAssembly</w:t>
+      </w:r>
+      <w:proofErr w:type="spellEnd"/>
+      <w:r>
+        <w:rPr>
+          <w:sz w:val="22"/>
+        </w:rPr>
+        <w:t xml:space="preserve"> solutions with shared component libraries, stronger state handling, and improved deployment consistency. Experienced in secure API design, performance tuning, incident-driven bug fixing, and full lifecycle </w:t>
+      </w:r>
+      <w:proofErr w:type="gramStart"/>
+      <w:r>
+        <w:rPr>
+          <w:sz w:val="22"/>
+        </w:rPr>
+        <w:t>delivery using</w:t>
+      </w:r>
+      <w:proofErr w:type="gramEnd"/>
+      <w:r>
+        <w:rPr>
+          <w:sz w:val="22"/>
+        </w:rPr>
+        <w:t xml:space="preserve"> </w:t>
+      </w:r>
+      <w:r>
+        <w:rPr>
+          <w:rStyle w:val="Strong"/>
+          <w:sz w:val="22"/>
+        </w:rPr>
+        <w:t>SQL Server</w:t>
       </w:r>
       <w:r>
         <w:rPr>
@@ -189,7 +295,7 @@
           <w:rStyle w:val="Strong"/>
           <w:sz w:val="22"/>
         </w:rPr>
-        <w:t>ASP.NET</w:t>
+        <w:t>Entity Framework Core</w:t>
       </w:r>
       <w:r>
         <w:rPr>
@@ -202,128 +308,7 @@
           <w:rStyle w:val="Strong"/>
           <w:sz w:val="22"/>
         </w:rPr>
-        <w:t>.NET 6–8</w:t>
-      </w:r>
-      <w:r>
-        <w:rPr>
-          <w:sz w:val="22"/>
-        </w:rPr>
-        <w:t xml:space="preserve">, and </w:t>
-      </w:r>
-      <w:proofErr w:type="spellStart"/>
-      <w:r>
-        <w:rPr>
-          <w:rStyle w:val="Strong"/>
-          <w:sz w:val="22"/>
-        </w:rPr>
-        <w:t>Blazor</w:t>
-      </w:r>
-      <w:proofErr w:type="spellEnd"/>
-      <w:r>
-        <w:rPr>
-          <w:sz w:val="22"/>
-        </w:rPr>
-        <w:t xml:space="preserve"> across cloud-hosted environments. Strong background delivering modern UI modernization programs in the </w:t>
-      </w:r>
-      <w:r>
-        <w:rPr>
-          <w:rStyle w:val="Strong"/>
-          <w:sz w:val="22"/>
-        </w:rPr>
-        <w:t>software, digital services, and business platform industry</w:t>
-      </w:r>
-      <w:r>
-        <w:rPr>
-          <w:sz w:val="22"/>
-        </w:rPr>
-        <w:t xml:space="preserve">, including migration of older </w:t>
-      </w:r>
-      <w:r>
-        <w:rPr>
-          <w:rStyle w:val="Strong"/>
-          <w:sz w:val="22"/>
-        </w:rPr>
-        <w:t>ASP.NET MVC / .NET Framework</w:t>
-      </w:r>
-      <w:r>
-        <w:rPr>
-          <w:sz w:val="22"/>
-        </w:rPr>
-        <w:t xml:space="preserve"> applications into maintainable </w:t>
-      </w:r>
-      <w:proofErr w:type="spellStart"/>
-      <w:r>
-        <w:rPr>
-          <w:rStyle w:val="Strong"/>
-          <w:sz w:val="22"/>
-        </w:rPr>
-        <w:t>Blazor</w:t>
-      </w:r>
-      <w:proofErr w:type="spellEnd"/>
-      <w:r>
-        <w:rPr>
-          <w:rStyle w:val="Strong"/>
-          <w:sz w:val="22"/>
-        </w:rPr>
-        <w:t xml:space="preserve"> Server</w:t>
-      </w:r>
-      <w:r>
-        <w:rPr>
-          <w:sz w:val="22"/>
-        </w:rPr>
-        <w:t xml:space="preserve"> and </w:t>
-      </w:r>
-      <w:proofErr w:type="spellStart"/>
-      <w:r>
-        <w:rPr>
-          <w:rStyle w:val="Strong"/>
-          <w:sz w:val="22"/>
-        </w:rPr>
-        <w:t>Blazor</w:t>
-      </w:r>
-      <w:proofErr w:type="spellEnd"/>
-      <w:r>
-        <w:rPr>
-          <w:rStyle w:val="Strong"/>
-          <w:sz w:val="22"/>
-        </w:rPr>
-        <w:t xml:space="preserve"> </w:t>
-      </w:r>
-      <w:proofErr w:type="spellStart"/>
-      <w:r>
-        <w:rPr>
-          <w:rStyle w:val="Strong"/>
-          <w:sz w:val="22"/>
-        </w:rPr>
-        <w:t>WebAssembly</w:t>
-      </w:r>
-      <w:proofErr w:type="spellEnd"/>
-      <w:r>
-        <w:rPr>
-          <w:sz w:val="22"/>
-        </w:rPr>
-        <w:t xml:space="preserve"> solutions with shared component libraries, stronger state handling, and improved deployment consistency. Experienced in secure API design, performance tuning, incident-driven bug fixing, and full lifecycle </w:t>
-      </w:r>
-      <w:proofErr w:type="gramStart"/>
-      <w:r>
-        <w:rPr>
-          <w:sz w:val="22"/>
-        </w:rPr>
-        <w:t>delivery using</w:t>
-      </w:r>
-      <w:proofErr w:type="gramEnd"/>
-      <w:r>
-        <w:rPr>
-          <w:sz w:val="22"/>
-        </w:rPr>
-        <w:t xml:space="preserve"> </w:t>
-      </w:r>
-      <w:r>
-        <w:rPr>
-          <w:rStyle w:val="Strong"/>
-          <w:sz w:val="22"/>
-        </w:rPr>
-        <w:t>SQL Server</w:t>
+        <w:t>Azure</w:t>
       </w:r>
       <w:r>
         <w:rPr>
@@ -336,7 +321,7 @@
           <w:rStyle w:val="Strong"/>
           <w:sz w:val="22"/>
         </w:rPr>
-        <w:t>Entity Framework Core</w:t>
+        <w:t>AWS</w:t>
       </w:r>
       <w:r>
         <w:rPr>
@@ -349,36 +334,8 @@
           <w:rStyle w:val="Strong"/>
           <w:sz w:val="22"/>
         </w:rPr>
-        <w:t>Azure</w:t>
-      </w:r>
-      <w:r>
-        <w:rPr>
-          <w:sz w:val="22"/>
-        </w:rPr>
-        <w:t xml:space="preserve">, </w:t>
-      </w:r>
-      <w:r>
-        <w:rPr>
-          <w:rStyle w:val="Strong"/>
-          <w:sz w:val="22"/>
-        </w:rPr>
-        <w:t>AWS</w:t>
-      </w:r>
-      <w:r>
-        <w:rPr>
-          <w:sz w:val="22"/>
-        </w:rPr>
-        <w:t xml:space="preserve">, </w:t>
-      </w:r>
-      <w:proofErr w:type="spellStart"/>
-      <w:r>
-        <w:rPr>
-          <w:rStyle w:val="Strong"/>
-          <w:sz w:val="22"/>
-        </w:rPr>
         <w:t>Docker</w:t>
       </w:r>
-      <w:proofErr w:type="spellEnd"/>
       <w:r>
         <w:rPr>
           <w:sz w:val="22"/>
@@ -730,21 +687,7 @@
         <w:rPr>
           <w:sz w:val="22"/>
         </w:rPr>
-        <w:t xml:space="preserve">, </w:t>
-      </w:r>
-      <w:proofErr w:type="spellStart"/>
-      <w:r>
-        <w:rPr>
-          <w:sz w:val="22"/>
-        </w:rPr>
-        <w:t>PostgreSQL</w:t>
-      </w:r>
-      <w:proofErr w:type="spellEnd"/>
-      <w:r>
-        <w:rPr>
-          <w:sz w:val="22"/>
-        </w:rPr>
-        <w:t xml:space="preserve">, MySQL, Entity Framework, </w:t>
+        <w:t xml:space="preserve">, PostgreSQL, MySQL, Entity Framework, </w:t>
       </w:r>
       <w:r>
         <w:rPr>
@@ -777,17 +720,8 @@
           <w:rStyle w:val="Strong"/>
           <w:sz w:val="22"/>
         </w:rPr>
-        <w:t xml:space="preserve">Cloud &amp; </w:t>
-      </w:r>
-      <w:proofErr w:type="spellStart"/>
-      <w:r>
-        <w:rPr>
-          <w:rStyle w:val="Strong"/>
-          <w:sz w:val="22"/>
-        </w:rPr>
-        <w:t>DevOps</w:t>
-      </w:r>
-      <w:proofErr w:type="spellEnd"/>
+        <w:t>Cloud &amp; DevOps</w:t>
+      </w:r>
       <w:r>
         <w:rPr>
           <w:sz w:val="22"/>
@@ -818,49 +752,7 @@
         <w:rPr>
           <w:sz w:val="22"/>
         </w:rPr>
-        <w:t xml:space="preserve">, Azure </w:t>
-      </w:r>
-      <w:proofErr w:type="spellStart"/>
-      <w:r>
-        <w:rPr>
-          <w:sz w:val="22"/>
-        </w:rPr>
-        <w:t>DevOps</w:t>
-      </w:r>
-      <w:proofErr w:type="spellEnd"/>
-      <w:r>
-        <w:rPr>
-          <w:sz w:val="22"/>
-        </w:rPr>
-        <w:t xml:space="preserve">, Azure Storage, Azure Service Bus, AWS EC2, AWS S3, AWS RDS, </w:t>
-      </w:r>
-      <w:proofErr w:type="spellStart"/>
-      <w:r>
-        <w:rPr>
-          <w:sz w:val="22"/>
-        </w:rPr>
-        <w:t>Docker</w:t>
-      </w:r>
-      <w:proofErr w:type="spellEnd"/>
-      <w:r>
-        <w:rPr>
-          <w:sz w:val="22"/>
-        </w:rPr>
-        <w:t xml:space="preserve">, CI/CD pipelines, IIS, </w:t>
-      </w:r>
-      <w:proofErr w:type="spellStart"/>
-      <w:r>
-        <w:rPr>
-          <w:sz w:val="22"/>
-        </w:rPr>
-        <w:t>GitHub</w:t>
-      </w:r>
-      <w:proofErr w:type="spellEnd"/>
-      <w:r>
-        <w:rPr>
-          <w:sz w:val="22"/>
-        </w:rPr>
-        <w:t xml:space="preserve"> Actions, release automation, environment configuration</w:t>
+        <w:t>, Azure DevOps, Azure Storage, Azure Service Bus, AWS EC2, AWS S3, AWS RDS, Docker, CI/CD pipelines, IIS, GitHub Actions, release automation, environment configuration</w:t>
       </w:r>
     </w:p>
     <w:p>
@@ -875,34 +767,39 @@
           <w:sz w:val="22"/>
         </w:rPr>
       </w:pPr>
+      <w:r>
+        <w:rPr>
+          <w:rStyle w:val="Strong"/>
+          <w:sz w:val="22"/>
+        </w:rPr>
+        <w:t>Observability, Quality &amp; Security</w:t>
+      </w:r>
+      <w:r>
+        <w:rPr>
+          <w:sz w:val="22"/>
+        </w:rPr>
+        <w:t xml:space="preserve"> — </w:t>
+      </w:r>
       <w:proofErr w:type="spellStart"/>
       <w:r>
         <w:rPr>
-          <w:rStyle w:val="Strong"/>
-          <w:sz w:val="22"/>
-        </w:rPr>
-        <w:t>Observability</w:t>
+          <w:sz w:val="22"/>
+        </w:rPr>
+        <w:t>xUnit</w:t>
       </w:r>
       <w:proofErr w:type="spellEnd"/>
       <w:r>
         <w:rPr>
-          <w:rStyle w:val="Strong"/>
-          <w:sz w:val="22"/>
-        </w:rPr>
-        <w:t>, Quality &amp; Security</w:t>
-      </w:r>
-      <w:r>
-        <w:rPr>
-          <w:sz w:val="22"/>
-        </w:rPr>
-        <w:t xml:space="preserve"> — </w:t>
+          <w:sz w:val="22"/>
+        </w:rPr>
+        <w:t xml:space="preserve">, </w:t>
       </w:r>
       <w:proofErr w:type="spellStart"/>
       <w:r>
         <w:rPr>
           <w:sz w:val="22"/>
         </w:rPr>
-        <w:t>xUnit</w:t>
+        <w:t>NUnit</w:t>
       </w:r>
       <w:proofErr w:type="spellEnd"/>
       <w:r>
@@ -916,57 +813,34 @@
         <w:rPr>
           <w:sz w:val="22"/>
         </w:rPr>
-        <w:t>NUnit</w:t>
+        <w:t>bUnit</w:t>
       </w:r>
       <w:proofErr w:type="spellEnd"/>
       <w:r>
         <w:rPr>
           <w:sz w:val="22"/>
         </w:rPr>
+        <w:t xml:space="preserve">, integration testing, logging, distributed tracing, performance diagnostics, role-based access control, </w:t>
+      </w:r>
+      <w:r>
+        <w:rPr>
+          <w:rStyle w:val="Strong"/>
+          <w:sz w:val="22"/>
+        </w:rPr>
+        <w:t>OAuth2</w:t>
+      </w:r>
+      <w:r>
+        <w:rPr>
+          <w:sz w:val="22"/>
+        </w:rPr>
         <w:t xml:space="preserve">, </w:t>
       </w:r>
-      <w:proofErr w:type="spellStart"/>
-      <w:r>
-        <w:rPr>
-          <w:sz w:val="22"/>
-        </w:rPr>
-        <w:t>bUnit</w:t>
-      </w:r>
-      <w:proofErr w:type="spellEnd"/>
-      <w:r>
-        <w:rPr>
-          <w:sz w:val="22"/>
-        </w:rPr>
-        <w:t xml:space="preserve">, integration testing, logging, distributed tracing, performance diagnostics, role-based access control, </w:t>
-      </w:r>
-      <w:r>
-        <w:rPr>
-          <w:rStyle w:val="Strong"/>
-          <w:sz w:val="22"/>
-        </w:rPr>
-        <w:t>OAuth2</w:t>
-      </w:r>
-      <w:r>
-        <w:rPr>
-          <w:sz w:val="22"/>
-        </w:rPr>
-        <w:t xml:space="preserve">, </w:t>
-      </w:r>
-      <w:proofErr w:type="spellStart"/>
-      <w:r>
-        <w:rPr>
-          <w:rStyle w:val="Strong"/>
-          <w:sz w:val="22"/>
-        </w:rPr>
-        <w:t>OpenID</w:t>
-      </w:r>
-      <w:proofErr w:type="spellEnd"/>
-      <w:r>
-        <w:rPr>
-          <w:rStyle w:val="Strong"/>
-          <w:sz w:val="22"/>
-        </w:rPr>
-        <w:t xml:space="preserve"> Connect</w:t>
+      <w:r>
+        <w:rPr>
+          <w:rStyle w:val="Strong"/>
+          <w:sz w:val="22"/>
+        </w:rPr>
+        <w:t>OpenID Connect</w:t>
       </w:r>
       <w:r>
         <w:rPr>
@@ -1333,21 +1207,12 @@
         </w:rPr>
         <w:t xml:space="preserve">Migrated authentication flows from older cookie-heavy MVC patterns to </w:t>
       </w:r>
-      <w:proofErr w:type="spellStart"/>
-      <w:r>
-        <w:rPr>
-          <w:rStyle w:val="Strong"/>
-          <w:sz w:val="22"/>
-        </w:rPr>
-        <w:t>OpenID</w:t>
-      </w:r>
-      <w:proofErr w:type="spellEnd"/>
-      <w:r>
-        <w:rPr>
-          <w:rStyle w:val="Strong"/>
-          <w:sz w:val="22"/>
-        </w:rPr>
-        <w:t xml:space="preserve"> Connect</w:t>
+      <w:r>
+        <w:rPr>
+          <w:rStyle w:val="Strong"/>
+          <w:sz w:val="22"/>
+        </w:rPr>
+        <w:t>OpenID Connect</w:t>
       </w:r>
       <w:r>
         <w:rPr>
@@ -1576,17 +1441,8 @@
           <w:rStyle w:val="Strong"/>
           <w:sz w:val="22"/>
         </w:rPr>
-        <w:t xml:space="preserve">Azure </w:t>
-      </w:r>
-      <w:proofErr w:type="spellStart"/>
-      <w:r>
-        <w:rPr>
-          <w:rStyle w:val="Strong"/>
-          <w:sz w:val="22"/>
-        </w:rPr>
-        <w:t>DevOps</w:t>
-      </w:r>
-      <w:proofErr w:type="spellEnd"/>
+        <w:t>Azure DevOps</w:t>
+      </w:r>
       <w:r>
         <w:rPr>
           <w:sz w:val="22"/>
@@ -1881,21 +1737,7 @@
         <w:rPr>
           <w:sz w:val="22"/>
         </w:rPr>
-        <w:t xml:space="preserve">Developed </w:t>
-      </w:r>
-      <w:proofErr w:type="spellStart"/>
-      <w:r>
-        <w:rPr>
-          <w:sz w:val="22"/>
-        </w:rPr>
-        <w:t>RESTful</w:t>
-      </w:r>
-      <w:proofErr w:type="spellEnd"/>
-      <w:r>
-        <w:rPr>
-          <w:sz w:val="22"/>
-        </w:rPr>
-        <w:t xml:space="preserve"> service layers and integration endpoints that connected front-end workflows with payment, document, notification, and customer account systems, improving reliability of cross-platform business operations.</w:t>
+        <w:t>Developed RESTful service layers and integration endpoints that connected front-end workflows with payment, document, notification, and customer account systems, improving reliability of cross-platform business operations.</w:t>
       </w:r>
     </w:p>
     <w:p>
@@ -2019,17 +1861,8 @@
           <w:rStyle w:val="Strong"/>
           <w:sz w:val="22"/>
         </w:rPr>
-        <w:t xml:space="preserve">Azure </w:t>
-      </w:r>
-      <w:proofErr w:type="spellStart"/>
-      <w:r>
-        <w:rPr>
-          <w:rStyle w:val="Strong"/>
-          <w:sz w:val="22"/>
-        </w:rPr>
-        <w:t>DevOps</w:t>
-      </w:r>
-      <w:proofErr w:type="spellEnd"/>
+        <w:t>Azure DevOps</w:t>
+      </w:r>
       <w:r>
         <w:rPr>
           <w:sz w:val="22"/>
